--- a/system-tailan.docx
+++ b/system-tailan.docx
@@ -74,7 +74,7 @@
           <w:color w:val="878B8E"/>
           <w:sz w:val="18"/>
         </w:rPr>
-        <w:t>Тайлан үүсгэсэн: 2026-07-17</w:t>
+        <w:t>Тайлан үүсгэсэн: 2026-07-17 · сүүлд шинэчилсэн: 2026-07-25</w:t>
       </w:r>
     </w:p>
     <w:p>
@@ -130,7 +130,7 @@
           <w:color w:val="000000"/>
           <w:sz w:val="21"/>
         </w:rPr>
-        <w:t>Гол үзүүлэлтүүд: 185 үйлчилгээний цэг (API endpoint), 49 өгөгдлийн хүснэгт, 24 дэлгэц, 220 автомат тест. Хөгжүүлэлтийн төлөвлөгөөний 50 ажлын 40 нь (80%) системийн талаас хэрэгжсэн бөгөөд үүнээс 27 ажил Газрын удирдлагын системийн (ГУС) холболт нээгдэхийг хүлээж байна.</w:t>
+        <w:t>Гол үзүүлэлтүүд: 187 үйлчилгээний цэг (API endpoint), 50 өгөгдлийн хүснэгт, 24 дэлгэц, 220 автомат тест. Хөгжүүлэлтийн төлөвлөгөөний 50 ажлын 42 нь (84%) системийн талаас хэрэгжсэн бөгөөд үүнээс 27 ажил Газрын удирдлагын системийн (ГУС) холболт нээгдэхийг хүлээж байна — эдгээрийн 7 нь мок (суулгасан) өгөгдлөөр бүрэн туршигдаж, ГУС нээгдмэгц эх сурвалжийг сольход л бэлэн болсон.</w:t>
       </w:r>
     </w:p>
     <w:p>
@@ -289,6 +289,9 @@
           <w:t>5. API интерфейс — 185 endpoint</w:t>
         </w:r>
       </w:hyperlink>
+      <w:r>
+        <w:t>5. API интерфейс — 187 endpoint</w:t>
+      </w:r>
     </w:p>
     <w:p>
       <w:pPr>
@@ -705,6 +708,9 @@
           <w:t>11.1 Бүрэн хийгдсэн ажлууд (14)</w:t>
         </w:r>
       </w:hyperlink>
+      <w:r>
+        <w:t>11.1 Бүрэн хийгдсэн ажлууд (15)</w:t>
+      </w:r>
     </w:p>
     <w:p>
       <w:pPr>
@@ -753,6 +759,9 @@
           <w:t>11.4 Бусад хүлээгдэж байгаа ажлууд (5)</w:t>
         </w:r>
       </w:hyperlink>
+      <w:r>
+        <w:t>11.4 Бусад хүлээгдэж байгаа ажлууд (4)</w:t>
+      </w:r>
     </w:p>
     <w:p>
       <w:pPr>
@@ -941,6 +950,94 @@
             <w:tcW w:type="dxa" w:w="3456"/>
           </w:tcPr>
           <w:p>
+            <w:r>
+              <w:t>187</w:t>
+            </w:r>
+          </w:p>
+        </w:tc>
+      </w:tr>
+      <w:tr>
+        <w:tc>
+          <w:tcPr>
+            <w:tcW w:type="dxa" w:w="5760"/>
+            <w:shd w:val="clear" w:fill="F5F5F5"/>
+          </w:tcPr>
+          <w:p>
+            <w:r/>
+            <w:r>
+              <w:rPr>
+                <w:b/>
+                <w:color w:val="000000"/>
+                <w:sz w:val="19"/>
+              </w:rPr>
+              <w:t>Өгөгдлийн сангийн хүснэгт (2 сан)</w:t>
+            </w:r>
+          </w:p>
+        </w:tc>
+        <w:tc>
+          <w:tcPr>
+            <w:tcW w:type="dxa" w:w="3456"/>
+            <w:shd w:val="clear" w:fill="F5F5F5"/>
+          </w:tcPr>
+          <w:p>
+            <w:r>
+              <w:t>50</w:t>
+            </w:r>
+          </w:p>
+        </w:tc>
+      </w:tr>
+      <w:tr>
+        <w:tc>
+          <w:tcPr>
+            <w:tcW w:type="dxa" w:w="5760"/>
+          </w:tcPr>
+          <w:p>
+            <w:r/>
+            <w:r>
+              <w:rPr>
+                <w:b/>
+                <w:color w:val="000000"/>
+                <w:sz w:val="19"/>
+              </w:rPr>
+              <w:t>Хувилбарлагдсан migration (бүтцийн өөрчлөлт)</w:t>
+            </w:r>
+          </w:p>
+        </w:tc>
+        <w:tc>
+          <w:tcPr>
+            <w:tcW w:type="dxa" w:w="3456"/>
+          </w:tcPr>
+          <w:p>
+            <w:r>
+              <w:t>59</w:t>
+            </w:r>
+          </w:p>
+        </w:tc>
+      </w:tr>
+      <w:tr>
+        <w:tc>
+          <w:tcPr>
+            <w:tcW w:type="dxa" w:w="5760"/>
+            <w:shd w:val="clear" w:fill="F5F5F5"/>
+          </w:tcPr>
+          <w:p>
+            <w:r/>
+            <w:r>
+              <w:rPr>
+                <w:b/>
+                <w:color w:val="000000"/>
+                <w:sz w:val="19"/>
+              </w:rPr>
+              <w:t>Frontend хуудас (route)</w:t>
+            </w:r>
+          </w:p>
+        </w:tc>
+        <w:tc>
+          <w:tcPr>
+            <w:tcW w:type="dxa" w:w="3456"/>
+            <w:shd w:val="clear" w:fill="F5F5F5"/>
+          </w:tcPr>
+          <w:p>
             <w:pPr>
               <w:jc w:val="center"/>
             </w:pPr>
@@ -950,7 +1047,7 @@
                 <w:color w:val="1A1A1A"/>
                 <w:sz w:val="19"/>
               </w:rPr>
-              <w:t>185</w:t>
+              <w:t>24</w:t>
             </w:r>
           </w:p>
         </w:tc>
@@ -959,7 +1056,6 @@
         <w:tc>
           <w:tcPr>
             <w:tcW w:type="dxa" w:w="5760"/>
-            <w:shd w:val="clear" w:fill="F5F5F5"/>
           </w:tcPr>
           <w:p>
             <w:r/>
@@ -969,136 +1065,17 @@
                 <w:color w:val="000000"/>
                 <w:sz w:val="19"/>
               </w:rPr>
-              <w:t>Өгөгдлийн сангийн хүснэгт (2 сан)</w:t>
+              <w:t>Нийт кодын мөр (Go + TS/TSX)</w:t>
             </w:r>
           </w:p>
         </w:tc>
         <w:tc>
           <w:tcPr>
             <w:tcW w:type="dxa" w:w="3456"/>
-            <w:shd w:val="clear" w:fill="F5F5F5"/>
-          </w:tcPr>
-          <w:p>
-            <w:pPr>
-              <w:jc w:val="center"/>
-            </w:pPr>
-            <w:r/>
-            <w:r>
-              <w:rPr>
-                <w:color w:val="1A1A1A"/>
-                <w:sz w:val="19"/>
-              </w:rPr>
-              <w:t>49</w:t>
-            </w:r>
-          </w:p>
-        </w:tc>
-      </w:tr>
-      <w:tr>
-        <w:tc>
-          <w:tcPr>
-            <w:tcW w:type="dxa" w:w="5760"/>
-          </w:tcPr>
-          <w:p>
-            <w:r/>
-            <w:r>
-              <w:rPr>
-                <w:b/>
-                <w:color w:val="000000"/>
-                <w:sz w:val="19"/>
-              </w:rPr>
-              <w:t>Хувилбарлагдсан migration (бүтцийн өөрчлөлт)</w:t>
-            </w:r>
-          </w:p>
-        </w:tc>
-        <w:tc>
-          <w:tcPr>
-            <w:tcW w:type="dxa" w:w="3456"/>
-          </w:tcPr>
-          <w:p>
-            <w:pPr>
-              <w:jc w:val="center"/>
-            </w:pPr>
-            <w:r/>
-            <w:r>
-              <w:rPr>
-                <w:color w:val="1A1A1A"/>
-                <w:sz w:val="19"/>
-              </w:rPr>
-              <w:t>58</w:t>
-            </w:r>
-          </w:p>
-        </w:tc>
-      </w:tr>
-      <w:tr>
-        <w:tc>
-          <w:tcPr>
-            <w:tcW w:type="dxa" w:w="5760"/>
-            <w:shd w:val="clear" w:fill="F5F5F5"/>
-          </w:tcPr>
-          <w:p>
-            <w:r/>
-            <w:r>
-              <w:rPr>
-                <w:b/>
-                <w:color w:val="000000"/>
-                <w:sz w:val="19"/>
-              </w:rPr>
-              <w:t>Frontend хуудас (route)</w:t>
-            </w:r>
-          </w:p>
-        </w:tc>
-        <w:tc>
-          <w:tcPr>
-            <w:tcW w:type="dxa" w:w="3456"/>
-            <w:shd w:val="clear" w:fill="F5F5F5"/>
-          </w:tcPr>
-          <w:p>
-            <w:pPr>
-              <w:jc w:val="center"/>
-            </w:pPr>
-            <w:r/>
-            <w:r>
-              <w:rPr>
-                <w:color w:val="1A1A1A"/>
-                <w:sz w:val="19"/>
-              </w:rPr>
-              <w:t>24</w:t>
-            </w:r>
-          </w:p>
-        </w:tc>
-      </w:tr>
-      <w:tr>
-        <w:tc>
-          <w:tcPr>
-            <w:tcW w:type="dxa" w:w="5760"/>
-          </w:tcPr>
-          <w:p>
-            <w:r/>
-            <w:r>
-              <w:rPr>
-                <w:b/>
-                <w:color w:val="000000"/>
-                <w:sz w:val="19"/>
-              </w:rPr>
-              <w:t>Нийт кодын мөр (Go + TS/TSX)</w:t>
-            </w:r>
-          </w:p>
-        </w:tc>
-        <w:tc>
-          <w:tcPr>
-            <w:tcW w:type="dxa" w:w="3456"/>
-          </w:tcPr>
-          <w:p>
-            <w:pPr>
-              <w:jc w:val="center"/>
-            </w:pPr>
-            <w:r/>
-            <w:r>
-              <w:rPr>
-                <w:color w:val="1A1A1A"/>
-                <w:sz w:val="19"/>
-              </w:rPr>
-              <w:t>~55,400</w:t>
+          </w:tcPr>
+          <w:p>
+            <w:r>
+              <w:t>~59,500</w:t>
             </w:r>
           </w:p>
         </w:tc>
@@ -1539,7 +1516,7 @@
           <w:color w:val="1A1A1A"/>
           <w:sz w:val="20"/>
         </w:rPr>
-        <w:t>Кодын хэмжээ: Backend (Go) — 29,586 мөр; Frontend (TS/TSX) — 25,850+ мөр.</w:t>
+        <w:t>Кодын хэмжээ: Backend (Go) — 30,529 мөр; Frontend (TS/TSX) — 28,978 мөр.</w:t>
       </w:r>
     </w:p>
     <w:tbl>
@@ -4038,7 +4015,7 @@
         <w:pStyle w:val="Heading1"/>
       </w:pPr>
       <w:r>
-        <w:t>5. API интерфейс — 185 endpoint</w:t>
+        <w:t>5. API интерфейс — 187 endpoint</w:t>
       </w:r>
       <w:bookmarkEnd w:id="109"/>
     </w:p>
@@ -4055,7 +4032,7 @@
           <w:color w:val="000000"/>
           <w:sz w:val="24"/>
         </w:rPr>
-        <w:t>Backend нь /api/v1 суурьтай 185 REST endpoint (програмуудын хооронд мэдээлэл солилцох үйлчилгээний цэг) үзүүлдэг, бүгд Swagger-ээр баримтжсан.</w:t>
+        <w:t>Backend нь /api/v1 суурьтай 187 REST endpoint (програмуудын хооронд мэдээлэл солилцох үйлчилгээний цэг) үзүүлдэг, бүгд Swagger-ээр баримтжсан.</w:t>
       </w:r>
     </w:p>
     <w:tbl>
@@ -4265,6 +4242,29 @@
             <w:tcW w:type="dxa" w:w="6048"/>
           </w:tcPr>
           <w:p>
+            <w:r>
+              <w:t>Бусад (dashboard, олговор, тайлан, тайлангийн нэгтгэсэн статистик…)</w:t>
+            </w:r>
+          </w:p>
+        </w:tc>
+        <w:tc>
+          <w:tcPr>
+            <w:tcW w:type="dxa" w:w="2016"/>
+          </w:tcPr>
+          <w:p>
+            <w:r>
+              <w:t>12</w:t>
+            </w:r>
+          </w:p>
+        </w:tc>
+      </w:tr>
+      <w:tr>
+        <w:tc>
+          <w:tcPr>
+            <w:tcW w:type="dxa" w:w="6048"/>
+            <w:shd w:val="clear" w:fill="F5F5F5"/>
+          </w:tcPr>
+          <w:p>
             <w:r/>
             <w:r>
               <w:rPr>
@@ -4272,13 +4272,14 @@
                 <w:color w:val="000000"/>
                 <w:sz w:val="19"/>
               </w:rPr>
-              <w:t>Бусад (dashboard, олговор, тайлан…)</w:t>
+              <w:t>Нэвтрэлт /auth (rate limit 30/мин)</w:t>
             </w:r>
           </w:p>
         </w:tc>
         <w:tc>
           <w:tcPr>
             <w:tcW w:type="dxa" w:w="2016"/>
+            <w:shd w:val="clear" w:fill="F5F5F5"/>
           </w:tcPr>
           <w:p>
             <w:pPr>
@@ -4290,7 +4291,7 @@
                 <w:color w:val="1A1A1A"/>
                 <w:sz w:val="19"/>
               </w:rPr>
-              <w:t>11</w:t>
+              <w:t>6</w:t>
             </w:r>
           </w:p>
         </w:tc>
@@ -4299,7 +4300,6 @@
         <w:tc>
           <w:tcPr>
             <w:tcW w:type="dxa" w:w="6048"/>
-            <w:shd w:val="clear" w:fill="F5F5F5"/>
           </w:tcPr>
           <w:p>
             <w:r/>
@@ -4309,14 +4309,13 @@
                 <w:color w:val="000000"/>
                 <w:sz w:val="19"/>
               </w:rPr>
-              <w:t>Нэвтрэлт /auth (rate limit 30/мин)</w:t>
+              <w:t>Нэгж талбар (global)</w:t>
             </w:r>
           </w:p>
         </w:tc>
         <w:tc>
           <w:tcPr>
             <w:tcW w:type="dxa" w:w="2016"/>
-            <w:shd w:val="clear" w:fill="F5F5F5"/>
           </w:tcPr>
           <w:p>
             <w:pPr>
@@ -4337,6 +4336,7 @@
         <w:tc>
           <w:tcPr>
             <w:tcW w:type="dxa" w:w="6048"/>
+            <w:shd w:val="clear" w:fill="F5F5F5"/>
           </w:tcPr>
           <w:p>
             <w:r/>
@@ -4346,13 +4346,14 @@
                 <w:color w:val="000000"/>
                 <w:sz w:val="19"/>
               </w:rPr>
-              <w:t>Нэгж талбар (global)</w:t>
+              <w:t>Мэдэгдэл /notifications</w:t>
             </w:r>
           </w:p>
         </w:tc>
         <w:tc>
           <w:tcPr>
             <w:tcW w:type="dxa" w:w="2016"/>
+            <w:shd w:val="clear" w:fill="F5F5F5"/>
           </w:tcPr>
           <w:p>
             <w:pPr>
@@ -4364,7 +4365,7 @@
                 <w:color w:val="1A1A1A"/>
                 <w:sz w:val="19"/>
               </w:rPr>
-              <w:t>6</w:t>
+              <w:t>5</w:t>
             </w:r>
           </w:p>
         </w:tc>
@@ -4373,72 +4374,20 @@
         <w:tc>
           <w:tcPr>
             <w:tcW w:type="dxa" w:w="6048"/>
-            <w:shd w:val="clear" w:fill="F5F5F5"/>
-          </w:tcPr>
-          <w:p>
-            <w:r/>
-            <w:r>
-              <w:rPr>
-                <w:b/>
-                <w:color w:val="000000"/>
-                <w:sz w:val="19"/>
-              </w:rPr>
-              <w:t>Мэдэгдэл /notifications</w:t>
+          </w:tcPr>
+          <w:p>
+            <w:r>
+              <w:t>Аудит лог + гадаад системрүү илгээсэн хүсэлтийн бүртгэл (/audit-logs, /client-requests)</w:t>
             </w:r>
           </w:p>
         </w:tc>
         <w:tc>
           <w:tcPr>
             <w:tcW w:type="dxa" w:w="2016"/>
-            <w:shd w:val="clear" w:fill="F5F5F5"/>
-          </w:tcPr>
-          <w:p>
-            <w:pPr>
-              <w:jc w:val="center"/>
-            </w:pPr>
-            <w:r/>
-            <w:r>
-              <w:rPr>
-                <w:color w:val="1A1A1A"/>
-                <w:sz w:val="19"/>
-              </w:rPr>
-              <w:t>5</w:t>
-            </w:r>
-          </w:p>
-        </w:tc>
-      </w:tr>
-      <w:tr>
-        <w:tc>
-          <w:tcPr>
-            <w:tcW w:type="dxa" w:w="6048"/>
-          </w:tcPr>
-          <w:p>
-            <w:r/>
-            <w:r>
-              <w:rPr>
-                <w:b/>
-                <w:color w:val="000000"/>
-                <w:sz w:val="19"/>
-              </w:rPr>
-              <w:t>Аудит лог /audit-logs</w:t>
-            </w:r>
-          </w:p>
-        </w:tc>
-        <w:tc>
-          <w:tcPr>
-            <w:tcW w:type="dxa" w:w="2016"/>
-          </w:tcPr>
-          <w:p>
-            <w:pPr>
-              <w:jc w:val="center"/>
-            </w:pPr>
-            <w:r/>
-            <w:r>
-              <w:rPr>
-                <w:color w:val="1A1A1A"/>
-                <w:sz w:val="19"/>
-              </w:rPr>
-              <w:t>1</w:t>
+          </w:tcPr>
+          <w:p>
+            <w:r>
+              <w:t>2</w:t>
             </w:r>
           </w:p>
         </w:tc>
@@ -12086,6 +12035,45 @@
           <w:color w:val="000000"/>
           <w:sz w:val="22"/>
         </w:rPr>
+        <w:t>Статистикийн картууд — Хяналтын самбартай адил загварын KPI карт (нийт чөлөөлөлт, нэгж талбар, нийт талбай, нөхөх олговрын дүн), он ба төлөвөөр задалсан баганан график — идэвхтэй шүүлтийн БҮХ (хуудаслаагүй) үр дүнгээр тооцогдоно</w:t>
+      </w:r>
+      <w:r>
+        <w:rPr>
+          <w:color w:val="1A1A1A"/>
+          <w:sz w:val="22"/>
+        </w:rPr>
+      </w:r>
+    </w:p>
+    <w:p>
+      <w:pPr>
+        <w:spacing w:after="60"/>
+      </w:pPr>
+      <w:r>
+        <w:rPr>
+          <w:b/>
+          <w:color w:val="000000"/>
+          <w:sz w:val="22"/>
+        </w:rPr>
+        <w:t>Гүйцэтгэлийн засвар — статистикийг өмнө нь хуудаслагдсан жагсаалтын бүх хуудсыг дараалан татаж клиент талд нэгтгэдэг байсан нь /report/download-ыг 10 гаруй удаа давхар дуудуулж байв; үүнийг сервер талд нэг дуудлагаар нэгтгэдэг шинэ GET /report/summary endpoint болгож зассан</w:t>
+      </w:r>
+      <w:r>
+        <w:rPr>
+          <w:color w:val="1A1A1A"/>
+          <w:sz w:val="22"/>
+        </w:rPr>
+      </w:r>
+    </w:p>
+    <w:p>
+      <w:pPr>
+        <w:pStyle w:val="ListBullet"/>
+        <w:spacing w:after="60"/>
+      </w:pPr>
+      <w:r>
+        <w:rPr>
+          <w:b/>
+          <w:color w:val="000000"/>
+          <w:sz w:val="22"/>
+        </w:rPr>
         <w:t>Excel экспорт</w:t>
       </w:r>
       <w:r>
@@ -13827,14 +13815,13 @@
           <w:color w:val="000000"/>
           <w:sz w:val="22"/>
         </w:rPr>
-        <w:t>Хандалт</w:t>
+        <w:t>Хандалт — GET /audit-logs — audit:read зөвшөөрөлтэй (одоогоор зөвхөн админ); actor, action, resource, огнооны мужаар шүүж хуудаслан харна. Frontend-д «Аудит лог» жагсаалтын дэлгэц (/audit_logs) нэмэгдсэн</w:t>
       </w:r>
       <w:r>
         <w:rPr>
           <w:color w:val="1A1A1A"/>
           <w:sz w:val="22"/>
         </w:rPr>
-        <w:t xml:space="preserve"> — GET /audit-logs — audit:read зөвшөөрөлтэй (одоогоор зөвхөн админ); actor, action, resource, огнооны мужаар шүүж хуудаслан харна</w:t>
       </w:r>
     </w:p>
     <w:p>
@@ -13848,14 +13835,13 @@
           <w:color w:val="000000"/>
           <w:sz w:val="22"/>
         </w:rPr>
-        <w:t>Нэмэгдэх боломж</w:t>
+        <w:t>Гадаад системийн дуудлагын лог — Ижил зарчмаар backend-ээс бусад (гадаад) системрүү илгээсэн HTTP дуудлага бүрийг бүртгэдэг client_request хүснэгт, GET /client-requests endpoint нэмэгдсэн (5-р бүлэгт дэлгэрэнгүй). Одоогоор идэвхтэй дуудлага хийгдэхгүй байгаа ч ГУС-ийн API нээгдэхэд шинэ интеграцийн код заавал үүгээр дамжихаар бэлдэгдсэн</w:t>
       </w:r>
       <w:r>
         <w:rPr>
           <w:color w:val="1A1A1A"/>
           <w:sz w:val="22"/>
         </w:rPr>
-        <w:t xml:space="preserve"> — Аудит логийн жагсаалтын дэлгэц frontend-д одоогоор байхгүй — админы UI нэмэх боломжтой</w:t>
       </w:r>
     </w:p>
     <w:tbl>
@@ -14929,7 +14915,7 @@
           <w:color w:val="000000"/>
           <w:sz w:val="24"/>
         </w:rPr>
-        <w:t>Идэвхтэй хөгжүүлэлт 2026.06.15–07.12-нд явагдаж, хоёр repo-д нийт 177 commit бүртгэгдсэн (frontend 116, backend 61). Мөн хугацаанд 55 migration-аар schema шат дараатай хөгжсөн.</w:t>
+        <w:t>Идэвхтэй хөгжүүлэлт 2026.06.15–07.25-нд явагдаж, хоёр repo-д нийт 194 commit бүртгэгдсэн (frontend 127, backend 67). Мөн хугацаанд 56 migration-аар schema шат дараатай хөгжсөн. 07.13–07.25 хооронд нэмэгдсэн: бүтэцлэгдсэн лог/алдааны хяналт, гэрээ цахимаар хэвлэх урсгал, тайлангийн статистик + гүйцэтгэлийн засвар, 3D газрын зургийн дүрслэл.</w:t>
       </w:r>
     </w:p>
     <w:p>
@@ -15065,13 +15051,8 @@
             <w:tcW w:type="dxa" w:w="3168"/>
           </w:tcPr>
           <w:p>
-            <w:r/>
-            <w:r>
-              <w:rPr>
-                <w:color w:val="1A1A1A"/>
-                <w:sz w:val="18"/>
-              </w:rPr>
-              <w:t>4 долоо хоногт бүрэн ажиллагаатай систем — 177 commit, 55 migration</w:t>
+            <w:r>
+              <w:t>6 долоо хоногт бүрэн ажиллагаатай систем — 194 commit, 56 migration</w:t>
             </w:r>
           </w:p>
         </w:tc>
@@ -15306,6 +15287,45 @@
             <w:shd w:val="clear" w:fill="F5F5F5"/>
           </w:tcPr>
           <w:p>
+            <w:r>
+              <w:t>15</w:t>
+            </w:r>
+          </w:p>
+        </w:tc>
+        <w:tc>
+          <w:tcPr>
+            <w:tcW w:type="dxa" w:w="1728"/>
+            <w:shd w:val="clear" w:fill="F5F5F5"/>
+          </w:tcPr>
+          <w:p>
+            <w:r>
+              <w:t>30%</w:t>
+            </w:r>
+          </w:p>
+        </w:tc>
+      </w:tr>
+      <w:tr>
+        <w:tc>
+          <w:tcPr>
+            <w:tcW w:type="dxa" w:w="5184"/>
+          </w:tcPr>
+          <w:p>
+            <w:r/>
+            <w:r>
+              <w:rPr>
+                <w:b/>
+                <w:color w:val="000000"/>
+                <w:sz w:val="19"/>
+              </w:rPr>
+              <w:t>Хийгдсэн — ГУС интеграци хүлээгдэж буй</w:t>
+            </w:r>
+          </w:p>
+        </w:tc>
+        <w:tc>
+          <w:tcPr>
+            <w:tcW w:type="dxa" w:w="1728"/>
+          </w:tcPr>
+          <w:p>
             <w:pPr>
               <w:jc w:val="center"/>
             </w:pPr>
@@ -15315,14 +15335,13 @@
                 <w:color w:val="1A1A1A"/>
                 <w:sz w:val="19"/>
               </w:rPr>
-              <w:t>14</w:t>
+              <w:t>27</w:t>
             </w:r>
           </w:p>
         </w:tc>
         <w:tc>
           <w:tcPr>
             <w:tcW w:type="dxa" w:w="1728"/>
-            <w:shd w:val="clear" w:fill="F5F5F5"/>
           </w:tcPr>
           <w:p>
             <w:pPr>
@@ -15334,7 +15353,7 @@
                 <w:color w:val="1A1A1A"/>
                 <w:sz w:val="19"/>
               </w:rPr>
-              <w:t>28%</w:t>
+              <w:t>54%</w:t>
             </w:r>
           </w:p>
         </w:tc>
@@ -15343,6 +15362,7 @@
         <w:tc>
           <w:tcPr>
             <w:tcW w:type="dxa" w:w="5184"/>
+            <w:shd w:val="clear" w:fill="F5F5F5"/>
           </w:tcPr>
           <w:p>
             <w:r/>
@@ -15352,13 +15372,14 @@
                 <w:color w:val="000000"/>
                 <w:sz w:val="19"/>
               </w:rPr>
-              <w:t>Хийгдсэн — ГУС интеграци хүлээгдэж буй</w:t>
+              <w:t>ГУС-аас хамааралтай хүлээгдэж (дараа хийгдэх боломжтой)</w:t>
             </w:r>
           </w:p>
         </w:tc>
         <w:tc>
           <w:tcPr>
             <w:tcW w:type="dxa" w:w="1728"/>
+            <w:shd w:val="clear" w:fill="F5F5F5"/>
           </w:tcPr>
           <w:p>
             <w:pPr>
@@ -15370,13 +15391,14 @@
                 <w:color w:val="1A1A1A"/>
                 <w:sz w:val="19"/>
               </w:rPr>
-              <w:t>27</w:t>
+              <w:t>4</w:t>
             </w:r>
           </w:p>
         </w:tc>
         <w:tc>
           <w:tcPr>
             <w:tcW w:type="dxa" w:w="1728"/>
+            <w:shd w:val="clear" w:fill="F5F5F5"/>
           </w:tcPr>
           <w:p>
             <w:pPr>
@@ -15388,7 +15410,7 @@
                 <w:color w:val="1A1A1A"/>
                 <w:sz w:val="19"/>
               </w:rPr>
-              <w:t>54%</w:t>
+              <w:t>8%</w:t>
             </w:r>
           </w:p>
         </w:tc>
@@ -15397,7 +15419,6 @@
         <w:tc>
           <w:tcPr>
             <w:tcW w:type="dxa" w:w="5184"/>
-            <w:shd w:val="clear" w:fill="F5F5F5"/>
           </w:tcPr>
           <w:p>
             <w:r/>
@@ -15407,25 +15428,16 @@
                 <w:color w:val="000000"/>
                 <w:sz w:val="19"/>
               </w:rPr>
-              <w:t>ГУС-аас хамааралтай хүлээгдэж (дараа хийгдэх боломжтой)</w:t>
+              <w:t>Бусад хүлээгдэж байгаа</w:t>
             </w:r>
           </w:p>
         </w:tc>
         <w:tc>
           <w:tcPr>
             <w:tcW w:type="dxa" w:w="1728"/>
-            <w:shd w:val="clear" w:fill="F5F5F5"/>
-          </w:tcPr>
-          <w:p>
-            <w:pPr>
-              <w:jc w:val="center"/>
-            </w:pPr>
-            <w:r/>
-            <w:r>
-              <w:rPr>
-                <w:color w:val="1A1A1A"/>
-                <w:sz w:val="19"/>
-              </w:rPr>
+          </w:tcPr>
+          <w:p>
+            <w:r>
               <w:t>4</w:t>
             </w:r>
           </w:p>
@@ -15433,73 +15445,10 @@
         <w:tc>
           <w:tcPr>
             <w:tcW w:type="dxa" w:w="1728"/>
-            <w:shd w:val="clear" w:fill="F5F5F5"/>
-          </w:tcPr>
-          <w:p>
-            <w:pPr>
-              <w:jc w:val="center"/>
-            </w:pPr>
-            <w:r/>
-            <w:r>
-              <w:rPr>
-                <w:color w:val="1A1A1A"/>
-                <w:sz w:val="19"/>
-              </w:rPr>
+          </w:tcPr>
+          <w:p>
+            <w:r>
               <w:t>8%</w:t>
-            </w:r>
-          </w:p>
-        </w:tc>
-      </w:tr>
-      <w:tr>
-        <w:tc>
-          <w:tcPr>
-            <w:tcW w:type="dxa" w:w="5184"/>
-          </w:tcPr>
-          <w:p>
-            <w:r/>
-            <w:r>
-              <w:rPr>
-                <w:b/>
-                <w:color w:val="000000"/>
-                <w:sz w:val="19"/>
-              </w:rPr>
-              <w:t>Бусад хүлээгдэж байгаа</w:t>
-            </w:r>
-          </w:p>
-        </w:tc>
-        <w:tc>
-          <w:tcPr>
-            <w:tcW w:type="dxa" w:w="1728"/>
-          </w:tcPr>
-          <w:p>
-            <w:pPr>
-              <w:jc w:val="center"/>
-            </w:pPr>
-            <w:r/>
-            <w:r>
-              <w:rPr>
-                <w:color w:val="1A1A1A"/>
-                <w:sz w:val="19"/>
-              </w:rPr>
-              <w:t>5</w:t>
-            </w:r>
-          </w:p>
-        </w:tc>
-        <w:tc>
-          <w:tcPr>
-            <w:tcW w:type="dxa" w:w="1728"/>
-          </w:tcPr>
-          <w:p>
-            <w:pPr>
-              <w:jc w:val="center"/>
-            </w:pPr>
-            <w:r/>
-            <w:r>
-              <w:rPr>
-                <w:color w:val="1A1A1A"/>
-                <w:sz w:val="19"/>
-              </w:rPr>
-              <w:t>10%</w:t>
             </w:r>
           </w:p>
         </w:tc>
@@ -15574,7 +15523,7 @@
           <w:color w:val="000000"/>
           <w:sz w:val="22"/>
         </w:rPr>
-        <w:t>Системийн талаас хэрэгжсэн: 41/50 ажил (82%).</w:t>
+        <w:t>Системийн талаас хэрэгжсэн: 42/50 ажил (84%).</w:t>
       </w:r>
     </w:p>
     <w:p>
@@ -15583,7 +15532,7 @@
         <w:pStyle w:val="Heading2"/>
       </w:pPr>
       <w:r>
-        <w:t>11.1 Бүрэн хийгдсэн ажлууд (14)</w:t>
+        <w:t>11.1 Бүрэн хийгдсэн ажлууд (15)</w:t>
       </w:r>
       <w:bookmarkEnd w:id="135"/>
     </w:p>
@@ -15728,6 +15677,19 @@
           <w:sz w:val="22"/>
         </w:rPr>
         <w:t>Газар чөлөөлсөн тухай акт үйлдэх — хэвлэх загварын (Эх хэвлэл) системээр хэрэгжсэн (2.4.4.4)</w:t>
+      </w:r>
+    </w:p>
+    <w:p>
+      <w:pPr>
+        <w:pStyle w:val="ListBullet"/>
+        <w:spacing w:after="60"/>
+      </w:pPr>
+      <w:r>
+        <w:rPr>
+          <w:color w:val="1A1A1A"/>
+          <w:sz w:val="22"/>
+        </w:rPr>
+        <w:t>Газар чөлөөлөх гэрээг цахим системээр хэвлэх — DOCX загвар (acquisition_contract), автомат бөглөлт, тоог үсгээр бичих туслах номын сантайгаар хэрэгжсэн (2.4.4.2)</w:t>
       </w:r>
     </w:p>
     <w:p>
@@ -17159,6 +17121,74 @@
       </w:tr>
     </w:tbl>
     <w:p>
+      <w:pPr/>
+      <w:r>
+        <w:t>Дэвшил — мок (суулгасан) өгөгдлөөр бүрэн туршигдсан 7 ажил. Дээрх 27 ажлын дотроос доорх 7-ын техникийн урсгал бодит ГУС холболтгүйгээр, backend-д суулгасан (seeded) төлөвлөгөө/талбарын өгөгдлөөр эцсээс нь эцэс хүртэл ажиллаж байгааг баталгаажуулав — ГУС нээгдэхэд зөвхөн өгөгдлийн эх сурвалжийг (seed → ГУС API) сольход хангалттай, шинэ хөгжүүлэлт шаардахгүй:</w:t>
+      </w:r>
+    </w:p>
+    <w:p>
+      <w:pPr>
+        <w:pStyle w:val="ListBullet"/>
+      </w:pPr>
+      <w:r>
+        <w:t>Үнэлгээний байгууллагын бүртгэл (2.3.4) — professional_org ролиор суулгасан хэрэглэгчийн жагсаалт байгууллагын бүртгэлийн оронд ашиглагдаж байна (лицензийн хугацааны баталгаажуулалтгүй)</w:t>
+      </w:r>
+    </w:p>
+    <w:p>
+      <w:pPr>
+        <w:pStyle w:val="ListBullet"/>
+      </w:pPr>
+      <w:r>
+        <w:t>Гэр хорооллын чөлөөлөлт (2.2.1.1) — суулгасан нэг төлөвлөгөө (жишээ: «PLAN-2024-001») болон түүний source_parcel-уудаас чөлөөлөлт автоматаар үүсдэг бодит урсгал ажиллаж байна</w:t>
+      </w:r>
+    </w:p>
+    <w:p>
+      <w:pPr>
+        <w:pStyle w:val="ListBullet"/>
+      </w:pPr>
+      <w:r>
+        <w:t>Авто зам, шугам сүлжээ (2.2.1.2) — дээрхтэй ижил механизм, ангилал ялгаагүй</w:t>
+      </w:r>
+    </w:p>
+    <w:p>
+      <w:pPr>
+        <w:pStyle w:val="ListBullet"/>
+      </w:pPr>
+      <w:r>
+        <w:t>Нийгмийн дэд бүтэц (2.2.1.3) — мөн адил механизм</w:t>
+      </w:r>
+    </w:p>
+    <w:p>
+      <w:pPr>
+        <w:pStyle w:val="ListBullet"/>
+      </w:pPr>
+      <w:r>
+        <w:t>Зөрчлийн давхарга үүсгэх (2.4.1.1) — PostGIS-ийн бодит ST_Intersection тооцоолол суулгасан төлөвлөгөөний хилтэй харьцуулж зөрчил илрүүлдэг</w:t>
+      </w:r>
+    </w:p>
+    <w:p>
+      <w:pPr>
+        <w:pStyle w:val="ListBullet"/>
+      </w:pPr>
+      <w:r>
+        <w:t>Зөрчлийг системд холбох (2.4.1.2) — тооцооллын үр дүн нэгж талбарын мэдээлэлтэй холбогдож харагдана</w:t>
+      </w:r>
+    </w:p>
+    <w:p>
+      <w:pPr>
+        <w:pStyle w:val="ListBullet"/>
+      </w:pPr>
+      <w:r>
+        <w:t>Давхцал шалгах (2.9.1) — land.Create/ValidateOverlap функц бодит PostGIS геометрийн давхцлыг суулгасан өгөгдөлтэй тулгаж шалгадаг</w:t>
+      </w:r>
+    </w:p>
+    <w:p>
+      <w:pPr/>
+      <w:r>
+        <w:t>Захирамжийн төсөл бэлтгэх (2.4.4.3) — хэсэгчлэн: талбар, эзэмшигч, батлагдсан олговрын дүнг захирамжийн төслийн Excel загварт автоматаар бөглөх хэсэг бүрэн ажилладаг болсон (7-р бүлэг, «Эх хэвлэл»); зөвхөн ГУС-ийн албан ёсны захирамжийн бүртгэлтэй уялдуулах синхрончлол үлдсэн тул энэ ажлыг «27 ГУС хүлээгдэж буй»-д тооцсоор байна.</w:t>
+      </w:r>
+    </w:p>
+    <w:p>
       <w:pPr>
         <w:spacing w:after="40"/>
       </w:pPr>
@@ -17247,7 +17277,7 @@
         <w:pStyle w:val="Heading2"/>
       </w:pPr>
       <w:r>
-        <w:t>11.4 Бусад хүлээгдэж байгаа ажлууд (5)</w:t>
+        <w:t>11.4 Бусад хүлээгдэж байгаа ажлууд (4)</w:t>
       </w:r>
       <w:bookmarkEnd w:id="138"/>
     </w:p>
@@ -17275,19 +17305,6 @@
           <w:sz w:val="22"/>
         </w:rPr>
         <w:t>Тооцооллын журам, аргачлал, стандарт, үнийн мэдээний бүртгэл (2.4.3.2)</w:t>
-      </w:r>
-    </w:p>
-    <w:p>
-      <w:pPr>
-        <w:pStyle w:val="ListBullet"/>
-        <w:spacing w:after="60"/>
-      </w:pPr>
-      <w:r>
-        <w:rPr>
-          <w:color w:val="1A1A1A"/>
-          <w:sz w:val="22"/>
-        </w:rPr>
-        <w:t>Газар чөлөөлөх гэрээг цахим системээр хэвлэх (2.4.4.2)</w:t>
       </w:r>
     </w:p>
     <w:p>
@@ -17431,6 +17448,126 @@
         <w:t xml:space="preserve"> — төлөв өөрчлөгдөх бүрд холбогдох хэрэглэгчдэд SSE-ээр шууд мэдэгддэг (7.12)</w:t>
       </w:r>
     </w:p>
+    <w:p>
+      <w:pPr>
+        <w:pStyle w:val="ListBullet"/>
+        <w:spacing w:after="60"/>
+      </w:pPr>
+      <w:r>
+        <w:rPr>
+          <w:b/>
+          <w:color w:val="000000"/>
+          <w:sz w:val="22"/>
+        </w:rPr>
+        <w:t>3D газрын зургийн дүрслэл — Чөлөөлөлтийн «Байршил» таб болон хяналтын самбарын газрын зурагт CesiumJS дээр суурилсан 2D/3D сонголт нэмэгдсэн; одоо байгаа GeoServer давхаргууд (статус, хил, төлөвлөгөө) 3D дэлхийн бөмбөрцөг дээр давхарлагдан харагдана, бодит терраны өндөрлөгтэй</w:t>
+      </w:r>
+      <w:r>
+        <w:rPr>
+          <w:color w:val="1A1A1A"/>
+          <w:sz w:val="22"/>
+        </w:rPr>
+      </w:r>
+    </w:p>
+    <w:p>
+      <w:pPr>
+        <w:pStyle w:val="ListBullet"/>
+        <w:spacing w:after="60"/>
+      </w:pPr>
+      <w:r>
+        <w:rPr>
+          <w:b/>
+          <w:color w:val="000000"/>
+          <w:sz w:val="22"/>
+        </w:rPr>
+        <w:t>Газрын зургийг дэлгэц дүүрэн (fullscreen) харах — систем даяар бүх газрын зураг харагддаг хэсэгт нэгдсэн товч нэмэгдсэн</w:t>
+      </w:r>
+      <w:r>
+        <w:rPr>
+          <w:color w:val="1A1A1A"/>
+          <w:sz w:val="22"/>
+        </w:rPr>
+      </w:r>
+    </w:p>
+    <w:p>
+      <w:pPr>
+        <w:pStyle w:val="ListBullet"/>
+        <w:spacing w:after="60"/>
+      </w:pPr>
+      <w:r>
+        <w:rPr>
+          <w:b/>
+          <w:color w:val="000000"/>
+          <w:sz w:val="22"/>
+        </w:rPr>
+        <w:t>Дашбоардын хайлт, шүүлтүүрийн responsive дизайн — толгой хэсгийн хайлт, шүүлтүүрийн самбар утас, таблет, зөөврийн компьютерийн дэлгэцэд зохицсон</w:t>
+      </w:r>
+      <w:r>
+        <w:rPr>
+          <w:color w:val="1A1A1A"/>
+          <w:sz w:val="22"/>
+        </w:rPr>
+      </w:r>
+    </w:p>
+    <w:p>
+      <w:pPr>
+        <w:pStyle w:val="ListBullet"/>
+        <w:spacing w:after="60"/>
+      </w:pPr>
+      <w:r>
+        <w:rPr>
+          <w:b/>
+          <w:color w:val="000000"/>
+          <w:sz w:val="22"/>
+        </w:rPr>
+        <w:t>Тайлангийн жагсаалтын статистикийн карт + гүйцэтгэлийн засвар — «Тайлан» хуудсанд хяналтын самбартай адил KPI картууд нэмэгдэж, тэдгээрийг тооцох давхар (10 гаруй) API дуудлагыг нэг /report/summary дуудлага болгож зассан</w:t>
+      </w:r>
+      <w:r>
+        <w:rPr>
+          <w:color w:val="1A1A1A"/>
+          <w:sz w:val="22"/>
+        </w:rPr>
+      </w:r>
+    </w:p>
+    <w:p>
+      <w:pPr>
+        <w:pStyle w:val="ListBullet"/>
+        <w:spacing w:after="60"/>
+      </w:pPr>
+      <w:r>
+        <w:rPr>
+          <w:b/>
+          <w:color w:val="000000"/>
+          <w:sz w:val="22"/>
+        </w:rPr>
+        <w:t>Бүтэцлэгдсэн лог, алдааны хяналт — Frontend-д уншигдаагүй алдаа/алдааны хуудас (error.tsx, global-error.tsx), клиентийн лог сервер рүү дамжуулах суваг нэмэгдэж; backend Loki/Grafana/Promtail стектэй холбогдсон</w:t>
+      </w:r>
+      <w:r>
+        <w:rPr>
+          <w:color w:val="1A1A1A"/>
+          <w:sz w:val="22"/>
+        </w:rPr>
+      </w:r>
+    </w:p>
+    <w:p>
+      <w:pPr>
+        <w:pStyle w:val="ListBullet"/>
+        <w:spacing w:after="60"/>
+      </w:pPr>
+      <w:r>
+        <w:rPr>
+          <w:b/>
+          <w:color w:val="000000"/>
+          <w:sz w:val="22"/>
+        </w:rPr>
+        <w:t>Гадаад системд холбогдох бэлтгэл дэд бүтэц — httpclient + client_request аудит (5-р бүлэг) — ГУС холбогдоход шууд ашиглах бэлэн</w:t>
+      </w:r>
+      <w:r>
+        <w:rPr>
+          <w:color w:val="1A1A1A"/>
+          <w:sz w:val="22"/>
+        </w:rPr>
+      </w:r>
+    </w:p>
     <w:tbl>
       <w:tblPr>
         <w:tblStyle w:val="TableGrid"/>
@@ -17511,13 +17648,8 @@
             <w:tcW w:type="dxa" w:w="3168"/>
           </w:tcPr>
           <w:p>
-            <w:r/>
-            <w:r>
-              <w:rPr>
-                <w:color w:val="1A1A1A"/>
-                <w:sz w:val="18"/>
-              </w:rPr>
-              <w:t>50 ажлын 41 нь (82%) системийн талаас хэрэгжсэн; төлөвлөгөөнөөс гадуур 5 томоохон боломж нэмэгдсэн (аудит лог нь 2.4.4.6, акт нь 2.4.4.4-ийн хэрэгжилт)</w:t>
+            <w:r>
+              <w:t>50 ажлын 42 нь (84%) системийн талаас хэрэгжсэн; төлөвлөгөөнөөс гадуур 8 томоохон боломж нэмэгдсэн (аудит лог 2.4.4.6, акт 2.4.4.4, гэрээ хэвлэх 2.4.4.2-ийн хэрэгжилт дээрээс нэмэлт)</w:t>
             </w:r>
           </w:p>
         </w:tc>
@@ -17526,13 +17658,8 @@
             <w:tcW w:type="dxa" w:w="3168"/>
           </w:tcPr>
           <w:p>
-            <w:r/>
-            <w:r>
-              <w:rPr>
-                <w:color w:val="1A1A1A"/>
-                <w:sz w:val="18"/>
-              </w:rPr>
-              <w:t>Үлдэгдлийн 4 нь ГУС-ийн E-Mongolia холболтоос хамааралтай; бусад 5 нь бие даасан</w:t>
+            <w:r>
+              <w:t>Үлдэгдлийн 4 нь ГУС-ийн E-Mongolia холболтоос хамааралтай; бусад 4 нь бие даасан; 27-ийн 7 нь мок өгөгдлөөр аль хэдийн турших боломжтой</w:t>
             </w:r>
           </w:p>
         </w:tc>
@@ -17541,13 +17668,8 @@
             <w:tcW w:type="dxa" w:w="3168"/>
           </w:tcPr>
           <w:p>
-            <w:r/>
-            <w:r>
-              <w:rPr>
-                <w:color w:val="1A1A1A"/>
-                <w:sz w:val="18"/>
-              </w:rPr>
-              <w:t>ГУС-ийн API нээгдмэгц 27+4 ажил богино хугацаанд хаагдана; бие даасан 5 ажлыг дараагийн шатанд төлөвлөх</w:t>
+            <w:r>
+              <w:t>ГУС-ийн API нээгдмэгц 27+4 ажил богино хугацаанд хаагдана (7 нь бэлэн урсгалтай тул тэргүүн ээлжинд); бие даасан 4 ажлыг дараагийн шатанд төлөвлөх</w:t>
             </w:r>
           </w:p>
         </w:tc>

--- a/system-tailan.docx
+++ b/system-tailan.docx
@@ -130,7 +130,7 @@
           <w:color w:val="000000"/>
           <w:sz w:val="21"/>
         </w:rPr>
-        <w:t>Гол үзүүлэлтүүд: 187 үйлчилгээний цэг (API endpoint), 50 өгөгдлийн хүснэгт, 24 дэлгэц, 220 автомат тест. Хөгжүүлэлтийн төлөвлөгөөний 50 ажлын 42 нь (84%) системийн талаас хэрэгжсэн бөгөөд үүнээс 27 ажил Газрын удирдлагын системийн (ГУС) холболт нээгдэхийг хүлээж байна — эдгээрийн 7 нь мок (суулгасан) өгөгдлөөр бүрэн туршигдаж, ГУС нээгдмэгц эх сурвалжийг сольход л бэлэн болсон.</w:t>
+        <w:t>Гол үзүүлэлтүүд: 187 үйлчилгээний цэг (API endpoint), 50 өгөгдлийн хүснэгт, 24 дэлгэц, 220 автомат тест. Хөгжүүлэлтийн төлөвлөгөөний 50 ажлын 43 нь (86%) системийн талаас хэрэгжсэн бөгөөд үүнээс 27 ажил Газрын удирдлагын системийн (ГУС) холболт нээгдэхийг хүлээж байна — эдгээрийн 7 нь мок (суулгасан) өгөгдлөөр бүрэн туршигдаж, ГУС нээгдмэгц эх сурвалжийг сольход л бэлэн болсон.</w:t>
       </w:r>
     </w:p>
     <w:p>
@@ -286,12 +286,9 @@
             <w:b/>
             <w:color w:val="000000"/>
           </w:rPr>
-          <w:t>5. API интерфейс — 185 endpoint</w:t>
+          <w:t>5. API интерфейс — 187 endpoint</w:t>
         </w:r>
       </w:hyperlink>
-      <w:r>
-        <w:t>5. API интерфейс — 187 endpoint</w:t>
-      </w:r>
     </w:p>
     <w:p>
       <w:pPr>
@@ -705,12 +702,9 @@
             <w:sz w:val="22"/>
             <w:color w:val="000000"/>
           </w:rPr>
-          <w:t>11.1 Бүрэн хийгдсэн ажлууд (14)</w:t>
+          <w:t>11.1 Бүрэн хийгдсэн ажлууд (16)</w:t>
         </w:r>
       </w:hyperlink>
-      <w:r>
-        <w:t>11.1 Бүрэн хийгдсэн ажлууд (15)</w:t>
-      </w:r>
     </w:p>
     <w:p>
       <w:pPr>
@@ -756,12 +750,9 @@
             <w:sz w:val="22"/>
             <w:color w:val="000000"/>
           </w:rPr>
-          <w:t>11.4 Бусад хүлээгдэж байгаа ажлууд (5)</w:t>
+          <w:t>11.4 Бусад хүлээгдэж байгаа ажлууд (3)</w:t>
         </w:r>
       </w:hyperlink>
-      <w:r>
-        <w:t>11.4 Бусад хүлээгдэж байгаа ажлууд (4)</w:t>
-      </w:r>
     </w:p>
     <w:p>
       <w:pPr>
@@ -15288,7 +15279,7 @@
           </w:tcPr>
           <w:p>
             <w:r>
-              <w:t>15</w:t>
+              <w:t>16</w:t>
             </w:r>
           </w:p>
         </w:tc>
@@ -15299,7 +15290,7 @@
           </w:tcPr>
           <w:p>
             <w:r>
-              <w:t>30%</w:t>
+              <w:t>32%</w:t>
             </w:r>
           </w:p>
         </w:tc>
@@ -15438,7 +15429,7 @@
           </w:tcPr>
           <w:p>
             <w:r>
-              <w:t>4</w:t>
+              <w:t>3</w:t>
             </w:r>
           </w:p>
         </w:tc>
@@ -15448,7 +15439,7 @@
           </w:tcPr>
           <w:p>
             <w:r>
-              <w:t>8%</w:t>
+              <w:t>6%</w:t>
             </w:r>
           </w:p>
         </w:tc>
@@ -15523,7 +15514,7 @@
           <w:color w:val="000000"/>
           <w:sz w:val="22"/>
         </w:rPr>
-        <w:t>Системийн талаас хэрэгжсэн: 42/50 ажил (84%).</w:t>
+        <w:t>Системийн талаас хэрэгжсэн: 43/50 ажил (86%).</w:t>
       </w:r>
     </w:p>
     <w:p>
@@ -15532,7 +15523,7 @@
         <w:pStyle w:val="Heading2"/>
       </w:pPr>
       <w:r>
-        <w:t>11.1 Бүрэн хийгдсэн ажлууд (15)</w:t>
+        <w:t>11.1 Бүрэн хийгдсэн ажлууд (16)</w:t>
       </w:r>
       <w:bookmarkEnd w:id="135"/>
     </w:p>
@@ -15690,6 +15681,19 @@
           <w:sz w:val="22"/>
         </w:rPr>
         <w:t>Газар чөлөөлөх гэрээг цахим системээр хэвлэх — DOCX загвар (acquisition_contract), автомат бөглөлт, тоог үсгээр бичих туслах номын сантайгаар хэрэгжсэн (2.4.4.2)</w:t>
+      </w:r>
+    </w:p>
+    <w:p>
+      <w:pPr>
+        <w:pStyle w:val="ListBullet"/>
+        <w:spacing w:after="60"/>
+      </w:pPr>
+      <w:r>
+        <w:rPr>
+          <w:color w:val="1A1A1A"/>
+          <w:sz w:val="22"/>
+        </w:rPr>
+        <w:t>Зураг төслийн түүхэн өөрчлөлтийг харуулах (2.2.2.2)</w:t>
       </w:r>
     </w:p>
     <w:p>
@@ -17277,22 +17281,9 @@
         <w:pStyle w:val="Heading2"/>
       </w:pPr>
       <w:r>
-        <w:t>11.4 Бусад хүлээгдэж байгаа ажлууд (4)</w:t>
+        <w:t>11.4 Бусад хүлээгдэж байгаа ажлууд (3)</w:t>
       </w:r>
       <w:bookmarkEnd w:id="138"/>
-    </w:p>
-    <w:p>
-      <w:pPr>
-        <w:pStyle w:val="ListBullet"/>
-        <w:spacing w:after="60"/>
-      </w:pPr>
-      <w:r>
-        <w:rPr>
-          <w:color w:val="1A1A1A"/>
-          <w:sz w:val="22"/>
-        </w:rPr>
-        <w:t>Зураг төслийн түүхэн өөрчлөлтийг харуулах (2.2.2.2)</w:t>
-      </w:r>
     </w:p>
     <w:p>
       <w:pPr>
@@ -17342,6 +17333,14 @@
         <w:t>11.5 Төлөвлөгөөт ажлын иж бүрдэлд ороогүй боловч хэрэгжсэн ажлууд</w:t>
       </w:r>
       <w:bookmarkEnd w:id="139"/>
+    </w:p>
+    <w:p>
+      <w:bookmarkStart w:id="139" w:name="_toc139"/>
+      <w:pPr/>
+      <w:bookmarkEnd w:id="139"/>
+      <w:r>
+        <w:t>Доорх ажлууд анхны 50 ажлын жагсаалтад тусгагдаагүй, харин хэрэглэгчийн туршилт/сэдэлээр нэмэлтээр хийгдсэн. Хамгийн сүүлийн, хамгийн том нэмэлт — 3D газрын зургийн дүрслэл (доор дэлгэрэнгүй).</w:t>
+      </w:r>
     </w:p>
     <w:p>
       <w:pPr>
@@ -17649,7 +17648,7 @@
           </w:tcPr>
           <w:p>
             <w:r>
-              <w:t>50 ажлын 42 нь (84%) системийн талаас хэрэгжсэн; төлөвлөгөөнөөс гадуур 8 томоохон боломж нэмэгдсэн (аудит лог 2.4.4.6, акт 2.4.4.4, гэрээ хэвлэх 2.4.4.2-ийн хэрэгжилт дээрээс нэмэлт)</w:t>
+              <w:t>50 ажлын 43 нь (86%) системийн талаас хэрэгжсэн; төлөвлөгөөнөөс гадуур 8 томоохон боломж (3D газрын зургийн дүрслэл тэргүүтэй) нэмэлтээр хийгдсэн (аудит лог 2.4.4.6, акт 2.4.4.4, гэрээ хэвлэх 2.4.4.2, зураг төслийн түүх 2.2.2.2-ийн хэрэгжилт дээрээс нэмэлт)</w:t>
             </w:r>
           </w:p>
         </w:tc>
@@ -17659,7 +17658,7 @@
           </w:tcPr>
           <w:p>
             <w:r>
-              <w:t>Үлдэгдлийн 4 нь ГУС-ийн E-Mongolia холболтоос хамааралтай; бусад 4 нь бие даасан; 27-ийн 7 нь мок өгөгдлөөр аль хэдийн турших боломжтой</w:t>
+              <w:t>Үлдэгдлийн 4 нь ГУС-ийн E-Mongolia холболтоос хамааралтай; бусад 3 нь бие даасан; 27-ийн 7 нь мок өгөгдлөөр аль хэдийн турших боломжтой</w:t>
             </w:r>
           </w:p>
         </w:tc>
@@ -17669,7 +17668,7 @@
           </w:tcPr>
           <w:p>
             <w:r>
-              <w:t>ГУС-ийн API нээгдмэгц 27+4 ажил богино хугацаанд хаагдана (7 нь бэлэн урсгалтай тул тэргүүн ээлжинд); бие даасан 4 ажлыг дараагийн шатанд төлөвлөх</w:t>
+              <w:t>ГУС-ийн API нээгдмэгц 27+4 ажил богино хугацаанд хаагдана (7 нь бэлэн урсгалтай тул тэргүүн ээлжинд); бие даасан 3 ажлыг дараагийн шатанд төлөвлөх</w:t>
             </w:r>
           </w:p>
         </w:tc>

--- a/system-tailan.docx
+++ b/system-tailan.docx
@@ -130,7 +130,7 @@
           <w:color w:val="000000"/>
           <w:sz w:val="21"/>
         </w:rPr>
-        <w:t>Гол үзүүлэлтүүд: 187 үйлчилгээний цэг (API endpoint), 50 өгөгдлийн хүснэгт, 24 дэлгэц, 220 автомат тест. Хөгжүүлэлтийн төлөвлөгөөний 50 ажлын 43 нь (86%) системийн талаас хэрэгжсэн бөгөөд үүнээс 27 ажил Газрын удирдлагын системийн (ГУС) холболт нээгдэхийг хүлээж байна — эдгээрийн 7 нь мок (суулгасан) өгөгдлөөр бүрэн туршигдаж, ГУС нээгдмэгц эх сурвалжийг сольход л бэлэн болсон.</w:t>
+        <w:t>Гол үзүүлэлтүүд: 187 үйлчилгээний цэг (API endpoint), 50 өгөгдлийн хүснэгт, 24 дэлгэц, 220 автомат тест. Хөгжүүлэлтийн төлөвлөгөөний 50 ажлын 16 нь бүрэн хийгдсэн, дахин 21 ажлын техникийн урсгал мок (суулгасан) өгөгдөл/дотоод бүртгэлээр бүрэн ажиллаж байгааг баталгаажуулсан (жинтэй гүйцэтгэл 80% гэж тооцов). Жинтэй нийт гүйцэтгэл 32.8/50 (66%). Үлдсэн 10 ажилд Газрын удирдлагын системийн (ГУС) холбогдох ямар ч код одоогоор бичигдээгүй, 3 ажил бие даасан хүлээгдэж байна.</w:t>
       </w:r>
     </w:p>
     <w:p>
@@ -165,6 +165,70 @@
     <w:p>
       <w:pPr>
         <w:spacing w:after="60" w:line="276" w:lineRule="auto"/>
+        <w:ind w:left="547"/>
+      </w:pPr>
+      <w:hyperlink w:anchor="_toc101a">
+        <w:r>
+          <w:rPr>
+            <w:rFonts w:ascii="Times New Roman" w:hAnsi="Times New Roman" w:eastAsia="Times New Roman"/>
+            <w:sz w:val="22"/>
+            <w:color w:val="000000"/>
+          </w:rPr>
+          <w:t>1.1 Хөгжүүлэлтийн явцын үзүүлэлт</w:t>
+        </w:r>
+      </w:hyperlink>
+    </w:p>
+    <w:p>
+      <w:pPr>
+        <w:spacing w:after="60" w:line="276" w:lineRule="auto"/>
+        <w:ind w:left="547"/>
+      </w:pPr>
+      <w:hyperlink w:anchor="_toc101b">
+        <w:r>
+          <w:rPr>
+            <w:rFonts w:ascii="Times New Roman" w:hAnsi="Times New Roman" w:eastAsia="Times New Roman"/>
+            <w:sz w:val="22"/>
+            <w:color w:val="000000"/>
+          </w:rPr>
+          <w:t>1.2 Төлөвлөгөөний биелэлтийн товч</w:t>
+        </w:r>
+      </w:hyperlink>
+    </w:p>
+    <w:p>
+      <w:pPr>
+        <w:spacing w:after="60" w:line="276" w:lineRule="auto"/>
+        <w:ind w:left="547"/>
+      </w:pPr>
+      <w:hyperlink w:anchor="_toc101c">
+        <w:r>
+          <w:rPr>
+            <w:rFonts w:ascii="Times New Roman" w:hAnsi="Times New Roman" w:eastAsia="Times New Roman"/>
+            <w:sz w:val="22"/>
+            <w:color w:val="000000"/>
+          </w:rPr>
+          <w:t>1.3 API интерфейс, эндпойны товч</w:t>
+        </w:r>
+      </w:hyperlink>
+    </w:p>
+    <w:p>
+      <w:pPr>
+        <w:spacing w:after="60" w:line="276" w:lineRule="auto"/>
+        <w:ind w:left="547"/>
+      </w:pPr>
+      <w:hyperlink w:anchor="_toc101d">
+        <w:r>
+          <w:rPr>
+            <w:rFonts w:ascii="Times New Roman" w:hAnsi="Times New Roman" w:eastAsia="Times New Roman"/>
+            <w:sz w:val="22"/>
+            <w:color w:val="000000"/>
+          </w:rPr>
+          <w:t>1.4 Домэйн тус бүрийн хүснэгтийн задаргааны товч</w:t>
+        </w:r>
+      </w:hyperlink>
+    </w:p>
+    <w:p>
+      <w:pPr>
+        <w:spacing w:after="60" w:line="276" w:lineRule="auto"/>
       </w:pPr>
       <w:hyperlink w:anchor="_toc102">
         <w:r>
@@ -374,6 +438,38 @@
       <w:pPr>
         <w:spacing w:after="60" w:line="276" w:lineRule="auto"/>
       </w:pPr>
+      <w:hyperlink w:anchor="_toc131">
+        <w:r>
+          <w:rPr>
+            <w:rFonts w:ascii="Times New Roman" w:hAnsi="Times New Roman" w:eastAsia="Times New Roman"/>
+            <w:sz w:val="24"/>
+            <w:b/>
+            <w:color w:val="000000"/>
+          </w:rPr>
+          <w:t>7. GIS — газарзүйн мэдээллийн интеграци</w:t>
+        </w:r>
+      </w:hyperlink>
+    </w:p>
+    <w:p>
+      <w:pPr>
+        <w:spacing w:after="60" w:line="276" w:lineRule="auto"/>
+      </w:pPr>
+      <w:hyperlink w:anchor="_toc132">
+        <w:r>
+          <w:rPr>
+            <w:rFonts w:ascii="Times New Roman" w:hAnsi="Times New Roman" w:eastAsia="Times New Roman"/>
+            <w:sz w:val="24"/>
+            <w:b/>
+            <w:color w:val="000000"/>
+          </w:rPr>
+          <w:t>8. Чанар, тестийн хамралт</w:t>
+        </w:r>
+      </w:hyperlink>
+    </w:p>
+    <w:p>
+      <w:pPr>
+        <w:spacing w:after="60" w:line="276" w:lineRule="auto"/>
+      </w:pPr>
       <w:hyperlink w:anchor="_toc115">
         <w:r>
           <w:rPr>
@@ -382,7 +478,7 @@
             <w:b/>
             <w:color w:val="000000"/>
           </w:rPr>
-          <w:t>7. Цэс, дэлгэцүүдийн дэлгэрэнгүй тайлбар</w:t>
+          <w:t>9. Цэс, дэлгэцүүдийн дэлгэрэнгүй тайлбар</w:t>
         </w:r>
       </w:hyperlink>
     </w:p>
@@ -398,7 +494,7 @@
             <w:sz w:val="22"/>
             <w:color w:val="000000"/>
           </w:rPr>
-          <w:t>7.1 Хяналтын самбар</w:t>
+          <w:t>9.1 Хяналтын самбар</w:t>
         </w:r>
       </w:hyperlink>
     </w:p>
@@ -414,7 +510,7 @@
             <w:sz w:val="22"/>
             <w:color w:val="000000"/>
           </w:rPr>
-          <w:t>7.2 Газар чөлөөлөлт — жагсаалт</w:t>
+          <w:t>9.2 Газар чөлөөлөлт — жагсаалт</w:t>
         </w:r>
       </w:hyperlink>
     </w:p>
@@ -430,7 +526,7 @@
             <w:sz w:val="22"/>
             <w:color w:val="000000"/>
           </w:rPr>
-          <w:t>7.3 Газар чөлөөлөлтийн дэлгэрэнгүй — 7 таб</w:t>
+          <w:t>9.3 Газар чөлөөлөлтийн дэлгэрэнгүй — 7 таб</w:t>
         </w:r>
       </w:hyperlink>
     </w:p>
@@ -446,7 +542,7 @@
             <w:sz w:val="22"/>
             <w:color w:val="000000"/>
           </w:rPr>
-          <w:t>7.4 Нэгж талбарын түүх — нэгдсэн жагсаалт</w:t>
+          <w:t>9.4 Нэгж талбарын түүх — нэгдсэн жагсаалт</w:t>
         </w:r>
       </w:hyperlink>
     </w:p>
@@ -462,7 +558,7 @@
             <w:sz w:val="22"/>
             <w:color w:val="000000"/>
           </w:rPr>
-          <w:t>7.5 Нэгж талбарын дэлгэрэнгүй — 6 таб</w:t>
+          <w:t>9.5 Нэгж талбарын дэлгэрэнгүй — 6 таб</w:t>
         </w:r>
       </w:hyperlink>
     </w:p>
@@ -478,7 +574,7 @@
             <w:sz w:val="22"/>
             <w:color w:val="000000"/>
           </w:rPr>
-          <w:t>7.5.1 «Нөхөх олговор» таб — үнэлгээний 3 дэд таб</w:t>
+          <w:t>9.5.1 «Нөхөх олговор» таб — үнэлгээний 3 дэд таб</w:t>
         </w:r>
       </w:hyperlink>
     </w:p>
@@ -494,7 +590,7 @@
             <w:sz w:val="22"/>
             <w:color w:val="000000"/>
           </w:rPr>
-          <w:t>7.5.2 «Эх хэвлэл» — хэвлэх загварууд (11)</w:t>
+          <w:t>9.5.2 «Эх хэвлэл» — хэвлэх загварууд (11)</w:t>
         </w:r>
       </w:hyperlink>
     </w:p>
@@ -510,7 +606,7 @@
             <w:sz w:val="22"/>
             <w:color w:val="000000"/>
           </w:rPr>
-          <w:t>7.6 Нөхөх олговорын түүх</w:t>
+          <w:t>9.6 Нөхөх олговорын түүх</w:t>
         </w:r>
       </w:hyperlink>
     </w:p>
@@ -526,7 +622,7 @@
             <w:sz w:val="22"/>
             <w:color w:val="000000"/>
           </w:rPr>
-          <w:t>7.7 Тайлан</w:t>
+          <w:t>9.7 Тайлан</w:t>
         </w:r>
       </w:hyperlink>
     </w:p>
@@ -542,7 +638,7 @@
             <w:sz w:val="22"/>
             <w:color w:val="000000"/>
           </w:rPr>
-          <w:t>7.8 Газрын зураг</w:t>
+          <w:t>9.8 Газрын зураг</w:t>
         </w:r>
       </w:hyperlink>
     </w:p>
@@ -558,7 +654,7 @@
             <w:sz w:val="22"/>
             <w:color w:val="000000"/>
           </w:rPr>
-          <w:t>7.9 Хэрэглэгчид ба Эрх &amp; Роль</w:t>
+          <w:t>9.9 Хэрэглэгчид ба Эрх &amp; Роль</w:t>
         </w:r>
       </w:hyperlink>
     </w:p>
@@ -574,7 +670,7 @@
             <w:sz w:val="22"/>
             <w:color w:val="000000"/>
           </w:rPr>
-          <w:t>7.10 Миний чөлөөлөлтүүд (мэргэжлийн байгууллага)</w:t>
+          <w:t>9.10 Миний чөлөөлөлтүүд (мэргэжлийн байгууллага)</w:t>
         </w:r>
       </w:hyperlink>
     </w:p>
@@ -590,7 +686,7 @@
             <w:sz w:val="22"/>
             <w:color w:val="000000"/>
           </w:rPr>
-          <w:t>7.11 Тохиргооны 8 модуль (админ)</w:t>
+          <w:t>9.11 Тохиргооны 8 модуль (админ)</w:t>
         </w:r>
       </w:hyperlink>
     </w:p>
@@ -606,7 +702,7 @@
             <w:sz w:val="22"/>
             <w:color w:val="000000"/>
           </w:rPr>
-          <w:t>7.12 Мэдэгдлийн систем — бодит цагийн</w:t>
+          <w:t>9.12 Мэдэгдлийн систем — бодит цагийн</w:t>
         </w:r>
       </w:hyperlink>
     </w:p>
@@ -622,55 +718,39 @@
             <w:sz w:val="22"/>
             <w:color w:val="000000"/>
           </w:rPr>
-          <w:t>7.13 Аудит лог — үйлдлийн мөрдлөг</w:t>
+          <w:t>9.13 Аудит лог — үйлдлийн мөрдлөг</w:t>
         </w:r>
       </w:hyperlink>
     </w:p>
     <w:p>
       <w:pPr>
         <w:spacing w:after="60" w:line="276" w:lineRule="auto"/>
-      </w:pPr>
-      <w:hyperlink w:anchor="_toc131">
+        <w:ind w:left="547"/>
+      </w:pPr>
+      <w:hyperlink w:anchor="_toc130b">
         <w:r>
           <w:rPr>
             <w:rFonts w:ascii="Times New Roman" w:hAnsi="Times New Roman" w:eastAsia="Times New Roman"/>
-            <w:sz w:val="24"/>
-            <w:b/>
+            <w:sz w:val="22"/>
             <w:color w:val="000000"/>
           </w:rPr>
-          <w:t>8. GIS — газарзүйн мэдээллийн интеграци</w:t>
+          <w:t>9.14 Цэс ба ажиллах дараалал</w:t>
         </w:r>
       </w:hyperlink>
     </w:p>
     <w:p>
       <w:pPr>
         <w:spacing w:after="60" w:line="276" w:lineRule="auto"/>
-      </w:pPr>
-      <w:hyperlink w:anchor="_toc132">
+        <w:ind w:left="547"/>
+      </w:pPr>
+      <w:hyperlink w:anchor="_toc130c">
         <w:r>
           <w:rPr>
             <w:rFonts w:ascii="Times New Roman" w:hAnsi="Times New Roman" w:eastAsia="Times New Roman"/>
-            <w:sz w:val="24"/>
-            <w:b/>
+            <w:sz w:val="22"/>
             <w:color w:val="000000"/>
           </w:rPr>
-          <w:t>9. Чанар, тестийн хамралт</w:t>
-        </w:r>
-      </w:hyperlink>
-    </w:p>
-    <w:p>
-      <w:pPr>
-        <w:spacing w:after="60" w:line="276" w:lineRule="auto"/>
-      </w:pPr>
-      <w:hyperlink w:anchor="_toc133">
-        <w:r>
-          <w:rPr>
-            <w:rFonts w:ascii="Times New Roman" w:hAnsi="Times New Roman" w:eastAsia="Times New Roman"/>
-            <w:sz w:val="24"/>
-            <w:b/>
-            <w:color w:val="000000"/>
-          </w:rPr>
-          <w:t>10. Хөгжүүлэлтийн явцын үзүүлэлт</w:t>
+          <w:t>9.15 Хяналт, лог ба Grafana</w:t>
         </w:r>
       </w:hyperlink>
     </w:p>
@@ -686,7 +766,7 @@
             <w:b/>
             <w:color w:val="000000"/>
           </w:rPr>
-          <w:t>11. Төлөвлөгөөний биелэлт</w:t>
+          <w:t>10. Төлөвлөгөөний биелэлт</w:t>
         </w:r>
       </w:hyperlink>
     </w:p>
@@ -702,7 +782,7 @@
             <w:sz w:val="22"/>
             <w:color w:val="000000"/>
           </w:rPr>
-          <w:t>11.1 Бүрэн хийгдсэн ажлууд (16)</w:t>
+          <w:t>10.1 Бүрэн хийгдсэн ажлууд (16)</w:t>
         </w:r>
       </w:hyperlink>
     </w:p>
@@ -718,7 +798,7 @@
             <w:sz w:val="22"/>
             <w:color w:val="000000"/>
           </w:rPr>
-          <w:t>11.2 Тусгай бүлэг — ГУС-ийн холболтоор хийгдэх ажлууд (27)</w:t>
+          <w:t>10.2 ГУС интеграци хүлээгдэж буй — мок-оор бэлэн урсгалтай ажлууд (21)</w:t>
         </w:r>
       </w:hyperlink>
     </w:p>
@@ -734,7 +814,7 @@
             <w:sz w:val="22"/>
             <w:color w:val="000000"/>
           </w:rPr>
-          <w:t>11.3 ГУС-ийн хөгжүүлэлтээс хамаарч хийгдэх боломжтой ажлууд (4)</w:t>
+          <w:t>10.3 ГУС-аас бүрэн хамааралтай хүлээгдэж байгаа ажлууд (10)</w:t>
         </w:r>
       </w:hyperlink>
     </w:p>
@@ -750,7 +830,7 @@
             <w:sz w:val="22"/>
             <w:color w:val="000000"/>
           </w:rPr>
-          <w:t>11.4 Бусад хүлээгдэж байгаа ажлууд (3)</w:t>
+          <w:t>10.4 Бусад хүлээгдэж байгаа ажлууд (3)</w:t>
         </w:r>
       </w:hyperlink>
     </w:p>
@@ -766,7 +846,7 @@
             <w:sz w:val="22"/>
             <w:color w:val="000000"/>
           </w:rPr>
-          <w:t>11.5 Төлөвлөгөөт ажлын иж бүрдэлд ороогүй боловч хэрэгжсэн ажлууд</w:t>
+          <w:t>10.5 Төлөвлөгөөт ажлын иж бүрдэлд ороогүй боловч хэрэгжсэн ажлууд</w:t>
         </w:r>
       </w:hyperlink>
     </w:p>
@@ -782,7 +862,7 @@
             <w:b/>
             <w:color w:val="000000"/>
           </w:rPr>
-          <w:t>12. Нэгдсэн дүгнэлт</w:t>
+          <w:t>11. Нэгдсэн дүгнэлт</w:t>
         </w:r>
       </w:hyperlink>
     </w:p>
@@ -798,7 +878,7 @@
             <w:sz w:val="22"/>
             <w:color w:val="000000"/>
           </w:rPr>
-          <w:t>12.1 Систем хийгдсэнээр гарсан үр дүн</w:t>
+          <w:t>11.1 Систем хийгдсэнээр гарсан үр дүн</w:t>
         </w:r>
       </w:hyperlink>
     </w:p>
@@ -814,7 +894,7 @@
             <w:sz w:val="22"/>
             <w:color w:val="000000"/>
           </w:rPr>
-          <w:t>12.2 Давуу талууд</w:t>
+          <w:t>11.2 Давуу талууд</w:t>
         </w:r>
       </w:hyperlink>
     </w:p>
@@ -1112,6 +1192,56 @@
     </w:tbl>
     <w:p>
       <w:pPr>
+        <w:jc w:val="center"/>
+      </w:pPr>
+      <w:r>
+        <w:drawing>
+          <wp:inline xmlns:a="http://schemas.openxmlformats.org/drawingml/2006/main" xmlns:pic="http://schemas.openxmlformats.org/drawingml/2006/picture">
+            <wp:extent cx="5029200" cy="2409825"/>
+            <wp:docPr id="19" name="Picture 19"/>
+            <wp:cNvGraphicFramePr>
+              <a:graphicFrameLocks noChangeAspect="1"/>
+            </wp:cNvGraphicFramePr>
+            <a:graphic>
+              <a:graphicData uri="http://schemas.openxmlformats.org/drawingml/2006/picture">
+                <pic:pic>
+                  <pic:nvPicPr>
+                    <pic:cNvPr id="0" name="docx-15.png"/>
+                    <pic:cNvPicPr/>
+                  </pic:nvPicPr>
+                  <pic:blipFill>
+                    <a:blip r:embed="rId24"/>
+                    <a:stretch>
+                      <a:fillRect/>
+                    </a:stretch>
+                  </pic:blipFill>
+                  <pic:spPr>
+                    <a:xfrm>
+                      <a:off x="0" y="0"/>
+                      <a:ext cx="5029200" cy="2409825"/>
+                    </a:xfrm>
+                    <a:prstGeom prst="rect"/>
+                  </pic:spPr>
+                </pic:pic>
+              </a:graphicData>
+            </a:graphic>
+          </wp:inline>
+        </w:drawing>
+      </w:r>
+    </w:p>
+    <w:p>
+      <w:pPr>
+        <w:jc w:val="center"/>
+      </w:pPr>
+      <w:r>
+        <w:rPr>
+          <w:i/>
+        </w:rPr>
+        <w:t>Зураг. Системийн үндсэн тоон үзүүлэлтүүд</w:t>
+      </w:r>
+    </w:p>
+    <w:p>
+      <w:pPr>
         <w:spacing w:after="40"/>
       </w:pPr>
     </w:p>
@@ -1241,6 +1371,1041 @@
       <w:pPr>
         <w:spacing w:after="40"/>
       </w:pPr>
+    </w:p>
+    <w:p>
+      <w:pPr>
+        <w:pStyle w:val="Heading2"/>
+      </w:pPr>
+      <w:bookmarkStart w:id="9140" w:name="_toc101a"/>
+      <w:r>
+        <w:t>1.1 Хөгжүүлэлтийн явцын үзүүлэлт</w:t>
+      </w:r>
+      <w:bookmarkEnd w:id="9140"/>
+    </w:p>
+    <w:p>
+      <w:pPr>
+        <w:spacing w:after="120"/>
+        <w:ind w:firstLine="706"/>
+        <w:jc w:val="both"/>
+      </w:pPr>
+      <w:r>
+        <w:rPr>
+          <w:b w:val="0"/>
+          <w:i w:val="0"/>
+          <w:color w:val="000000"/>
+          <w:sz w:val="24"/>
+        </w:rPr>
+        <w:t>Идэвхтэй хөгжүүлэлт 2026.06.15–07.25-нд явагдаж, хоёр repo-д нийт 194 commit бүртгэгдсэн (frontend 127, backend 67). Мөн хугацаанд 56 migration-аар schema шат дараатай хөгжсөн. 07.13–07.25 хооронд нэмэгдсэн: бүтэцлэгдсэн лог/алдааны хяналт, гэрээ цахимаар хэвлэх урсгал, тайлангийн статистик + гүйцэтгэлийн засвар, 3D газрын зургийн дүрслэл.</w:t>
+      </w:r>
+    </w:p>
+    <w:p>
+      <w:pPr>
+        <w:jc w:val="center"/>
+      </w:pPr>
+      <w:r>
+        <w:drawing>
+          <wp:inline xmlns:a="http://schemas.openxmlformats.org/drawingml/2006/main" xmlns:pic="http://schemas.openxmlformats.org/drawingml/2006/picture">
+            <wp:extent cx="5303520" cy="2378219"/>
+            <wp:docPr id="11" name="Picture 11"/>
+            <wp:cNvGraphicFramePr>
+              <a:graphicFrameLocks noChangeAspect="1"/>
+            </wp:cNvGraphicFramePr>
+            <a:graphic>
+              <a:graphicData uri="http://schemas.openxmlformats.org/drawingml/2006/picture">
+                <pic:pic>
+                  <pic:nvPicPr>
+                    <pic:cNvPr id="0" name="chart-commits.png"/>
+                    <pic:cNvPicPr/>
+                  </pic:nvPicPr>
+                  <pic:blipFill>
+                    <a:blip r:embed="rId20"/>
+                    <a:stretch>
+                      <a:fillRect/>
+                    </a:stretch>
+                  </pic:blipFill>
+                  <pic:spPr>
+                    <a:xfrm>
+                      <a:off x="0" y="0"/>
+                      <a:ext cx="5303520" cy="2378219"/>
+                    </a:xfrm>
+                    <a:prstGeom prst="rect"/>
+                  </pic:spPr>
+                </pic:pic>
+              </a:graphicData>
+            </a:graphic>
+          </wp:inline>
+        </w:drawing>
+      </w:r>
+    </w:p>
+    <w:p>
+      <w:pPr>
+        <w:spacing w:after="200"/>
+        <w:jc w:val="center"/>
+      </w:pPr>
+      <w:r>
+        <w:rPr>
+          <w:i/>
+          <w:color w:val="878B8E"/>
+          <w:sz w:val="17"/>
+        </w:rPr>
+        <w:t>График. Долоо хоног тутмын commit — repo тус бүрээр</w:t>
+      </w:r>
+    </w:p>
+    <w:tbl>
+      <w:tblPr>
+        <w:tblStyle w:val="TableGrid"/>
+        <w:tblW w:type="auto" w:w="0"/>
+        <w:jc w:val="center"/>
+        <w:tblLook w:firstColumn="1" w:firstRow="1" w:lastColumn="0" w:lastRow="0" w:noHBand="0" w:noVBand="1" w:val="04A0"/>
+      </w:tblPr>
+      <w:tblGrid>
+        <w:gridCol w:w="3120"/>
+        <w:gridCol w:w="3120"/>
+        <w:gridCol w:w="3120"/>
+      </w:tblGrid>
+      <w:tr>
+        <w:tc>
+          <w:tcPr>
+            <w:tcW w:type="dxa" w:w="3168"/>
+            <w:shd w:val="clear" w:fill="D9D9D9"/>
+          </w:tcPr>
+          <w:p>
+            <w:pPr>
+              <w:jc w:val="center"/>
+            </w:pPr>
+            <w:r/>
+            <w:r>
+              <w:rPr>
+                <w:b/>
+                <w:color w:val="000000"/>
+                <w:sz w:val="20"/>
+              </w:rPr>
+              <w:t>ҮР ДҮН</w:t>
+            </w:r>
+          </w:p>
+        </w:tc>
+        <w:tc>
+          <w:tcPr>
+            <w:tcW w:type="dxa" w:w="3168"/>
+            <w:shd w:val="clear" w:fill="D9D9D9"/>
+          </w:tcPr>
+          <w:p>
+            <w:pPr>
+              <w:jc w:val="center"/>
+            </w:pPr>
+            <w:r/>
+            <w:r>
+              <w:rPr>
+                <w:b/>
+                <w:color w:val="000000"/>
+                <w:sz w:val="20"/>
+              </w:rPr>
+              <w:t>ДАВУУ ТАЛ</w:t>
+            </w:r>
+          </w:p>
+        </w:tc>
+        <w:tc>
+          <w:tcPr>
+            <w:tcW w:type="dxa" w:w="3168"/>
+            <w:shd w:val="clear" w:fill="D9D9D9"/>
+          </w:tcPr>
+          <w:p>
+            <w:pPr>
+              <w:jc w:val="center"/>
+            </w:pPr>
+            <w:r/>
+            <w:r>
+              <w:rPr>
+                <w:b/>
+                <w:color w:val="000000"/>
+                <w:sz w:val="20"/>
+              </w:rPr>
+              <w:t>НЭМЭГДЭХ БОЛОМЖ</w:t>
+            </w:r>
+          </w:p>
+        </w:tc>
+      </w:tr>
+      <w:tr>
+        <w:tc>
+          <w:tcPr>
+            <w:tcW w:type="dxa" w:w="3168"/>
+          </w:tcPr>
+          <w:p>
+            <w:r>
+              <w:t>6 долоо хоногт бүрэн ажиллагаатай систем — 194 commit, 56 migration</w:t>
+            </w:r>
+          </w:p>
+        </w:tc>
+        <w:tc>
+          <w:tcPr>
+            <w:tcW w:type="dxa" w:w="3168"/>
+          </w:tcPr>
+          <w:p>
+            <w:r/>
+            <w:r>
+              <w:rPr>
+                <w:color w:val="1A1A1A"/>
+                <w:sz w:val="18"/>
+              </w:rPr>
+              <w:t>Жижиг, ойр commit; front/back зэрэгцээ хөгжсөн</w:t>
+            </w:r>
+          </w:p>
+        </w:tc>
+        <w:tc>
+          <w:tcPr>
+            <w:tcW w:type="dxa" w:w="3168"/>
+          </w:tcPr>
+          <w:p>
+            <w:r/>
+            <w:r>
+              <w:rPr>
+                <w:color w:val="1A1A1A"/>
+                <w:sz w:val="18"/>
+              </w:rPr>
+              <w:t>Release tag, changelog; PR-д автомат шалгалт</w:t>
+            </w:r>
+          </w:p>
+        </w:tc>
+      </w:tr>
+    </w:tbl>
+    <w:p>
+      <w:pPr>
+        <w:spacing w:after="40"/>
+      </w:pPr>
+    </w:p>
+    <w:p>
+      <w:pPr>
+        <w:pStyle w:val="Heading2"/>
+      </w:pPr>
+      <w:bookmarkStart w:id="9141" w:name="_toc101b"/>
+      <w:r>
+        <w:t>1.2 Төлөвлөгөөний биелэлтийн товч</w:t>
+      </w:r>
+      <w:bookmarkEnd w:id="9141"/>
+    </w:p>
+    <w:p>
+      <w:r>
+        <w:rPr>
+          <w:b w:val="0"/>
+        </w:rPr>
+        <w:t>Хөгжүүлэлтийн төлөвлөгөөний 50 ажлын гүйцэтгэлийн товч байдал. Дэлгэрэнгүйг 10-р бүлэгт үзнэ үү.</w:t>
+      </w:r>
+    </w:p>
+    <w:tbl>
+      <w:tblPr>
+        <w:tblStyle w:val="TableGrid"/>
+        <w:tblW w:type="auto" w:w="0"/>
+        <w:tblLook w:firstColumn="1" w:firstRow="1" w:lastColumn="0" w:lastRow="0" w:noHBand="0" w:noVBand="1" w:val="04A0"/>
+      </w:tblPr>
+      <w:tblGrid>
+        <w:gridCol w:w="3120"/>
+        <w:gridCol w:w="3120"/>
+        <w:gridCol w:w="3120"/>
+      </w:tblGrid>
+      <w:tr>
+        <w:tc>
+          <w:tcPr>
+            <w:tcW w:type="dxa" w:w="3120"/>
+          </w:tcPr>
+          <w:p>
+            <w:r>
+              <w:t>Төлөв</w:t>
+            </w:r>
+          </w:p>
+        </w:tc>
+        <w:tc>
+          <w:tcPr>
+            <w:tcW w:type="dxa" w:w="3120"/>
+          </w:tcPr>
+          <w:p>
+            <w:r>
+              <w:t>Тоо</w:t>
+            </w:r>
+          </w:p>
+        </w:tc>
+        <w:tc>
+          <w:tcPr>
+            <w:tcW w:type="dxa" w:w="3120"/>
+          </w:tcPr>
+          <w:p>
+            <w:r>
+              <w:t>Хувь</w:t>
+            </w:r>
+          </w:p>
+        </w:tc>
+      </w:tr>
+      <w:tr>
+        <w:tc>
+          <w:tcPr>
+            <w:tcW w:type="dxa" w:w="3120"/>
+          </w:tcPr>
+          <w:p>
+            <w:r>
+              <w:t>Нийт төлөвлөгөөт ажил</w:t>
+            </w:r>
+          </w:p>
+        </w:tc>
+        <w:tc>
+          <w:tcPr>
+            <w:tcW w:type="dxa" w:w="3120"/>
+          </w:tcPr>
+          <w:p>
+            <w:r>
+              <w:t>50</w:t>
+            </w:r>
+          </w:p>
+        </w:tc>
+        <w:tc>
+          <w:tcPr>
+            <w:tcW w:type="dxa" w:w="3120"/>
+          </w:tcPr>
+          <w:p>
+            <w:r>
+              <w:t>100%</w:t>
+            </w:r>
+          </w:p>
+        </w:tc>
+      </w:tr>
+      <w:tr>
+        <w:tc>
+          <w:tcPr>
+            <w:tcW w:type="dxa" w:w="3120"/>
+          </w:tcPr>
+          <w:p>
+            <w:r>
+              <w:t>Бүрэн хийгдсэн</w:t>
+            </w:r>
+          </w:p>
+        </w:tc>
+        <w:tc>
+          <w:tcPr>
+            <w:tcW w:type="dxa" w:w="3120"/>
+          </w:tcPr>
+          <w:p>
+            <w:r>
+              <w:t>16</w:t>
+            </w:r>
+          </w:p>
+        </w:tc>
+        <w:tc>
+          <w:tcPr>
+            <w:tcW w:type="dxa" w:w="3120"/>
+          </w:tcPr>
+          <w:p>
+            <w:r>
+              <w:t>32%</w:t>
+            </w:r>
+          </w:p>
+        </w:tc>
+      </w:tr>
+      <w:tr>
+        <w:tc>
+          <w:tcPr>
+            <w:tcW w:type="dxa" w:w="3120"/>
+          </w:tcPr>
+          <w:p>
+            <w:r>
+              <w:t>ГУС интеграци хүлээгдэж буй — мок-оор бэлэн урсгалтай</w:t>
+            </w:r>
+          </w:p>
+        </w:tc>
+        <w:tc>
+          <w:tcPr>
+            <w:tcW w:type="dxa" w:w="3120"/>
+          </w:tcPr>
+          <w:p>
+            <w:r>
+              <w:t>21</w:t>
+            </w:r>
+          </w:p>
+        </w:tc>
+        <w:tc>
+          <w:tcPr>
+            <w:tcW w:type="dxa" w:w="3120"/>
+          </w:tcPr>
+          <w:p>
+            <w:r>
+              <w:t>42%</w:t>
+            </w:r>
+          </w:p>
+        </w:tc>
+      </w:tr>
+      <w:tr>
+        <w:tc>
+          <w:tcPr>
+            <w:tcW w:type="dxa" w:w="3120"/>
+          </w:tcPr>
+          <w:p>
+            <w:r>
+              <w:t>ГУС-аас хамааралтай хүлээгдэж — холболт хийгдээгүй</w:t>
+            </w:r>
+          </w:p>
+        </w:tc>
+        <w:tc>
+          <w:tcPr>
+            <w:tcW w:type="dxa" w:w="3120"/>
+          </w:tcPr>
+          <w:p>
+            <w:r>
+              <w:t>10</w:t>
+            </w:r>
+          </w:p>
+        </w:tc>
+        <w:tc>
+          <w:tcPr>
+            <w:tcW w:type="dxa" w:w="3120"/>
+          </w:tcPr>
+          <w:p>
+            <w:r>
+              <w:t>20%</w:t>
+            </w:r>
+          </w:p>
+        </w:tc>
+      </w:tr>
+      <w:tr>
+        <w:tc>
+          <w:tcPr>
+            <w:tcW w:type="dxa" w:w="3120"/>
+          </w:tcPr>
+          <w:p>
+            <w:r>
+              <w:t>Бусад хүлээгдэж байгаа</w:t>
+            </w:r>
+          </w:p>
+        </w:tc>
+        <w:tc>
+          <w:tcPr>
+            <w:tcW w:type="dxa" w:w="3120"/>
+          </w:tcPr>
+          <w:p>
+            <w:r>
+              <w:t>3</w:t>
+            </w:r>
+          </w:p>
+        </w:tc>
+        <w:tc>
+          <w:tcPr>
+            <w:tcW w:type="dxa" w:w="3120"/>
+          </w:tcPr>
+          <w:p>
+            <w:r>
+              <w:t>6%</w:t>
+            </w:r>
+          </w:p>
+        </w:tc>
+      </w:tr>
+    </w:tbl>
+    <w:p>
+      <w:r>
+        <w:rPr>
+          <w:b/>
+        </w:rPr>
+        <w:t>Жинтэй нийт гүйцэтгэл: 32.8/50 ажил (66%) — мок-оор бэлэн 21 ажлыг 80%, ГУС-аас бүрэн хамааралтай 10 ажлыг 0% гэж тооцов.</w:t>
+      </w:r>
+    </w:p>
+    <w:p>
+      <w:pPr>
+        <w:jc w:val="center"/>
+      </w:pPr>
+      <w:r>
+        <w:drawing>
+          <wp:inline xmlns:a="http://schemas.openxmlformats.org/drawingml/2006/main" xmlns:pic="http://schemas.openxmlformats.org/drawingml/2006/picture">
+            <wp:extent cx="5029200" cy="1500358"/>
+            <wp:docPr id="17" name="Picture 17"/>
+            <wp:cNvGraphicFramePr>
+              <a:graphicFrameLocks noChangeAspect="1"/>
+            </wp:cNvGraphicFramePr>
+            <a:graphic>
+              <a:graphicData uri="http://schemas.openxmlformats.org/drawingml/2006/picture">
+                <pic:pic>
+                  <pic:nvPicPr>
+                    <pic:cNvPr id="0" name="image.png"/>
+                    <pic:cNvPicPr/>
+                  </pic:nvPicPr>
+                  <pic:blipFill>
+                    <a:blip r:embed="rId21"/>
+                    <a:stretch>
+                      <a:fillRect/>
+                    </a:stretch>
+                  </pic:blipFill>
+                  <pic:spPr>
+                    <a:xfrm>
+                      <a:off x="0" y="0"/>
+                      <a:ext cx="5029200" cy="1500358"/>
+                    </a:xfrm>
+                    <a:prstGeom prst="rect"/>
+                  </pic:spPr>
+                </pic:pic>
+              </a:graphicData>
+            </a:graphic>
+          </wp:inline>
+        </w:drawing>
+      </w:r>
+    </w:p>
+    <w:p>
+      <w:pPr>
+        <w:jc w:val="center"/>
+      </w:pPr>
+      <w:r>
+        <w:rPr>
+          <w:i/>
+        </w:rPr>
+        <w:t>График. Төлөвлөгөөний биелэлт — бүлэг, төлөв тус бүрээр</w:t>
+      </w:r>
+    </w:p>
+    <w:p>
+      <w:pPr>
+        <w:pStyle w:val="Heading2"/>
+      </w:pPr>
+      <w:bookmarkStart w:id="9142" w:name="_toc101c"/>
+      <w:r>
+        <w:t>1.3 API интерфейс, эндпойны товч</w:t>
+      </w:r>
+      <w:bookmarkEnd w:id="9142"/>
+    </w:p>
+    <w:p>
+      <w:r>
+        <w:rPr>
+          <w:b w:val="0"/>
+        </w:rPr>
+        <w:t>Backend нь /api/v1 суурьтай 187 REST endpoint үзүүлдэг. Дэлгэрэнгүйг 5-р бүлэгт үзнэ үү.</w:t>
+      </w:r>
+    </w:p>
+    <w:tbl>
+      <w:tblPr>
+        <w:tblStyle w:val="TableGrid"/>
+        <w:tblW w:type="auto" w:w="0"/>
+        <w:tblLook w:firstColumn="1" w:firstRow="1" w:lastColumn="0" w:lastRow="0" w:noHBand="0" w:noVBand="1" w:val="04A0"/>
+      </w:tblPr>
+      <w:tblGrid>
+        <w:gridCol w:w="4680"/>
+        <w:gridCol w:w="4680"/>
+      </w:tblGrid>
+      <w:tr>
+        <w:tc>
+          <w:tcPr>
+            <w:tcW w:type="dxa" w:w="4680"/>
+          </w:tcPr>
+          <w:p>
+            <w:r>
+              <w:t>Бүлэг</w:t>
+            </w:r>
+          </w:p>
+        </w:tc>
+        <w:tc>
+          <w:tcPr>
+            <w:tcW w:type="dxa" w:w="4680"/>
+          </w:tcPr>
+          <w:p>
+            <w:r>
+              <w:t>Endpoint</w:t>
+            </w:r>
+          </w:p>
+        </w:tc>
+      </w:tr>
+      <w:tr>
+        <w:tc>
+          <w:tcPr>
+            <w:tcW w:type="dxa" w:w="4680"/>
+          </w:tcPr>
+          <w:p>
+            <w:r>
+              <w:t>Газар чөлөөлөлт (nested ресурсууд)</w:t>
+            </w:r>
+          </w:p>
+        </w:tc>
+        <w:tc>
+          <w:tcPr>
+            <w:tcW w:type="dxa" w:w="4680"/>
+          </w:tcPr>
+          <w:p>
+            <w:r>
+              <w:t>61</w:t>
+            </w:r>
+          </w:p>
+        </w:tc>
+      </w:tr>
+      <w:tr>
+        <w:tc>
+          <w:tcPr>
+            <w:tcW w:type="dxa" w:w="4680"/>
+          </w:tcPr>
+          <w:p>
+            <w:r>
+              <w:t>Мэргэжлийн байгууллагын портал (/prof)</w:t>
+            </w:r>
+          </w:p>
+        </w:tc>
+        <w:tc>
+          <w:tcPr>
+            <w:tcW w:type="dxa" w:w="4680"/>
+          </w:tcPr>
+          <w:p>
+            <w:r>
+              <w:t>43</w:t>
+            </w:r>
+          </w:p>
+        </w:tc>
+      </w:tr>
+      <w:tr>
+        <w:tc>
+          <w:tcPr>
+            <w:tcW w:type="dxa" w:w="4680"/>
+          </w:tcPr>
+          <w:p>
+            <w:r>
+              <w:t>Лавлах, тохиргоо (9 бүлэг)</w:t>
+            </w:r>
+          </w:p>
+        </w:tc>
+        <w:tc>
+          <w:tcPr>
+            <w:tcW w:type="dxa" w:w="4680"/>
+          </w:tcPr>
+          <w:p>
+            <w:r>
+              <w:t>36</w:t>
+            </w:r>
+          </w:p>
+        </w:tc>
+      </w:tr>
+      <w:tr>
+        <w:tc>
+          <w:tcPr>
+            <w:tcW w:type="dxa" w:w="4680"/>
+          </w:tcPr>
+          <w:p>
+            <w:r>
+              <w:t>Хэрэглэгч, роль, зөвшөөрөл</w:t>
+            </w:r>
+          </w:p>
+        </w:tc>
+        <w:tc>
+          <w:tcPr>
+            <w:tcW w:type="dxa" w:w="4680"/>
+          </w:tcPr>
+          <w:p>
+            <w:r>
+              <w:t>16</w:t>
+            </w:r>
+          </w:p>
+        </w:tc>
+      </w:tr>
+      <w:tr>
+        <w:tc>
+          <w:tcPr>
+            <w:tcW w:type="dxa" w:w="4680"/>
+          </w:tcPr>
+          <w:p>
+            <w:r>
+              <w:t>Бусад (dashboard, олговор, тайлан г.м.)</w:t>
+            </w:r>
+          </w:p>
+        </w:tc>
+        <w:tc>
+          <w:tcPr>
+            <w:tcW w:type="dxa" w:w="4680"/>
+          </w:tcPr>
+          <w:p>
+            <w:r>
+              <w:t>12</w:t>
+            </w:r>
+          </w:p>
+        </w:tc>
+      </w:tr>
+      <w:tr>
+        <w:tc>
+          <w:tcPr>
+            <w:tcW w:type="dxa" w:w="4680"/>
+          </w:tcPr>
+          <w:p>
+            <w:r>
+              <w:t>Нэвтрэлт, нэгж талбар, мэдэгдэл, аудит лог</w:t>
+            </w:r>
+          </w:p>
+        </w:tc>
+        <w:tc>
+          <w:tcPr>
+            <w:tcW w:type="dxa" w:w="4680"/>
+          </w:tcPr>
+          <w:p>
+            <w:r>
+              <w:t>19</w:t>
+            </w:r>
+          </w:p>
+        </w:tc>
+      </w:tr>
+      <w:tr>
+        <w:tc>
+          <w:tcPr>
+            <w:tcW w:type="dxa" w:w="4680"/>
+          </w:tcPr>
+          <w:p>
+            <w:r>
+              <w:t>Нийт</w:t>
+            </w:r>
+          </w:p>
+        </w:tc>
+        <w:tc>
+          <w:tcPr>
+            <w:tcW w:type="dxa" w:w="4680"/>
+          </w:tcPr>
+          <w:p>
+            <w:r>
+              <w:t>187</w:t>
+            </w:r>
+          </w:p>
+        </w:tc>
+      </w:tr>
+    </w:tbl>
+    <w:p>
+      <w:pPr>
+        <w:jc w:val="center"/>
+      </w:pPr>
+      <w:r>
+        <w:drawing>
+          <wp:inline xmlns:a="http://schemas.openxmlformats.org/drawingml/2006/main" xmlns:pic="http://schemas.openxmlformats.org/drawingml/2006/picture">
+            <wp:extent cx="5029200" cy="2242751"/>
+            <wp:docPr id="16" name="Picture 16"/>
+            <wp:cNvGraphicFramePr>
+              <a:graphicFrameLocks noChangeAspect="1"/>
+            </wp:cNvGraphicFramePr>
+            <a:graphic>
+              <a:graphicData uri="http://schemas.openxmlformats.org/drawingml/2006/picture">
+                <pic:pic>
+                  <pic:nvPicPr>
+                    <pic:cNvPr id="0" name="image.png"/>
+                    <pic:cNvPicPr/>
+                  </pic:nvPicPr>
+                  <pic:blipFill>
+                    <a:blip r:embed="rId12"/>
+                    <a:stretch>
+                      <a:fillRect/>
+                    </a:stretch>
+                  </pic:blipFill>
+                  <pic:spPr>
+                    <a:xfrm>
+                      <a:off x="0" y="0"/>
+                      <a:ext cx="5029200" cy="2242751"/>
+                    </a:xfrm>
+                    <a:prstGeom prst="rect"/>
+                  </pic:spPr>
+                </pic:pic>
+              </a:graphicData>
+            </a:graphic>
+          </wp:inline>
+        </w:drawing>
+      </w:r>
+    </w:p>
+    <w:p>
+      <w:pPr>
+        <w:jc w:val="center"/>
+      </w:pPr>
+      <w:r>
+        <w:rPr>
+          <w:i/>
+        </w:rPr>
+        <w:t>График. API endpoint-уудын бүлэглэл</w:t>
+      </w:r>
+    </w:p>
+    <w:p>
+      <w:pPr>
+        <w:pStyle w:val="Heading2"/>
+      </w:pPr>
+      <w:bookmarkStart w:id="9143" w:name="_toc101d"/>
+      <w:r>
+        <w:t>1.4 Домэйн тус бүрийн хүснэгтийн задаргааны товч</w:t>
+      </w:r>
+      <w:bookmarkEnd w:id="9143"/>
+    </w:p>
+    <w:p>
+      <w:r>
+        <w:rPr>
+          <w:b w:val="0"/>
+        </w:rPr>
+        <w:t>Өгөгдлийн сангийн 50 хүснэгт 8 домэйнд хуваагдана. Дэлгэрэнгүйг 4.3-р бүлэгт үзнэ үү.</w:t>
+      </w:r>
+    </w:p>
+    <w:tbl>
+      <w:tblPr>
+        <w:tblStyle w:val="TableGrid"/>
+        <w:tblW w:type="auto" w:w="0"/>
+        <w:tblLook w:firstColumn="1" w:firstRow="1" w:lastColumn="0" w:lastRow="0" w:noHBand="0" w:noVBand="1" w:val="04A0"/>
+      </w:tblPr>
+      <w:tblGrid>
+        <w:gridCol w:w="4680"/>
+        <w:gridCol w:w="4680"/>
+      </w:tblGrid>
+      <w:tr>
+        <w:tc>
+          <w:tcPr>
+            <w:tcW w:type="dxa" w:w="4680"/>
+          </w:tcPr>
+          <w:p>
+            <w:r>
+              <w:t>Домэйн</w:t>
+            </w:r>
+          </w:p>
+        </w:tc>
+        <w:tc>
+          <w:tcPr>
+            <w:tcW w:type="dxa" w:w="4680"/>
+          </w:tcPr>
+          <w:p>
+            <w:r>
+              <w:t>Тоо</w:t>
+            </w:r>
+          </w:p>
+        </w:tc>
+      </w:tr>
+      <w:tr>
+        <w:tc>
+          <w:tcPr>
+            <w:tcW w:type="dxa" w:w="4680"/>
+          </w:tcPr>
+          <w:p>
+            <w:r>
+              <w:t>Нэгж талбар</w:t>
+            </w:r>
+          </w:p>
+        </w:tc>
+        <w:tc>
+          <w:tcPr>
+            <w:tcW w:type="dxa" w:w="4680"/>
+          </w:tcPr>
+          <w:p>
+            <w:r>
+              <w:t>10</w:t>
+            </w:r>
+          </w:p>
+        </w:tc>
+      </w:tr>
+      <w:tr>
+        <w:tc>
+          <w:tcPr>
+            <w:tcW w:type="dxa" w:w="4680"/>
+          </w:tcPr>
+          <w:p>
+            <w:r>
+              <w:t>Газар чөлөөлөлт</w:t>
+            </w:r>
+          </w:p>
+        </w:tc>
+        <w:tc>
+          <w:tcPr>
+            <w:tcW w:type="dxa" w:w="4680"/>
+          </w:tcPr>
+          <w:p>
+            <w:r>
+              <w:t>9</w:t>
+            </w:r>
+          </w:p>
+        </w:tc>
+      </w:tr>
+      <w:tr>
+        <w:tc>
+          <w:tcPr>
+            <w:tcW w:type="dxa" w:w="4680"/>
+          </w:tcPr>
+          <w:p>
+            <w:r>
+              <w:t>Үнэлгээ, байгууламж</w:t>
+            </w:r>
+          </w:p>
+        </w:tc>
+        <w:tc>
+          <w:tcPr>
+            <w:tcW w:type="dxa" w:w="4680"/>
+          </w:tcPr>
+          <w:p>
+            <w:r>
+              <w:t>9</w:t>
+            </w:r>
+          </w:p>
+        </w:tc>
+      </w:tr>
+      <w:tr>
+        <w:tc>
+          <w:tcPr>
+            <w:tcW w:type="dxa" w:w="4680"/>
+          </w:tcPr>
+          <w:p>
+            <w:r>
+              <w:t>Хэрэглэгч, эрх (Auth DB)</w:t>
+            </w:r>
+          </w:p>
+        </w:tc>
+        <w:tc>
+          <w:tcPr>
+            <w:tcW w:type="dxa" w:w="4680"/>
+          </w:tcPr>
+          <w:p>
+            <w:r>
+              <w:t>7</w:t>
+            </w:r>
+          </w:p>
+        </w:tc>
+      </w:tr>
+      <w:tr>
+        <w:tc>
+          <w:tcPr>
+            <w:tcW w:type="dxa" w:w="4680"/>
+          </w:tcPr>
+          <w:p>
+            <w:r>
+              <w:t>Төлөвлөгөө, лавлах</w:t>
+            </w:r>
+          </w:p>
+        </w:tc>
+        <w:tc>
+          <w:tcPr>
+            <w:tcW w:type="dxa" w:w="4680"/>
+          </w:tcPr>
+          <w:p>
+            <w:r>
+              <w:t>6</w:t>
+            </w:r>
+          </w:p>
+        </w:tc>
+      </w:tr>
+      <w:tr>
+        <w:tc>
+          <w:tcPr>
+            <w:tcW w:type="dxa" w:w="4680"/>
+          </w:tcPr>
+          <w:p>
+            <w:r>
+              <w:t>Нөхөх олговор</w:t>
+            </w:r>
+          </w:p>
+        </w:tc>
+        <w:tc>
+          <w:tcPr>
+            <w:tcW w:type="dxa" w:w="4680"/>
+          </w:tcPr>
+          <w:p>
+            <w:r>
+              <w:t>4</w:t>
+            </w:r>
+          </w:p>
+        </w:tc>
+      </w:tr>
+      <w:tr>
+        <w:tc>
+          <w:tcPr>
+            <w:tcW w:type="dxa" w:w="4680"/>
+          </w:tcPr>
+          <w:p>
+            <w:r>
+              <w:t>Мэдэгдэл, аудит лог</w:t>
+            </w:r>
+          </w:p>
+        </w:tc>
+        <w:tc>
+          <w:tcPr>
+            <w:tcW w:type="dxa" w:w="4680"/>
+          </w:tcPr>
+          <w:p>
+            <w:r>
+              <w:t>3</w:t>
+            </w:r>
+          </w:p>
+        </w:tc>
+      </w:tr>
+      <w:tr>
+        <w:tc>
+          <w:tcPr>
+            <w:tcW w:type="dxa" w:w="4680"/>
+          </w:tcPr>
+          <w:p>
+            <w:r>
+              <w:t>Баримт бичиг</w:t>
+            </w:r>
+          </w:p>
+        </w:tc>
+        <w:tc>
+          <w:tcPr>
+            <w:tcW w:type="dxa" w:w="4680"/>
+          </w:tcPr>
+          <w:p>
+            <w:r>
+              <w:t>2</w:t>
+            </w:r>
+          </w:p>
+        </w:tc>
+      </w:tr>
+      <w:tr>
+        <w:tc>
+          <w:tcPr>
+            <w:tcW w:type="dxa" w:w="4680"/>
+          </w:tcPr>
+          <w:p>
+            <w:r>
+              <w:t>Нийт</w:t>
+            </w:r>
+          </w:p>
+        </w:tc>
+        <w:tc>
+          <w:tcPr>
+            <w:tcW w:type="dxa" w:w="4680"/>
+          </w:tcPr>
+          <w:p>
+            <w:r>
+              <w:t>50</w:t>
+            </w:r>
+          </w:p>
+        </w:tc>
+      </w:tr>
+    </w:tbl>
+    <w:p>
+      <w:pPr>
+        <w:jc w:val="center"/>
+      </w:pPr>
+      <w:r>
+        <w:drawing>
+          <wp:inline xmlns:a="http://schemas.openxmlformats.org/drawingml/2006/main" xmlns:pic="http://schemas.openxmlformats.org/drawingml/2006/picture">
+            <wp:extent cx="5029200" cy="2242751"/>
+            <wp:docPr id="15" name="Picture 15"/>
+            <wp:cNvGraphicFramePr>
+              <a:graphicFrameLocks noChangeAspect="1"/>
+            </wp:cNvGraphicFramePr>
+            <a:graphic>
+              <a:graphicData uri="http://schemas.openxmlformats.org/drawingml/2006/picture">
+                <pic:pic>
+                  <pic:nvPicPr>
+                    <pic:cNvPr id="0" name="image.png"/>
+                    <pic:cNvPicPr/>
+                  </pic:nvPicPr>
+                  <pic:blipFill>
+                    <a:blip r:embed="rId11"/>
+                    <a:stretch>
+                      <a:fillRect/>
+                    </a:stretch>
+                  </pic:blipFill>
+                  <pic:spPr>
+                    <a:xfrm>
+                      <a:off x="0" y="0"/>
+                      <a:ext cx="5029200" cy="2242751"/>
+                    </a:xfrm>
+                    <a:prstGeom prst="rect"/>
+                  </pic:spPr>
+                </pic:pic>
+              </a:graphicData>
+            </a:graphic>
+          </wp:inline>
+        </w:drawing>
+      </w:r>
+    </w:p>
+    <w:p>
+      <w:pPr>
+        <w:jc w:val="center"/>
+      </w:pPr>
+      <w:r>
+        <w:rPr>
+          <w:i/>
+        </w:rPr>
+        <w:t>График. Өгөгдлийн сангийн хүснэгтүүдийн домэйн тус бүрийн тоо</w:t>
+      </w:r>
     </w:p>
     <w:p>
       <w:bookmarkStart w:id="102" w:name="_toc102"/>
@@ -1411,13 +2576,8 @@
             <w:tcW w:type="dxa" w:w="6048"/>
           </w:tcPr>
           <w:p>
-            <w:r/>
-            <w:r>
-              <w:rPr>
-                <w:color w:val="1A1A1A"/>
-                <w:sz w:val="19"/>
-              </w:rPr>
-              <w:t>Бизнес өгөгдөл: 41 хүснэгт · геометр (EPSG:4326) · ST_* орон зайн тооцоолол</w:t>
+            <w:r>
+              <w:t>Бизнес өгөгдөл: 42 хүснэгт · геометр (EPSG:4326) · ST_* орон зайн тооцоолол</w:t>
             </w:r>
           </w:p>
         </w:tc>
@@ -2509,7 +3669,7 @@
           <w:color w:val="000000"/>
           <w:sz w:val="24"/>
         </w:rPr>
-        <w:t>Өгөгдөл хоёр тусдаа санд хуваагдана: бизнес өгөгдлийн main DB (41 хүснэгт, PostGIS өргөтгөлтэй) ба хэрэглэгч/эрхийн auth DB (8 хүснэгт). Хоёр санг тусгаарласнаар хэрэглэгчийн нууц мэдээлэл бизнес өгөгдлөөс салангид хамгаалагдаж, тус тусдаа нөөцлөх/сэргээх боломжтой. Schema-ийн өөрчлөлт бүр 58 хувилбартай migration-аар (up/down хостой, нийт 116 файл) бүртгэгдэж, сервер асахад автоматаар хэрэгжинэ.</w:t>
+        <w:t>Өгөгдөл хоёр тусдаа санд хуваагдана: бизнес өгөгдлийн main DB (42 хүснэгт, PostGIS өргөтгөлтэй) ба хэрэглэгч/эрхийн auth DB (8 хүснэгт). Хоёр санг тусгаарласнаар хэрэглэгчийн нууц мэдээлэл бизнес өгөгдлөөс салангид хамгаалагдаж, тус тусдаа нөөцлөх/сэргээх боломжтой. Schema-ийн өөрчлөлт бүр 59 хувилбартай migration-аар (up/down хостой, нийт 118 файл) бүртгэгдэж, сервер асахад автоматаар хэрэгжинэ.</w:t>
       </w:r>
     </w:p>
     <w:p>
@@ -3580,14 +4740,8 @@
             <w:shd w:val="clear" w:fill="F5F5F5"/>
           </w:tcPr>
           <w:p>
-            <w:r/>
-            <w:r>
-              <w:rPr>
-                <w:b/>
-                <w:color w:val="000000"/>
-                <w:sz w:val="16"/>
-              </w:rPr>
-              <w:t>Мэдэгдэл</w:t>
+            <w:r>
+              <w:t>Мэдэгдэл, аудит лог</w:t>
             </w:r>
           </w:p>
         </w:tc>
@@ -3597,16 +4751,8 @@
             <w:shd w:val="clear" w:fill="F5F5F5"/>
           </w:tcPr>
           <w:p>
-            <w:pPr>
-              <w:jc w:val="center"/>
-            </w:pPr>
-            <w:r/>
-            <w:r>
-              <w:rPr>
-                <w:color w:val="1A1A1A"/>
-                <w:sz w:val="16"/>
-              </w:rPr>
-              <w:t>1</w:t>
+            <w:r>
+              <w:t>3</w:t>
             </w:r>
           </w:p>
         </w:tc>
@@ -3616,64 +4762,8 @@
             <w:shd w:val="clear" w:fill="F5F5F5"/>
           </w:tcPr>
           <w:p>
-            <w:r/>
-            <w:r>
-              <w:rPr>
-                <w:color w:val="1A1A1A"/>
-                <w:sz w:val="16"/>
-              </w:rPr>
-              <w:t>notification</w:t>
-            </w:r>
-          </w:p>
-        </w:tc>
-      </w:tr>
-      <w:tr>
-        <w:tc>
-          <w:tcPr>
-            <w:tcW w:type="dxa" w:w="2448"/>
-          </w:tcPr>
-          <w:p>
-            <w:r/>
-            <w:r>
-              <w:rPr>
-                <w:b/>
-                <w:color w:val="000000"/>
-                <w:sz w:val="16"/>
-              </w:rPr>
-              <w:t>Аудит лог</w:t>
-            </w:r>
-          </w:p>
-        </w:tc>
-        <w:tc>
-          <w:tcPr>
-            <w:tcW w:type="dxa" w:w="720"/>
-          </w:tcPr>
-          <w:p>
-            <w:pPr>
-              <w:jc w:val="center"/>
-            </w:pPr>
-            <w:r/>
-            <w:r>
-              <w:rPr>
-                <w:color w:val="1A1A1A"/>
-                <w:sz w:val="16"/>
-              </w:rPr>
-              <w:t>1</w:t>
-            </w:r>
-          </w:p>
-        </w:tc>
-        <w:tc>
-          <w:tcPr>
-            <w:tcW w:type="dxa" w:w="6336"/>
-          </w:tcPr>
-          <w:p>
-            <w:r/>
-            <w:r>
-              <w:rPr>
-                <w:color w:val="1A1A1A"/>
-                <w:sz w:val="16"/>
-              </w:rPr>
-              <w:t>audit_log</w:t>
+            <w:r>
+              <w:t>notification, audit_log, client_request</w:t>
             </w:r>
           </w:p>
         </w:tc>
@@ -3953,13 +5043,8 @@
             <w:tcW w:type="dxa" w:w="3168"/>
           </w:tcPr>
           <w:p>
-            <w:r/>
-            <w:r>
-              <w:rPr>
-                <w:color w:val="1A1A1A"/>
-                <w:sz w:val="18"/>
-              </w:rPr>
-              <w:t>49 хүснэгтэд домэйн бүрэн загварчлагдаж, 58 migration-аар хувилбаржсан</w:t>
+            <w:r>
+              <w:t>50 хүснэгтэд домэйн бүрэн загварчлагдаж, 59 migration-аар хувилбаржсан</w:t>
             </w:r>
           </w:p>
         </w:tc>
@@ -9876,12 +10961,933 @@
       </w:pPr>
     </w:p>
     <w:p>
+      <w:bookmarkStart w:id="131" w:name="_toc131"/>
+      <w:pPr>
+        <w:pStyle w:val="Heading1"/>
+      </w:pPr>
+      <w:r>
+        <w:t>7. GIS — газарзүйн мэдээллийн интеграци</w:t>
+      </w:r>
+      <w:bookmarkEnd w:id="131"/>
+    </w:p>
+    <w:tbl>
+      <w:tblPr>
+        <w:tblStyle w:val="TableGrid"/>
+        <w:tblW w:type="auto" w:w="0"/>
+        <w:jc w:val="center"/>
+        <w:tblLook w:firstColumn="1" w:firstRow="1" w:lastColumn="0" w:lastRow="0" w:noHBand="0" w:noVBand="1" w:val="04A0"/>
+      </w:tblPr>
+      <w:tblGrid>
+        <w:gridCol w:w="3120"/>
+        <w:gridCol w:w="3120"/>
+        <w:gridCol w:w="3120"/>
+      </w:tblGrid>
+      <w:tr>
+        <w:tc>
+          <w:tcPr>
+            <w:tcW w:type="dxa" w:w="1872"/>
+            <w:shd w:val="clear" w:fill="D9D9D9"/>
+          </w:tcPr>
+          <w:p>
+            <w:pPr>
+              <w:jc w:val="center"/>
+            </w:pPr>
+            <w:r/>
+            <w:r>
+              <w:rPr>
+                <w:b/>
+                <w:color w:val="000000"/>
+                <w:sz w:val="20"/>
+              </w:rPr>
+              <w:t>Давхарга</w:t>
+            </w:r>
+          </w:p>
+        </w:tc>
+        <w:tc>
+          <w:tcPr>
+            <w:tcW w:type="dxa" w:w="3024"/>
+            <w:shd w:val="clear" w:fill="D9D9D9"/>
+          </w:tcPr>
+          <w:p>
+            <w:pPr>
+              <w:jc w:val="center"/>
+            </w:pPr>
+            <w:r/>
+            <w:r>
+              <w:rPr>
+                <w:b/>
+                <w:color w:val="000000"/>
+                <w:sz w:val="20"/>
+              </w:rPr>
+              <w:t>Хэрэгжилт</w:t>
+            </w:r>
+          </w:p>
+        </w:tc>
+        <w:tc>
+          <w:tcPr>
+            <w:tcW w:type="dxa" w:w="4608"/>
+            <w:shd w:val="clear" w:fill="D9D9D9"/>
+          </w:tcPr>
+          <w:p>
+            <w:pPr>
+              <w:jc w:val="center"/>
+            </w:pPr>
+            <w:r/>
+            <w:r>
+              <w:rPr>
+                <w:b/>
+                <w:color w:val="000000"/>
+                <w:sz w:val="20"/>
+              </w:rPr>
+              <w:t>Үүрэг</w:t>
+            </w:r>
+          </w:p>
+        </w:tc>
+      </w:tr>
+      <w:tr>
+        <w:tc>
+          <w:tcPr>
+            <w:tcW w:type="dxa" w:w="1872"/>
+          </w:tcPr>
+          <w:p>
+            <w:r/>
+            <w:r>
+              <w:rPr>
+                <w:b/>
+                <w:color w:val="000000"/>
+                <w:sz w:val="19"/>
+              </w:rPr>
+              <w:t>Хадгалалт</w:t>
+            </w:r>
+          </w:p>
+        </w:tc>
+        <w:tc>
+          <w:tcPr>
+            <w:tcW w:type="dxa" w:w="3024"/>
+          </w:tcPr>
+          <w:p>
+            <w:r/>
+            <w:r>
+              <w:rPr>
+                <w:color w:val="1A1A1A"/>
+                <w:sz w:val="19"/>
+              </w:rPr>
+              <w:t>PostGIS 3.4</w:t>
+            </w:r>
+          </w:p>
+        </w:tc>
+        <w:tc>
+          <w:tcPr>
+            <w:tcW w:type="dxa" w:w="4608"/>
+          </w:tcPr>
+          <w:p>
+            <w:r/>
+            <w:r>
+              <w:rPr>
+                <w:color w:val="1A1A1A"/>
+                <w:sz w:val="19"/>
+              </w:rPr>
+              <w:t>geometry(Polygon,4326) багана, орон зайн индекс</w:t>
+            </w:r>
+          </w:p>
+        </w:tc>
+      </w:tr>
+      <w:tr>
+        <w:tc>
+          <w:tcPr>
+            <w:tcW w:type="dxa" w:w="1872"/>
+            <w:shd w:val="clear" w:fill="F5F5F5"/>
+          </w:tcPr>
+          <w:p>
+            <w:r/>
+            <w:r>
+              <w:rPr>
+                <w:b/>
+                <w:color w:val="000000"/>
+                <w:sz w:val="19"/>
+              </w:rPr>
+              <w:t>Тооцоолол</w:t>
+            </w:r>
+          </w:p>
+        </w:tc>
+        <w:tc>
+          <w:tcPr>
+            <w:tcW w:type="dxa" w:w="3024"/>
+            <w:shd w:val="clear" w:fill="F5F5F5"/>
+          </w:tcPr>
+          <w:p>
+            <w:r/>
+            <w:r>
+              <w:rPr>
+                <w:color w:val="1A1A1A"/>
+                <w:sz w:val="19"/>
+              </w:rPr>
+              <w:t>SQL доторх ST_* функцууд</w:t>
+            </w:r>
+          </w:p>
+        </w:tc>
+        <w:tc>
+          <w:tcPr>
+            <w:tcW w:type="dxa" w:w="4608"/>
+            <w:shd w:val="clear" w:fill="F5F5F5"/>
+          </w:tcPr>
+          <w:p>
+            <w:r/>
+            <w:r>
+              <w:rPr>
+                <w:color w:val="1A1A1A"/>
+                <w:sz w:val="19"/>
+              </w:rPr>
+              <w:t>Огтлолцол, давхцлын талбай, геометрийн засвар</w:t>
+            </w:r>
+          </w:p>
+        </w:tc>
+      </w:tr>
+      <w:tr>
+        <w:tc>
+          <w:tcPr>
+            <w:tcW w:type="dxa" w:w="1872"/>
+          </w:tcPr>
+          <w:p>
+            <w:r/>
+            <w:r>
+              <w:rPr>
+                <w:b/>
+                <w:color w:val="000000"/>
+                <w:sz w:val="19"/>
+              </w:rPr>
+              <w:t>Нийтлэлт</w:t>
+            </w:r>
+          </w:p>
+        </w:tc>
+        <w:tc>
+          <w:tcPr>
+            <w:tcW w:type="dxa" w:w="3024"/>
+          </w:tcPr>
+          <w:p>
+            <w:r/>
+            <w:r>
+              <w:rPr>
+                <w:color w:val="1A1A1A"/>
+                <w:sz w:val="19"/>
+              </w:rPr>
+              <w:t>GeoServer 2.25</w:t>
+            </w:r>
+          </w:p>
+        </w:tc>
+        <w:tc>
+          <w:tcPr>
+            <w:tcW w:type="dxa" w:w="4608"/>
+          </w:tcPr>
+          <w:p>
+            <w:r/>
+            <w:r>
+              <w:rPr>
+                <w:color w:val="1A1A1A"/>
+                <w:sz w:val="19"/>
+              </w:rPr>
+              <w:t>WMS/WFS — статусын давхаргууд (s0–s5)</w:t>
+            </w:r>
+          </w:p>
+        </w:tc>
+      </w:tr>
+      <w:tr>
+        <w:tc>
+          <w:tcPr>
+            <w:tcW w:type="dxa" w:w="1872"/>
+            <w:shd w:val="clear" w:fill="F5F5F5"/>
+          </w:tcPr>
+          <w:p>
+            <w:r/>
+            <w:r>
+              <w:rPr>
+                <w:b/>
+                <w:color w:val="000000"/>
+                <w:sz w:val="19"/>
+              </w:rPr>
+              <w:t>Дүрслэл</w:t>
+            </w:r>
+          </w:p>
+        </w:tc>
+        <w:tc>
+          <w:tcPr>
+            <w:tcW w:type="dxa" w:w="3024"/>
+            <w:shd w:val="clear" w:fill="F5F5F5"/>
+          </w:tcPr>
+          <w:p>
+            <w:r/>
+            <w:r>
+              <w:rPr>
+                <w:color w:val="1A1A1A"/>
+                <w:sz w:val="19"/>
+              </w:rPr>
+              <w:t>OpenLayers 10.2</w:t>
+            </w:r>
+          </w:p>
+        </w:tc>
+        <w:tc>
+          <w:tcPr>
+            <w:tcW w:type="dxa" w:w="4608"/>
+            <w:shd w:val="clear" w:fill="F5F5F5"/>
+          </w:tcPr>
+          <w:p>
+            <w:r/>
+            <w:r>
+              <w:rPr>
+                <w:color w:val="1A1A1A"/>
+                <w:sz w:val="19"/>
+              </w:rPr>
+              <w:t>Интерактив зураг, давхаргын самбар, CQL шүүлт</w:t>
+            </w:r>
+          </w:p>
+        </w:tc>
+      </w:tr>
+      <w:tr>
+        <w:tc>
+          <w:tcPr>
+            <w:tcW w:type="dxa" w:w="1872"/>
+          </w:tcPr>
+          <w:p>
+            <w:r/>
+            <w:r>
+              <w:rPr>
+                <w:b/>
+                <w:color w:val="000000"/>
+                <w:sz w:val="19"/>
+              </w:rPr>
+              <w:t>Импорт</w:t>
+            </w:r>
+          </w:p>
+        </w:tc>
+        <w:tc>
+          <w:tcPr>
+            <w:tcW w:type="dxa" w:w="3024"/>
+          </w:tcPr>
+          <w:p>
+            <w:r/>
+            <w:r>
+              <w:rPr>
+                <w:color w:val="1A1A1A"/>
+                <w:sz w:val="19"/>
+              </w:rPr>
+              <w:t>Go shapefile уншигч</w:t>
+            </w:r>
+          </w:p>
+        </w:tc>
+        <w:tc>
+          <w:tcPr>
+            <w:tcW w:type="dxa" w:w="4608"/>
+          </w:tcPr>
+          <w:p>
+            <w:r/>
+            <w:r>
+              <w:rPr>
+                <w:color w:val="1A1A1A"/>
+                <w:sz w:val="19"/>
+              </w:rPr>
+              <w:t>ESRI Shapefile → WKT (гадны сангүй)</w:t>
+            </w:r>
+          </w:p>
+        </w:tc>
+      </w:tr>
+      <w:tr>
+        <w:tc>
+          <w:tcPr>
+            <w:tcW w:type="dxa" w:w="1872"/>
+            <w:shd w:val="clear" w:fill="F5F5F5"/>
+          </w:tcPr>
+          <w:p>
+            <w:r/>
+            <w:r>
+              <w:rPr>
+                <w:b/>
+                <w:color w:val="000000"/>
+                <w:sz w:val="19"/>
+              </w:rPr>
+              <w:t>Прокси</w:t>
+            </w:r>
+          </w:p>
+        </w:tc>
+        <w:tc>
+          <w:tcPr>
+            <w:tcW w:type="dxa" w:w="3024"/>
+            <w:shd w:val="clear" w:fill="F5F5F5"/>
+          </w:tcPr>
+          <w:p>
+            <w:r/>
+            <w:r>
+              <w:rPr>
+                <w:color w:val="1A1A1A"/>
+                <w:sz w:val="19"/>
+              </w:rPr>
+              <w:t>Next.js route</w:t>
+            </w:r>
+          </w:p>
+        </w:tc>
+        <w:tc>
+          <w:tcPr>
+            <w:tcW w:type="dxa" w:w="4608"/>
+            <w:shd w:val="clear" w:fill="F5F5F5"/>
+          </w:tcPr>
+          <w:p>
+            <w:r/>
+            <w:r>
+              <w:rPr>
+                <w:color w:val="1A1A1A"/>
+                <w:sz w:val="19"/>
+              </w:rPr>
+              <w:t>GeoServer-ийг гадагш ил гаргалгүй дамжуулна</w:t>
+            </w:r>
+          </w:p>
+        </w:tc>
+      </w:tr>
+    </w:tbl>
+    <w:p>
+      <w:pPr>
+        <w:spacing w:after="40"/>
+      </w:pPr>
+    </w:p>
+    <w:tbl>
+      <w:tblPr>
+        <w:tblStyle w:val="TableGrid"/>
+        <w:tblW w:type="auto" w:w="0"/>
+        <w:jc w:val="center"/>
+        <w:tblLook w:firstColumn="1" w:firstRow="1" w:lastColumn="0" w:lastRow="0" w:noHBand="0" w:noVBand="1" w:val="04A0"/>
+      </w:tblPr>
+      <w:tblGrid>
+        <w:gridCol w:w="3120"/>
+        <w:gridCol w:w="3120"/>
+        <w:gridCol w:w="3120"/>
+      </w:tblGrid>
+      <w:tr>
+        <w:tc>
+          <w:tcPr>
+            <w:tcW w:type="dxa" w:w="3168"/>
+            <w:shd w:val="clear" w:fill="D9D9D9"/>
+          </w:tcPr>
+          <w:p>
+            <w:pPr>
+              <w:jc w:val="center"/>
+            </w:pPr>
+            <w:r/>
+            <w:r>
+              <w:rPr>
+                <w:b/>
+                <w:color w:val="000000"/>
+                <w:sz w:val="20"/>
+              </w:rPr>
+              <w:t>ҮР ДҮН</w:t>
+            </w:r>
+          </w:p>
+        </w:tc>
+        <w:tc>
+          <w:tcPr>
+            <w:tcW w:type="dxa" w:w="3168"/>
+            <w:shd w:val="clear" w:fill="D9D9D9"/>
+          </w:tcPr>
+          <w:p>
+            <w:pPr>
+              <w:jc w:val="center"/>
+            </w:pPr>
+            <w:r/>
+            <w:r>
+              <w:rPr>
+                <w:b/>
+                <w:color w:val="000000"/>
+                <w:sz w:val="20"/>
+              </w:rPr>
+              <w:t>ДАВУУ ТАЛ</w:t>
+            </w:r>
+          </w:p>
+        </w:tc>
+        <w:tc>
+          <w:tcPr>
+            <w:tcW w:type="dxa" w:w="3168"/>
+            <w:shd w:val="clear" w:fill="D9D9D9"/>
+          </w:tcPr>
+          <w:p>
+            <w:pPr>
+              <w:jc w:val="center"/>
+            </w:pPr>
+            <w:r/>
+            <w:r>
+              <w:rPr>
+                <w:b/>
+                <w:color w:val="000000"/>
+                <w:sz w:val="20"/>
+              </w:rPr>
+              <w:t>НЭМЭГДЭХ БОЛОМЖ</w:t>
+            </w:r>
+          </w:p>
+        </w:tc>
+      </w:tr>
+      <w:tr>
+        <w:tc>
+          <w:tcPr>
+            <w:tcW w:type="dxa" w:w="3168"/>
+          </w:tcPr>
+          <w:p>
+            <w:r/>
+            <w:r>
+              <w:rPr>
+                <w:color w:val="1A1A1A"/>
+                <w:sz w:val="18"/>
+              </w:rPr>
+              <w:t>Талбарын давхцал, чөлөөлөх талбай автоматаар тодорхойлогддог</w:t>
+            </w:r>
+          </w:p>
+        </w:tc>
+        <w:tc>
+          <w:tcPr>
+            <w:tcW w:type="dxa" w:w="3168"/>
+          </w:tcPr>
+          <w:p>
+            <w:r/>
+            <w:r>
+              <w:rPr>
+                <w:color w:val="1A1A1A"/>
+                <w:sz w:val="18"/>
+              </w:rPr>
+              <w:t>Тооцоолол DB түвшинд — үнэн зөвийн нэг эх сурвалж</w:t>
+            </w:r>
+          </w:p>
+        </w:tc>
+        <w:tc>
+          <w:tcPr>
+            <w:tcW w:type="dxa" w:w="3168"/>
+          </w:tcPr>
+          <w:p>
+            <w:r/>
+            <w:r>
+              <w:rPr>
+                <w:color w:val="1A1A1A"/>
+                <w:sz w:val="18"/>
+              </w:rPr>
+              <w:t>Vector tile (MVT); кадастрын системтэй синхрончлол</w:t>
+            </w:r>
+          </w:p>
+        </w:tc>
+      </w:tr>
+    </w:tbl>
+    <w:p>
+      <w:pPr>
+        <w:spacing w:after="40"/>
+      </w:pPr>
+    </w:p>
+    <w:p>
+      <w:bookmarkStart w:id="132" w:name="_toc132"/>
+      <w:pPr>
+        <w:pStyle w:val="Heading1"/>
+      </w:pPr>
+      <w:r>
+        <w:t>8. Чанар, тестийн хамралт</w:t>
+      </w:r>
+      <w:bookmarkEnd w:id="132"/>
+    </w:p>
+    <w:tbl>
+      <w:tblPr>
+        <w:tblStyle w:val="TableGrid"/>
+        <w:tblW w:type="auto" w:w="0"/>
+        <w:jc w:val="center"/>
+        <w:tblLook w:firstColumn="1" w:firstRow="1" w:lastColumn="0" w:lastRow="0" w:noHBand="0" w:noVBand="1" w:val="04A0"/>
+      </w:tblPr>
+      <w:tblGrid>
+        <w:gridCol w:w="4680"/>
+        <w:gridCol w:w="4680"/>
+      </w:tblGrid>
+      <w:tr>
+        <w:tc>
+          <w:tcPr>
+            <w:tcW w:type="dxa" w:w="5760"/>
+            <w:shd w:val="clear" w:fill="D9D9D9"/>
+          </w:tcPr>
+          <w:p>
+            <w:pPr>
+              <w:jc w:val="center"/>
+            </w:pPr>
+            <w:r/>
+            <w:r>
+              <w:rPr>
+                <w:b/>
+                <w:color w:val="000000"/>
+                <w:sz w:val="20"/>
+              </w:rPr>
+              <w:t>Үзүүлэлт</w:t>
+            </w:r>
+          </w:p>
+        </w:tc>
+        <w:tc>
+          <w:tcPr>
+            <w:tcW w:type="dxa" w:w="2304"/>
+            <w:shd w:val="clear" w:fill="D9D9D9"/>
+          </w:tcPr>
+          <w:p>
+            <w:pPr>
+              <w:jc w:val="center"/>
+            </w:pPr>
+            <w:r/>
+            <w:r>
+              <w:rPr>
+                <w:b/>
+                <w:color w:val="000000"/>
+                <w:sz w:val="20"/>
+              </w:rPr>
+              <w:t>Утга</w:t>
+            </w:r>
+          </w:p>
+        </w:tc>
+      </w:tr>
+      <w:tr>
+        <w:tc>
+          <w:tcPr>
+            <w:tcW w:type="dxa" w:w="5760"/>
+          </w:tcPr>
+          <w:p>
+            <w:r/>
+            <w:r>
+              <w:rPr>
+                <w:b/>
+                <w:color w:val="000000"/>
+                <w:sz w:val="19"/>
+              </w:rPr>
+              <w:t>Backend тест функц</w:t>
+            </w:r>
+          </w:p>
+        </w:tc>
+        <w:tc>
+          <w:tcPr>
+            <w:tcW w:type="dxa" w:w="2304"/>
+          </w:tcPr>
+          <w:p>
+            <w:pPr>
+              <w:jc w:val="center"/>
+            </w:pPr>
+            <w:r/>
+            <w:r>
+              <w:rPr>
+                <w:color w:val="1A1A1A"/>
+                <w:sz w:val="19"/>
+              </w:rPr>
+              <w:t>220</w:t>
+            </w:r>
+          </w:p>
+        </w:tc>
+      </w:tr>
+      <w:tr>
+        <w:tc>
+          <w:tcPr>
+            <w:tcW w:type="dxa" w:w="5760"/>
+            <w:shd w:val="clear" w:fill="F5F5F5"/>
+          </w:tcPr>
+          <w:p>
+            <w:r/>
+            <w:r>
+              <w:rPr>
+                <w:b/>
+                <w:color w:val="000000"/>
+                <w:sz w:val="19"/>
+              </w:rPr>
+              <w:t>Backend тест файл</w:t>
+            </w:r>
+          </w:p>
+        </w:tc>
+        <w:tc>
+          <w:tcPr>
+            <w:tcW w:type="dxa" w:w="2304"/>
+            <w:shd w:val="clear" w:fill="F5F5F5"/>
+          </w:tcPr>
+          <w:p>
+            <w:pPr>
+              <w:jc w:val="center"/>
+            </w:pPr>
+            <w:r/>
+            <w:r>
+              <w:rPr>
+                <w:color w:val="1A1A1A"/>
+                <w:sz w:val="19"/>
+              </w:rPr>
+              <w:t>23</w:t>
+            </w:r>
+          </w:p>
+        </w:tc>
+      </w:tr>
+      <w:tr>
+        <w:tc>
+          <w:tcPr>
+            <w:tcW w:type="dxa" w:w="5760"/>
+          </w:tcPr>
+          <w:p>
+            <w:r/>
+            <w:r>
+              <w:rPr>
+                <w:b/>
+                <w:color w:val="000000"/>
+                <w:sz w:val="19"/>
+              </w:rPr>
+              <w:t>Mock багц (handler / service / repo)</w:t>
+            </w:r>
+          </w:p>
+        </w:tc>
+        <w:tc>
+          <w:tcPr>
+            <w:tcW w:type="dxa" w:w="2304"/>
+          </w:tcPr>
+          <w:p>
+            <w:pPr>
+              <w:jc w:val="center"/>
+            </w:pPr>
+            <w:r/>
+            <w:r>
+              <w:rPr>
+                <w:color w:val="1A1A1A"/>
+                <w:sz w:val="19"/>
+              </w:rPr>
+              <w:t>3</w:t>
+            </w:r>
+          </w:p>
+        </w:tc>
+      </w:tr>
+      <w:tr>
+        <w:tc>
+          <w:tcPr>
+            <w:tcW w:type="dxa" w:w="5760"/>
+            <w:shd w:val="clear" w:fill="F5F5F5"/>
+          </w:tcPr>
+          <w:p>
+            <w:r/>
+            <w:r>
+              <w:rPr>
+                <w:b/>
+                <w:color w:val="000000"/>
+                <w:sz w:val="19"/>
+              </w:rPr>
+              <w:t>Frontend тест сьют (policy, parser)</w:t>
+            </w:r>
+          </w:p>
+        </w:tc>
+        <w:tc>
+          <w:tcPr>
+            <w:tcW w:type="dxa" w:w="2304"/>
+            <w:shd w:val="clear" w:fill="F5F5F5"/>
+          </w:tcPr>
+          <w:p>
+            <w:pPr>
+              <w:jc w:val="center"/>
+            </w:pPr>
+            <w:r/>
+            <w:r>
+              <w:rPr>
+                <w:color w:val="1A1A1A"/>
+                <w:sz w:val="19"/>
+              </w:rPr>
+              <w:t>2</w:t>
+            </w:r>
+          </w:p>
+        </w:tc>
+      </w:tr>
+    </w:tbl>
+    <w:p>
+      <w:pPr>
+        <w:spacing w:after="40"/>
+      </w:pPr>
+    </w:p>
+    <w:p>
+      <w:pPr>
+        <w:pStyle w:val="ListBullet"/>
+        <w:spacing w:after="60"/>
+      </w:pPr>
+      <w:r>
+        <w:rPr>
+          <w:b/>
+          <w:color w:val="000000"/>
+          <w:sz w:val="22"/>
+        </w:rPr>
+        <w:t>Давхаргажсан unit тест</w:t>
+      </w:r>
+      <w:r>
+        <w:rPr>
+          <w:color w:val="1A1A1A"/>
+          <w:sz w:val="22"/>
+        </w:rPr>
+        <w:t xml:space="preserve"> — mock-оор тусгаарлагдсан — DB-гүйгээр хурдан ажиллана</w:t>
+      </w:r>
+    </w:p>
+    <w:p>
+      <w:pPr>
+        <w:pStyle w:val="ListBullet"/>
+        <w:spacing w:after="60"/>
+      </w:pPr>
+      <w:r>
+        <w:rPr>
+          <w:b/>
+          <w:color w:val="000000"/>
+          <w:sz w:val="22"/>
+        </w:rPr>
+        <w:t>Хандалтын эрхийн тест</w:t>
+      </w:r>
+      <w:r>
+        <w:rPr>
+          <w:color w:val="1A1A1A"/>
+          <w:sz w:val="22"/>
+        </w:rPr>
+        <w:t xml:space="preserve"> — router_access_test.go — эрхийн регресс автоматаар илэрдэг</w:t>
+      </w:r>
+    </w:p>
+    <w:p>
+      <w:pPr>
+        <w:pStyle w:val="ListBullet"/>
+        <w:spacing w:after="60"/>
+      </w:pPr>
+      <w:r>
+        <w:rPr>
+          <w:b/>
+          <w:color w:val="000000"/>
+          <w:sz w:val="22"/>
+        </w:rPr>
+        <w:t>Баримтжуулалт</w:t>
+      </w:r>
+      <w:r>
+        <w:rPr>
+          <w:color w:val="1A1A1A"/>
+          <w:sz w:val="22"/>
+        </w:rPr>
+        <w:t xml:space="preserve"> — Swagger UI, Postman collection, монгол хэлний i18n</w:t>
+      </w:r>
+    </w:p>
+    <w:tbl>
+      <w:tblPr>
+        <w:tblStyle w:val="TableGrid"/>
+        <w:tblW w:type="auto" w:w="0"/>
+        <w:jc w:val="center"/>
+        <w:tblLook w:firstColumn="1" w:firstRow="1" w:lastColumn="0" w:lastRow="0" w:noHBand="0" w:noVBand="1" w:val="04A0"/>
+      </w:tblPr>
+      <w:tblGrid>
+        <w:gridCol w:w="3120"/>
+        <w:gridCol w:w="3120"/>
+        <w:gridCol w:w="3120"/>
+      </w:tblGrid>
+      <w:tr>
+        <w:tc>
+          <w:tcPr>
+            <w:tcW w:type="dxa" w:w="3168"/>
+            <w:shd w:val="clear" w:fill="D9D9D9"/>
+          </w:tcPr>
+          <w:p>
+            <w:pPr>
+              <w:jc w:val="center"/>
+            </w:pPr>
+            <w:r/>
+            <w:r>
+              <w:rPr>
+                <w:b/>
+                <w:color w:val="000000"/>
+                <w:sz w:val="20"/>
+              </w:rPr>
+              <w:t>ҮР ДҮН</w:t>
+            </w:r>
+          </w:p>
+        </w:tc>
+        <w:tc>
+          <w:tcPr>
+            <w:tcW w:type="dxa" w:w="3168"/>
+            <w:shd w:val="clear" w:fill="D9D9D9"/>
+          </w:tcPr>
+          <w:p>
+            <w:pPr>
+              <w:jc w:val="center"/>
+            </w:pPr>
+            <w:r/>
+            <w:r>
+              <w:rPr>
+                <w:b/>
+                <w:color w:val="000000"/>
+                <w:sz w:val="20"/>
+              </w:rPr>
+              <w:t>ДАВУУ ТАЛ</w:t>
+            </w:r>
+          </w:p>
+        </w:tc>
+        <w:tc>
+          <w:tcPr>
+            <w:tcW w:type="dxa" w:w="3168"/>
+            <w:shd w:val="clear" w:fill="D9D9D9"/>
+          </w:tcPr>
+          <w:p>
+            <w:pPr>
+              <w:jc w:val="center"/>
+            </w:pPr>
+            <w:r/>
+            <w:r>
+              <w:rPr>
+                <w:b/>
+                <w:color w:val="000000"/>
+                <w:sz w:val="20"/>
+              </w:rPr>
+              <w:t>НЭМЭГДЭХ БОЛОМЖ</w:t>
+            </w:r>
+          </w:p>
+        </w:tc>
+      </w:tr>
+      <w:tr>
+        <w:tc>
+          <w:tcPr>
+            <w:tcW w:type="dxa" w:w="3168"/>
+          </w:tcPr>
+          <w:p>
+            <w:r/>
+            <w:r>
+              <w:rPr>
+                <w:color w:val="1A1A1A"/>
+                <w:sz w:val="18"/>
+              </w:rPr>
+              <w:t>Гол бизнес логик автомат шалгалттай</w:t>
+            </w:r>
+          </w:p>
+        </w:tc>
+        <w:tc>
+          <w:tcPr>
+            <w:tcW w:type="dxa" w:w="3168"/>
+          </w:tcPr>
+          <w:p>
+            <w:r/>
+            <w:r>
+              <w:rPr>
+                <w:color w:val="1A1A1A"/>
+                <w:sz w:val="18"/>
+              </w:rPr>
+              <w:t>Эрхийн хяналт тусгай тестээр баталгаажсан</w:t>
+            </w:r>
+          </w:p>
+        </w:tc>
+        <w:tc>
+          <w:tcPr>
+            <w:tcW w:type="dxa" w:w="3168"/>
+          </w:tcPr>
+          <w:p>
+            <w:r/>
+            <w:r>
+              <w:rPr>
+                <w:color w:val="1A1A1A"/>
+                <w:sz w:val="18"/>
+              </w:rPr>
+              <w:t>E2E тест (Playwright); CI/CD pipeline; ачааллын тест</w:t>
+            </w:r>
+          </w:p>
+        </w:tc>
+      </w:tr>
+    </w:tbl>
+    <w:p>
+      <w:pPr>
+        <w:spacing w:after="40"/>
+      </w:pPr>
+    </w:p>
+    <w:p>
       <w:bookmarkStart w:id="115" w:name="_toc115"/>
       <w:pPr>
         <w:pStyle w:val="Heading1"/>
       </w:pPr>
       <w:r>
-        <w:t>7. Цэс, дэлгэцүүдийн дэлгэрэнгүй тайлбар</w:t>
+        <w:t>9. Цэс, дэлгэцүүдийн дэлгэрэнгүй тайлбар</w:t>
       </w:r>
       <w:bookmarkEnd w:id="115"/>
     </w:p>
@@ -9907,7 +11913,7 @@
         <w:pStyle w:val="Heading2"/>
       </w:pPr>
       <w:r>
-        <w:t>7.1 Хяналтын самбар</w:t>
+        <w:t>9.1 Хяналтын самбар</w:t>
       </w:r>
       <w:bookmarkEnd w:id="116"/>
     </w:p>
@@ -10091,7 +12097,7 @@
         <w:pStyle w:val="Heading2"/>
       </w:pPr>
       <w:r>
-        <w:t>7.2 Газар чөлөөлөлт — жагсаалт</w:t>
+        <w:t>9.2 Газар чөлөөлөлт — жагсаалт</w:t>
       </w:r>
       <w:bookmarkEnd w:id="117"/>
     </w:p>
@@ -10257,7 +12263,7 @@
         <w:pStyle w:val="Heading2"/>
       </w:pPr>
       <w:r>
-        <w:t>7.3 Газар чөлөөлөлтийн дэлгэрэнгүй — 7 таб</w:t>
+        <w:t>9.3 Газар чөлөөлөлтийн дэлгэрэнгүй — 7 таб</w:t>
       </w:r>
       <w:bookmarkEnd w:id="118"/>
     </w:p>
@@ -10632,7 +12638,7 @@
         <w:pStyle w:val="Heading2"/>
       </w:pPr>
       <w:r>
-        <w:t>7.4 Нэгж талбарын түүх — нэгдсэн жагсаалт</w:t>
+        <w:t>9.4 Нэгж талбарын түүх — нэгдсэн жагсаалт</w:t>
       </w:r>
       <w:bookmarkEnd w:id="119"/>
     </w:p>
@@ -10684,7 +12690,7 @@
         <w:pStyle w:val="Heading2"/>
       </w:pPr>
       <w:r>
-        <w:t>7.5 Нэгж талбарын дэлгэрэнгүй — 6 таб</w:t>
+        <w:t>9.5 Нэгж талбарын дэлгэрэнгүй — 6 таб</w:t>
       </w:r>
       <w:bookmarkEnd w:id="120"/>
     </w:p>
@@ -10973,7 +12979,7 @@
         <w:pStyle w:val="Heading2"/>
       </w:pPr>
       <w:r>
-        <w:t>7.5.1 «Нөхөх олговор» таб — үнэлгээний 3 дэд таб</w:t>
+        <w:t>9.5.1 «Нөхөх олговор» таб — үнэлгээний 3 дэд таб</w:t>
       </w:r>
       <w:bookmarkEnd w:id="121"/>
     </w:p>
@@ -11167,7 +13173,7 @@
         <w:pStyle w:val="Heading2"/>
       </w:pPr>
       <w:r>
-        <w:t>7.5.2 «Эх хэвлэл» — хэвлэх загварууд (11)</w:t>
+        <w:t>9.5.2 «Эх хэвлэл» — хэвлэх загварууд (11)</w:t>
       </w:r>
       <w:bookmarkEnd w:id="122"/>
     </w:p>
@@ -11822,7 +13828,7 @@
         <w:pStyle w:val="Heading2"/>
       </w:pPr>
       <w:r>
-        <w:t>7.6 Нөхөх олговорын түүх</w:t>
+        <w:t>9.6 Нөхөх олговорын түүх</w:t>
       </w:r>
       <w:bookmarkEnd w:id="123"/>
     </w:p>
@@ -11969,7 +13975,7 @@
         <w:pStyle w:val="Heading2"/>
       </w:pPr>
       <w:r>
-        <w:t>7.7 Тайлан</w:t>
+        <w:t>9.7 Тайлан</w:t>
       </w:r>
       <w:bookmarkEnd w:id="124"/>
     </w:p>
@@ -12081,7 +14087,7 @@
         <w:pStyle w:val="Heading2"/>
       </w:pPr>
       <w:r>
-        <w:t>7.8 Газрын зураг</w:t>
+        <w:t>9.8 Газрын зураг</w:t>
       </w:r>
       <w:bookmarkEnd w:id="125"/>
     </w:p>
@@ -12207,7 +14213,7 @@
         <w:pStyle w:val="Heading2"/>
       </w:pPr>
       <w:r>
-        <w:t>7.9 Хэрэглэгчид ба Эрх &amp; Роль</w:t>
+        <w:t>9.9 Хэрэглэгчид ба Эрх &amp; Роль</w:t>
       </w:r>
       <w:bookmarkEnd w:id="126"/>
     </w:p>
@@ -12259,7 +14265,7 @@
         <w:pStyle w:val="Heading2"/>
       </w:pPr>
       <w:r>
-        <w:t>7.10 Миний чөлөөлөлтүүд (мэргэжлийн байгууллага)</w:t>
+        <w:t>9.10 Миний чөлөөлөлтүүд (мэргэжлийн байгууллага)</w:t>
       </w:r>
       <w:bookmarkEnd w:id="127"/>
     </w:p>
@@ -12290,7 +14296,7 @@
         <w:pStyle w:val="Heading2"/>
       </w:pPr>
       <w:r>
-        <w:t>7.11 Тохиргооны 8 модуль (админ)</w:t>
+        <w:t>9.11 Тохиргооны 8 модуль (админ)</w:t>
       </w:r>
       <w:bookmarkEnd w:id="128"/>
     </w:p>
@@ -12647,7 +14653,7 @@
         <w:pStyle w:val="Heading2"/>
       </w:pPr>
       <w:r>
-        <w:t>7.12 Мэдэгдлийн систем — бодит цагийн</w:t>
+        <w:t>9.12 Мэдэгдлийн систем — бодит цагийн</w:t>
       </w:r>
       <w:bookmarkEnd w:id="129"/>
     </w:p>
@@ -13416,7 +15422,7 @@
         <w:pStyle w:val="Heading2"/>
       </w:pPr>
       <w:r>
-        <w:t>7.13 Аудит лог — үйлдлийн мөрдлөг</w:t>
+        <w:t>9.13 Аудит лог — үйлдлийн мөрдлөг</w:t>
       </w:r>
       <w:bookmarkEnd w:id="130"/>
     </w:p>
@@ -13959,954 +15965,24 @@
     </w:tbl>
     <w:p>
       <w:pPr>
-        <w:spacing w:after="40"/>
-      </w:pPr>
+        <w:pStyle w:val="Heading2"/>
+      </w:pPr>
+      <w:bookmarkStart w:id="9130" w:name="_toc130b"/>
+      <w:r>
+        <w:t>9.14 Цэс ба ажиллах дараалал</w:t>
+      </w:r>
+      <w:bookmarkEnd w:id="9130"/>
     </w:p>
     <w:p>
-      <w:bookmarkStart w:id="131" w:name="_toc131"/>
-      <w:pPr>
-        <w:pStyle w:val="Heading1"/>
-      </w:pPr>
-      <w:r>
-        <w:t>8. GIS — газарзүйн мэдээллийн интеграци</w:t>
-      </w:r>
-      <w:bookmarkEnd w:id="131"/>
-    </w:p>
-    <w:tbl>
-      <w:tblPr>
-        <w:tblStyle w:val="TableGrid"/>
-        <w:tblW w:type="auto" w:w="0"/>
-        <w:jc w:val="center"/>
-        <w:tblLook w:firstColumn="1" w:firstRow="1" w:lastColumn="0" w:lastRow="0" w:noHBand="0" w:noVBand="1" w:val="04A0"/>
-      </w:tblPr>
-      <w:tblGrid>
-        <w:gridCol w:w="3120"/>
-        <w:gridCol w:w="3120"/>
-        <w:gridCol w:w="3120"/>
-      </w:tblGrid>
-      <w:tr>
-        <w:tc>
-          <w:tcPr>
-            <w:tcW w:type="dxa" w:w="1872"/>
-            <w:shd w:val="clear" w:fill="D9D9D9"/>
-          </w:tcPr>
-          <w:p>
-            <w:pPr>
-              <w:jc w:val="center"/>
-            </w:pPr>
-            <w:r/>
-            <w:r>
-              <w:rPr>
-                <w:b/>
-                <w:color w:val="000000"/>
-                <w:sz w:val="20"/>
-              </w:rPr>
-              <w:t>Давхарга</w:t>
-            </w:r>
-          </w:p>
-        </w:tc>
-        <w:tc>
-          <w:tcPr>
-            <w:tcW w:type="dxa" w:w="3024"/>
-            <w:shd w:val="clear" w:fill="D9D9D9"/>
-          </w:tcPr>
-          <w:p>
-            <w:pPr>
-              <w:jc w:val="center"/>
-            </w:pPr>
-            <w:r/>
-            <w:r>
-              <w:rPr>
-                <w:b/>
-                <w:color w:val="000000"/>
-                <w:sz w:val="20"/>
-              </w:rPr>
-              <w:t>Хэрэгжилт</w:t>
-            </w:r>
-          </w:p>
-        </w:tc>
-        <w:tc>
-          <w:tcPr>
-            <w:tcW w:type="dxa" w:w="4608"/>
-            <w:shd w:val="clear" w:fill="D9D9D9"/>
-          </w:tcPr>
-          <w:p>
-            <w:pPr>
-              <w:jc w:val="center"/>
-            </w:pPr>
-            <w:r/>
-            <w:r>
-              <w:rPr>
-                <w:b/>
-                <w:color w:val="000000"/>
-                <w:sz w:val="20"/>
-              </w:rPr>
-              <w:t>Үүрэг</w:t>
-            </w:r>
-          </w:p>
-        </w:tc>
-      </w:tr>
-      <w:tr>
-        <w:tc>
-          <w:tcPr>
-            <w:tcW w:type="dxa" w:w="1872"/>
-          </w:tcPr>
-          <w:p>
-            <w:r/>
-            <w:r>
-              <w:rPr>
-                <w:b/>
-                <w:color w:val="000000"/>
-                <w:sz w:val="19"/>
-              </w:rPr>
-              <w:t>Хадгалалт</w:t>
-            </w:r>
-          </w:p>
-        </w:tc>
-        <w:tc>
-          <w:tcPr>
-            <w:tcW w:type="dxa" w:w="3024"/>
-          </w:tcPr>
-          <w:p>
-            <w:r/>
-            <w:r>
-              <w:rPr>
-                <w:color w:val="1A1A1A"/>
-                <w:sz w:val="19"/>
-              </w:rPr>
-              <w:t>PostGIS 3.4</w:t>
-            </w:r>
-          </w:p>
-        </w:tc>
-        <w:tc>
-          <w:tcPr>
-            <w:tcW w:type="dxa" w:w="4608"/>
-          </w:tcPr>
-          <w:p>
-            <w:r/>
-            <w:r>
-              <w:rPr>
-                <w:color w:val="1A1A1A"/>
-                <w:sz w:val="19"/>
-              </w:rPr>
-              <w:t>geometry(Polygon,4326) багана, орон зайн индекс</w:t>
-            </w:r>
-          </w:p>
-        </w:tc>
-      </w:tr>
-      <w:tr>
-        <w:tc>
-          <w:tcPr>
-            <w:tcW w:type="dxa" w:w="1872"/>
-            <w:shd w:val="clear" w:fill="F5F5F5"/>
-          </w:tcPr>
-          <w:p>
-            <w:r/>
-            <w:r>
-              <w:rPr>
-                <w:b/>
-                <w:color w:val="000000"/>
-                <w:sz w:val="19"/>
-              </w:rPr>
-              <w:t>Тооцоолол</w:t>
-            </w:r>
-          </w:p>
-        </w:tc>
-        <w:tc>
-          <w:tcPr>
-            <w:tcW w:type="dxa" w:w="3024"/>
-            <w:shd w:val="clear" w:fill="F5F5F5"/>
-          </w:tcPr>
-          <w:p>
-            <w:r/>
-            <w:r>
-              <w:rPr>
-                <w:color w:val="1A1A1A"/>
-                <w:sz w:val="19"/>
-              </w:rPr>
-              <w:t>SQL доторх ST_* функцууд</w:t>
-            </w:r>
-          </w:p>
-        </w:tc>
-        <w:tc>
-          <w:tcPr>
-            <w:tcW w:type="dxa" w:w="4608"/>
-            <w:shd w:val="clear" w:fill="F5F5F5"/>
-          </w:tcPr>
-          <w:p>
-            <w:r/>
-            <w:r>
-              <w:rPr>
-                <w:color w:val="1A1A1A"/>
-                <w:sz w:val="19"/>
-              </w:rPr>
-              <w:t>Огтлолцол, давхцлын талбай, геометрийн засвар</w:t>
-            </w:r>
-          </w:p>
-        </w:tc>
-      </w:tr>
-      <w:tr>
-        <w:tc>
-          <w:tcPr>
-            <w:tcW w:type="dxa" w:w="1872"/>
-          </w:tcPr>
-          <w:p>
-            <w:r/>
-            <w:r>
-              <w:rPr>
-                <w:b/>
-                <w:color w:val="000000"/>
-                <w:sz w:val="19"/>
-              </w:rPr>
-              <w:t>Нийтлэлт</w:t>
-            </w:r>
-          </w:p>
-        </w:tc>
-        <w:tc>
-          <w:tcPr>
-            <w:tcW w:type="dxa" w:w="3024"/>
-          </w:tcPr>
-          <w:p>
-            <w:r/>
-            <w:r>
-              <w:rPr>
-                <w:color w:val="1A1A1A"/>
-                <w:sz w:val="19"/>
-              </w:rPr>
-              <w:t>GeoServer 2.25</w:t>
-            </w:r>
-          </w:p>
-        </w:tc>
-        <w:tc>
-          <w:tcPr>
-            <w:tcW w:type="dxa" w:w="4608"/>
-          </w:tcPr>
-          <w:p>
-            <w:r/>
-            <w:r>
-              <w:rPr>
-                <w:color w:val="1A1A1A"/>
-                <w:sz w:val="19"/>
-              </w:rPr>
-              <w:t>WMS/WFS — статусын давхаргууд (s0–s5)</w:t>
-            </w:r>
-          </w:p>
-        </w:tc>
-      </w:tr>
-      <w:tr>
-        <w:tc>
-          <w:tcPr>
-            <w:tcW w:type="dxa" w:w="1872"/>
-            <w:shd w:val="clear" w:fill="F5F5F5"/>
-          </w:tcPr>
-          <w:p>
-            <w:r/>
-            <w:r>
-              <w:rPr>
-                <w:b/>
-                <w:color w:val="000000"/>
-                <w:sz w:val="19"/>
-              </w:rPr>
-              <w:t>Дүрслэл</w:t>
-            </w:r>
-          </w:p>
-        </w:tc>
-        <w:tc>
-          <w:tcPr>
-            <w:tcW w:type="dxa" w:w="3024"/>
-            <w:shd w:val="clear" w:fill="F5F5F5"/>
-          </w:tcPr>
-          <w:p>
-            <w:r/>
-            <w:r>
-              <w:rPr>
-                <w:color w:val="1A1A1A"/>
-                <w:sz w:val="19"/>
-              </w:rPr>
-              <w:t>OpenLayers 10.2</w:t>
-            </w:r>
-          </w:p>
-        </w:tc>
-        <w:tc>
-          <w:tcPr>
-            <w:tcW w:type="dxa" w:w="4608"/>
-            <w:shd w:val="clear" w:fill="F5F5F5"/>
-          </w:tcPr>
-          <w:p>
-            <w:r/>
-            <w:r>
-              <w:rPr>
-                <w:color w:val="1A1A1A"/>
-                <w:sz w:val="19"/>
-              </w:rPr>
-              <w:t>Интерактив зураг, давхаргын самбар, CQL шүүлт</w:t>
-            </w:r>
-          </w:p>
-        </w:tc>
-      </w:tr>
-      <w:tr>
-        <w:tc>
-          <w:tcPr>
-            <w:tcW w:type="dxa" w:w="1872"/>
-          </w:tcPr>
-          <w:p>
-            <w:r/>
-            <w:r>
-              <w:rPr>
-                <w:b/>
-                <w:color w:val="000000"/>
-                <w:sz w:val="19"/>
-              </w:rPr>
-              <w:t>Импорт</w:t>
-            </w:r>
-          </w:p>
-        </w:tc>
-        <w:tc>
-          <w:tcPr>
-            <w:tcW w:type="dxa" w:w="3024"/>
-          </w:tcPr>
-          <w:p>
-            <w:r/>
-            <w:r>
-              <w:rPr>
-                <w:color w:val="1A1A1A"/>
-                <w:sz w:val="19"/>
-              </w:rPr>
-              <w:t>Go shapefile уншигч</w:t>
-            </w:r>
-          </w:p>
-        </w:tc>
-        <w:tc>
-          <w:tcPr>
-            <w:tcW w:type="dxa" w:w="4608"/>
-          </w:tcPr>
-          <w:p>
-            <w:r/>
-            <w:r>
-              <w:rPr>
-                <w:color w:val="1A1A1A"/>
-                <w:sz w:val="19"/>
-              </w:rPr>
-              <w:t>ESRI Shapefile → WKT (гадны сангүй)</w:t>
-            </w:r>
-          </w:p>
-        </w:tc>
-      </w:tr>
-      <w:tr>
-        <w:tc>
-          <w:tcPr>
-            <w:tcW w:type="dxa" w:w="1872"/>
-            <w:shd w:val="clear" w:fill="F5F5F5"/>
-          </w:tcPr>
-          <w:p>
-            <w:r/>
-            <w:r>
-              <w:rPr>
-                <w:b/>
-                <w:color w:val="000000"/>
-                <w:sz w:val="19"/>
-              </w:rPr>
-              <w:t>Прокси</w:t>
-            </w:r>
-          </w:p>
-        </w:tc>
-        <w:tc>
-          <w:tcPr>
-            <w:tcW w:type="dxa" w:w="3024"/>
-            <w:shd w:val="clear" w:fill="F5F5F5"/>
-          </w:tcPr>
-          <w:p>
-            <w:r/>
-            <w:r>
-              <w:rPr>
-                <w:color w:val="1A1A1A"/>
-                <w:sz w:val="19"/>
-              </w:rPr>
-              <w:t>Next.js route</w:t>
-            </w:r>
-          </w:p>
-        </w:tc>
-        <w:tc>
-          <w:tcPr>
-            <w:tcW w:type="dxa" w:w="4608"/>
-            <w:shd w:val="clear" w:fill="F5F5F5"/>
-          </w:tcPr>
-          <w:p>
-            <w:r/>
-            <w:r>
-              <w:rPr>
-                <w:color w:val="1A1A1A"/>
-                <w:sz w:val="19"/>
-              </w:rPr>
-              <w:t>GeoServer-ийг гадагш ил гаргалгүй дамжуулна</w:t>
-            </w:r>
-          </w:p>
-        </w:tc>
-      </w:tr>
-    </w:tbl>
-    <w:p>
-      <w:pPr>
-        <w:spacing w:after="40"/>
-      </w:pPr>
-    </w:p>
-    <w:tbl>
-      <w:tblPr>
-        <w:tblStyle w:val="TableGrid"/>
-        <w:tblW w:type="auto" w:w="0"/>
-        <w:jc w:val="center"/>
-        <w:tblLook w:firstColumn="1" w:firstRow="1" w:lastColumn="0" w:lastRow="0" w:noHBand="0" w:noVBand="1" w:val="04A0"/>
-      </w:tblPr>
-      <w:tblGrid>
-        <w:gridCol w:w="3120"/>
-        <w:gridCol w:w="3120"/>
-        <w:gridCol w:w="3120"/>
-      </w:tblGrid>
-      <w:tr>
-        <w:tc>
-          <w:tcPr>
-            <w:tcW w:type="dxa" w:w="3168"/>
-            <w:shd w:val="clear" w:fill="D9D9D9"/>
-          </w:tcPr>
-          <w:p>
-            <w:pPr>
-              <w:jc w:val="center"/>
-            </w:pPr>
-            <w:r/>
-            <w:r>
-              <w:rPr>
-                <w:b/>
-                <w:color w:val="000000"/>
-                <w:sz w:val="20"/>
-              </w:rPr>
-              <w:t>ҮР ДҮН</w:t>
-            </w:r>
-          </w:p>
-        </w:tc>
-        <w:tc>
-          <w:tcPr>
-            <w:tcW w:type="dxa" w:w="3168"/>
-            <w:shd w:val="clear" w:fill="D9D9D9"/>
-          </w:tcPr>
-          <w:p>
-            <w:pPr>
-              <w:jc w:val="center"/>
-            </w:pPr>
-            <w:r/>
-            <w:r>
-              <w:rPr>
-                <w:b/>
-                <w:color w:val="000000"/>
-                <w:sz w:val="20"/>
-              </w:rPr>
-              <w:t>ДАВУУ ТАЛ</w:t>
-            </w:r>
-          </w:p>
-        </w:tc>
-        <w:tc>
-          <w:tcPr>
-            <w:tcW w:type="dxa" w:w="3168"/>
-            <w:shd w:val="clear" w:fill="D9D9D9"/>
-          </w:tcPr>
-          <w:p>
-            <w:pPr>
-              <w:jc w:val="center"/>
-            </w:pPr>
-            <w:r/>
-            <w:r>
-              <w:rPr>
-                <w:b/>
-                <w:color w:val="000000"/>
-                <w:sz w:val="20"/>
-              </w:rPr>
-              <w:t>НЭМЭГДЭХ БОЛОМЖ</w:t>
-            </w:r>
-          </w:p>
-        </w:tc>
-      </w:tr>
-      <w:tr>
-        <w:tc>
-          <w:tcPr>
-            <w:tcW w:type="dxa" w:w="3168"/>
-          </w:tcPr>
-          <w:p>
-            <w:r/>
-            <w:r>
-              <w:rPr>
-                <w:color w:val="1A1A1A"/>
-                <w:sz w:val="18"/>
-              </w:rPr>
-              <w:t>Талбарын давхцал, чөлөөлөх талбай автоматаар тодорхойлогддог</w:t>
-            </w:r>
-          </w:p>
-        </w:tc>
-        <w:tc>
-          <w:tcPr>
-            <w:tcW w:type="dxa" w:w="3168"/>
-          </w:tcPr>
-          <w:p>
-            <w:r/>
-            <w:r>
-              <w:rPr>
-                <w:color w:val="1A1A1A"/>
-                <w:sz w:val="18"/>
-              </w:rPr>
-              <w:t>Тооцоолол DB түвшинд — үнэн зөвийн нэг эх сурвалж</w:t>
-            </w:r>
-          </w:p>
-        </w:tc>
-        <w:tc>
-          <w:tcPr>
-            <w:tcW w:type="dxa" w:w="3168"/>
-          </w:tcPr>
-          <w:p>
-            <w:r/>
-            <w:r>
-              <w:rPr>
-                <w:color w:val="1A1A1A"/>
-                <w:sz w:val="18"/>
-              </w:rPr>
-              <w:t>Vector tile (MVT); кадастрын системтэй синхрончлол</w:t>
-            </w:r>
-          </w:p>
-        </w:tc>
-      </w:tr>
-    </w:tbl>
-    <w:p>
-      <w:pPr>
-        <w:spacing w:after="40"/>
-      </w:pPr>
-    </w:p>
-    <w:p>
-      <w:bookmarkStart w:id="132" w:name="_toc132"/>
-      <w:pPr>
-        <w:pStyle w:val="Heading1"/>
-      </w:pPr>
-      <w:r>
-        <w:t>9. Чанар, тестийн хамралт</w:t>
-      </w:r>
-      <w:bookmarkEnd w:id="132"/>
-    </w:p>
-    <w:tbl>
-      <w:tblPr>
-        <w:tblStyle w:val="TableGrid"/>
-        <w:tblW w:type="auto" w:w="0"/>
-        <w:jc w:val="center"/>
-        <w:tblLook w:firstColumn="1" w:firstRow="1" w:lastColumn="0" w:lastRow="0" w:noHBand="0" w:noVBand="1" w:val="04A0"/>
-      </w:tblPr>
-      <w:tblGrid>
-        <w:gridCol w:w="4680"/>
-        <w:gridCol w:w="4680"/>
-      </w:tblGrid>
-      <w:tr>
-        <w:tc>
-          <w:tcPr>
-            <w:tcW w:type="dxa" w:w="5760"/>
-            <w:shd w:val="clear" w:fill="D9D9D9"/>
-          </w:tcPr>
-          <w:p>
-            <w:pPr>
-              <w:jc w:val="center"/>
-            </w:pPr>
-            <w:r/>
-            <w:r>
-              <w:rPr>
-                <w:b/>
-                <w:color w:val="000000"/>
-                <w:sz w:val="20"/>
-              </w:rPr>
-              <w:t>Үзүүлэлт</w:t>
-            </w:r>
-          </w:p>
-        </w:tc>
-        <w:tc>
-          <w:tcPr>
-            <w:tcW w:type="dxa" w:w="2304"/>
-            <w:shd w:val="clear" w:fill="D9D9D9"/>
-          </w:tcPr>
-          <w:p>
-            <w:pPr>
-              <w:jc w:val="center"/>
-            </w:pPr>
-            <w:r/>
-            <w:r>
-              <w:rPr>
-                <w:b/>
-                <w:color w:val="000000"/>
-                <w:sz w:val="20"/>
-              </w:rPr>
-              <w:t>Утга</w:t>
-            </w:r>
-          </w:p>
-        </w:tc>
-      </w:tr>
-      <w:tr>
-        <w:tc>
-          <w:tcPr>
-            <w:tcW w:type="dxa" w:w="5760"/>
-          </w:tcPr>
-          <w:p>
-            <w:r/>
-            <w:r>
-              <w:rPr>
-                <w:b/>
-                <w:color w:val="000000"/>
-                <w:sz w:val="19"/>
-              </w:rPr>
-              <w:t>Backend тест функц</w:t>
-            </w:r>
-          </w:p>
-        </w:tc>
-        <w:tc>
-          <w:tcPr>
-            <w:tcW w:type="dxa" w:w="2304"/>
-          </w:tcPr>
-          <w:p>
-            <w:pPr>
-              <w:jc w:val="center"/>
-            </w:pPr>
-            <w:r/>
-            <w:r>
-              <w:rPr>
-                <w:color w:val="1A1A1A"/>
-                <w:sz w:val="19"/>
-              </w:rPr>
-              <w:t>220</w:t>
-            </w:r>
-          </w:p>
-        </w:tc>
-      </w:tr>
-      <w:tr>
-        <w:tc>
-          <w:tcPr>
-            <w:tcW w:type="dxa" w:w="5760"/>
-            <w:shd w:val="clear" w:fill="F5F5F5"/>
-          </w:tcPr>
-          <w:p>
-            <w:r/>
-            <w:r>
-              <w:rPr>
-                <w:b/>
-                <w:color w:val="000000"/>
-                <w:sz w:val="19"/>
-              </w:rPr>
-              <w:t>Backend тест файл</w:t>
-            </w:r>
-          </w:p>
-        </w:tc>
-        <w:tc>
-          <w:tcPr>
-            <w:tcW w:type="dxa" w:w="2304"/>
-            <w:shd w:val="clear" w:fill="F5F5F5"/>
-          </w:tcPr>
-          <w:p>
-            <w:pPr>
-              <w:jc w:val="center"/>
-            </w:pPr>
-            <w:r/>
-            <w:r>
-              <w:rPr>
-                <w:color w:val="1A1A1A"/>
-                <w:sz w:val="19"/>
-              </w:rPr>
-              <w:t>23</w:t>
-            </w:r>
-          </w:p>
-        </w:tc>
-      </w:tr>
-      <w:tr>
-        <w:tc>
-          <w:tcPr>
-            <w:tcW w:type="dxa" w:w="5760"/>
-          </w:tcPr>
-          <w:p>
-            <w:r/>
-            <w:r>
-              <w:rPr>
-                <w:b/>
-                <w:color w:val="000000"/>
-                <w:sz w:val="19"/>
-              </w:rPr>
-              <w:t>Mock багц (handler / service / repo)</w:t>
-            </w:r>
-          </w:p>
-        </w:tc>
-        <w:tc>
-          <w:tcPr>
-            <w:tcW w:type="dxa" w:w="2304"/>
-          </w:tcPr>
-          <w:p>
-            <w:pPr>
-              <w:jc w:val="center"/>
-            </w:pPr>
-            <w:r/>
-            <w:r>
-              <w:rPr>
-                <w:color w:val="1A1A1A"/>
-                <w:sz w:val="19"/>
-              </w:rPr>
-              <w:t>3</w:t>
-            </w:r>
-          </w:p>
-        </w:tc>
-      </w:tr>
-      <w:tr>
-        <w:tc>
-          <w:tcPr>
-            <w:tcW w:type="dxa" w:w="5760"/>
-            <w:shd w:val="clear" w:fill="F5F5F5"/>
-          </w:tcPr>
-          <w:p>
-            <w:r/>
-            <w:r>
-              <w:rPr>
-                <w:b/>
-                <w:color w:val="000000"/>
-                <w:sz w:val="19"/>
-              </w:rPr>
-              <w:t>Frontend тест сьют (policy, parser)</w:t>
-            </w:r>
-          </w:p>
-        </w:tc>
-        <w:tc>
-          <w:tcPr>
-            <w:tcW w:type="dxa" w:w="2304"/>
-            <w:shd w:val="clear" w:fill="F5F5F5"/>
-          </w:tcPr>
-          <w:p>
-            <w:pPr>
-              <w:jc w:val="center"/>
-            </w:pPr>
-            <w:r/>
-            <w:r>
-              <w:rPr>
-                <w:color w:val="1A1A1A"/>
-                <w:sz w:val="19"/>
-              </w:rPr>
-              <w:t>2</w:t>
-            </w:r>
-          </w:p>
-        </w:tc>
-      </w:tr>
-    </w:tbl>
-    <w:p>
-      <w:pPr>
-        <w:spacing w:after="40"/>
-      </w:pPr>
-    </w:p>
-    <w:p>
-      <w:pPr>
-        <w:pStyle w:val="ListBullet"/>
-        <w:spacing w:after="60"/>
-      </w:pPr>
-      <w:r>
-        <w:rPr>
-          <w:b/>
-          <w:color w:val="000000"/>
-          <w:sz w:val="22"/>
-        </w:rPr>
-        <w:t>Давхаргажсан unit тест</w:t>
-      </w:r>
-      <w:r>
-        <w:rPr>
-          <w:color w:val="1A1A1A"/>
-          <w:sz w:val="22"/>
-        </w:rPr>
-        <w:t xml:space="preserve"> — mock-оор тусгаарлагдсан — DB-гүйгээр хурдан ажиллана</w:t>
-      </w:r>
-    </w:p>
-    <w:p>
-      <w:pPr>
-        <w:pStyle w:val="ListBullet"/>
-        <w:spacing w:after="60"/>
-      </w:pPr>
-      <w:r>
-        <w:rPr>
-          <w:b/>
-          <w:color w:val="000000"/>
-          <w:sz w:val="22"/>
-        </w:rPr>
-        <w:t>Хандалтын эрхийн тест</w:t>
-      </w:r>
-      <w:r>
-        <w:rPr>
-          <w:color w:val="1A1A1A"/>
-          <w:sz w:val="22"/>
-        </w:rPr>
-        <w:t xml:space="preserve"> — router_access_test.go — эрхийн регресс автоматаар илэрдэг</w:t>
-      </w:r>
-    </w:p>
-    <w:p>
-      <w:pPr>
-        <w:pStyle w:val="ListBullet"/>
-        <w:spacing w:after="60"/>
-      </w:pPr>
-      <w:r>
-        <w:rPr>
-          <w:b/>
-          <w:color w:val="000000"/>
-          <w:sz w:val="22"/>
-        </w:rPr>
-        <w:t>Баримтжуулалт</w:t>
-      </w:r>
-      <w:r>
-        <w:rPr>
-          <w:color w:val="1A1A1A"/>
-          <w:sz w:val="22"/>
-        </w:rPr>
-        <w:t xml:space="preserve"> — Swagger UI, Postman collection, монгол хэлний i18n</w:t>
-      </w:r>
-    </w:p>
-    <w:tbl>
-      <w:tblPr>
-        <w:tblStyle w:val="TableGrid"/>
-        <w:tblW w:type="auto" w:w="0"/>
-        <w:jc w:val="center"/>
-        <w:tblLook w:firstColumn="1" w:firstRow="1" w:lastColumn="0" w:lastRow="0" w:noHBand="0" w:noVBand="1" w:val="04A0"/>
-      </w:tblPr>
-      <w:tblGrid>
-        <w:gridCol w:w="3120"/>
-        <w:gridCol w:w="3120"/>
-        <w:gridCol w:w="3120"/>
-      </w:tblGrid>
-      <w:tr>
-        <w:tc>
-          <w:tcPr>
-            <w:tcW w:type="dxa" w:w="3168"/>
-            <w:shd w:val="clear" w:fill="D9D9D9"/>
-          </w:tcPr>
-          <w:p>
-            <w:pPr>
-              <w:jc w:val="center"/>
-            </w:pPr>
-            <w:r/>
-            <w:r>
-              <w:rPr>
-                <w:b/>
-                <w:color w:val="000000"/>
-                <w:sz w:val="20"/>
-              </w:rPr>
-              <w:t>ҮР ДҮН</w:t>
-            </w:r>
-          </w:p>
-        </w:tc>
-        <w:tc>
-          <w:tcPr>
-            <w:tcW w:type="dxa" w:w="3168"/>
-            <w:shd w:val="clear" w:fill="D9D9D9"/>
-          </w:tcPr>
-          <w:p>
-            <w:pPr>
-              <w:jc w:val="center"/>
-            </w:pPr>
-            <w:r/>
-            <w:r>
-              <w:rPr>
-                <w:b/>
-                <w:color w:val="000000"/>
-                <w:sz w:val="20"/>
-              </w:rPr>
-              <w:t>ДАВУУ ТАЛ</w:t>
-            </w:r>
-          </w:p>
-        </w:tc>
-        <w:tc>
-          <w:tcPr>
-            <w:tcW w:type="dxa" w:w="3168"/>
-            <w:shd w:val="clear" w:fill="D9D9D9"/>
-          </w:tcPr>
-          <w:p>
-            <w:pPr>
-              <w:jc w:val="center"/>
-            </w:pPr>
-            <w:r/>
-            <w:r>
-              <w:rPr>
-                <w:b/>
-                <w:color w:val="000000"/>
-                <w:sz w:val="20"/>
-              </w:rPr>
-              <w:t>НЭМЭГДЭХ БОЛОМЖ</w:t>
-            </w:r>
-          </w:p>
-        </w:tc>
-      </w:tr>
-      <w:tr>
-        <w:tc>
-          <w:tcPr>
-            <w:tcW w:type="dxa" w:w="3168"/>
-          </w:tcPr>
-          <w:p>
-            <w:r/>
-            <w:r>
-              <w:rPr>
-                <w:color w:val="1A1A1A"/>
-                <w:sz w:val="18"/>
-              </w:rPr>
-              <w:t>Гол бизнес логик автомат шалгалттай</w:t>
-            </w:r>
-          </w:p>
-        </w:tc>
-        <w:tc>
-          <w:tcPr>
-            <w:tcW w:type="dxa" w:w="3168"/>
-          </w:tcPr>
-          <w:p>
-            <w:r/>
-            <w:r>
-              <w:rPr>
-                <w:color w:val="1A1A1A"/>
-                <w:sz w:val="18"/>
-              </w:rPr>
-              <w:t>Эрхийн хяналт тусгай тестээр баталгаажсан</w:t>
-            </w:r>
-          </w:p>
-        </w:tc>
-        <w:tc>
-          <w:tcPr>
-            <w:tcW w:type="dxa" w:w="3168"/>
-          </w:tcPr>
-          <w:p>
-            <w:r/>
-            <w:r>
-              <w:rPr>
-                <w:color w:val="1A1A1A"/>
-                <w:sz w:val="18"/>
-              </w:rPr>
-              <w:t>E2E тест (Playwright); CI/CD pipeline; ачааллын тест</w:t>
-            </w:r>
-          </w:p>
-        </w:tc>
-      </w:tr>
-    </w:tbl>
-    <w:p>
-      <w:pPr>
-        <w:spacing w:after="40"/>
-      </w:pPr>
-    </w:p>
-    <w:p>
-      <w:bookmarkStart w:id="133" w:name="_toc133"/>
-      <w:pPr>
-        <w:pStyle w:val="Heading1"/>
-      </w:pPr>
-      <w:r>
-        <w:t>10. Хөгжүүлэлтийн явцын үзүүлэлт</w:t>
-      </w:r>
-      <w:bookmarkEnd w:id="133"/>
-    </w:p>
-    <w:p>
-      <w:pPr>
-        <w:spacing w:after="120"/>
-        <w:ind w:firstLine="706"/>
-        <w:jc w:val="both"/>
+      <w:pPr>
+        <w:pStyle w:val="BodyText"/>
       </w:pPr>
       <w:r>
         <w:rPr>
           <w:b w:val="0"/>
           <w:i w:val="0"/>
-          <w:color w:val="000000"/>
-          <w:sz w:val="24"/>
         </w:rPr>
-        <w:t>Идэвхтэй хөгжүүлэлт 2026.06.15–07.25-нд явагдаж, хоёр repo-д нийт 194 commit бүртгэгдсэн (frontend 127, backend 67). Мөн хугацаанд 56 migration-аар schema шат дараатай хөгжсөн. 07.13–07.25 хооронд нэмэгдсэн: бүтэцлэгдсэн лог/алдааны хяналт, гэрээ цахимаар хэвлэх урсгал, тайлангийн статистик + гүйцэтгэлийн засвар, 3D газрын зургийн дүрслэл.</w:t>
+        <w:t>Энэ хэсэгт системийн цэсний бүтэц, роль тус бүрийн харагдац, гол ажиллах урсгалуудын (чөлөөлөлт, нэгж талбар, үнэлгээ) төлөвийн шилжилтийн дараалал болон код дотор бодитоор мөрдөгдөж буй шаардлагын (requirement) дүрмүүдийг нэгтгэв.</w:t>
       </w:r>
     </w:p>
     <w:p>
@@ -14916,8 +15992,8 @@
       <w:r>
         <w:drawing>
           <wp:inline xmlns:a="http://schemas.openxmlformats.org/drawingml/2006/main" xmlns:pic="http://schemas.openxmlformats.org/drawingml/2006/picture">
-            <wp:extent cx="5303520" cy="2378219"/>
-            <wp:docPr id="11" name="Picture 11"/>
+            <wp:extent cx="2377440" cy="8915400"/>
+            <wp:docPr id="13" name="Picture 13"/>
             <wp:cNvGraphicFramePr>
               <a:graphicFrameLocks noChangeAspect="1"/>
             </wp:cNvGraphicFramePr>
@@ -14925,11 +16001,11 @@
               <a:graphicData uri="http://schemas.openxmlformats.org/drawingml/2006/picture">
                 <pic:pic>
                   <pic:nvPicPr>
-                    <pic:cNvPr id="0" name="chart-commits.png"/>
+                    <pic:cNvPr id="0" name="docx-13.png"/>
                     <pic:cNvPicPr/>
                   </pic:nvPicPr>
                   <pic:blipFill>
-                    <a:blip r:embed="rId20"/>
+                    <a:blip r:embed="rId22"/>
                     <a:stretch>
                       <a:fillRect/>
                     </a:stretch>
@@ -14937,7 +16013,7 @@
                   <pic:spPr>
                     <a:xfrm>
                       <a:off x="0" y="0"/>
-                      <a:ext cx="5303520" cy="2378219"/>
+                      <a:ext cx="2377440" cy="8915400"/>
                     </a:xfrm>
                     <a:prstGeom prst="rect"/>
                   </pic:spPr>
@@ -14950,23 +16026,29 @@
     </w:p>
     <w:p>
       <w:pPr>
-        <w:spacing w:after="200"/>
         <w:jc w:val="center"/>
       </w:pPr>
       <w:r>
         <w:rPr>
           <w:i/>
-          <w:color w:val="878B8E"/>
-          <w:sz w:val="17"/>
         </w:rPr>
-        <w:t>График. Долоо хоног тутмын commit — repo тус бүрээр</w:t>
+        <w:t>Зураг 13. Цэсний бүтэц — Удирдлага, Тохиргоо дэд цэснүүд дэлгэрсэн байдалтай</w:t>
+      </w:r>
+    </w:p>
+    <w:p>
+      <w:pPr/>
+      <w:r>
+        <w:rPr>
+          <w:b/>
+          <w:i w:val="0"/>
+        </w:rPr>
+        <w:t>7.14.1 Цэсний бүтэц, роль тус бүрийн харагдац</w:t>
       </w:r>
     </w:p>
     <w:tbl>
       <w:tblPr>
         <w:tblStyle w:val="TableGrid"/>
         <w:tblW w:type="auto" w:w="0"/>
-        <w:jc w:val="center"/>
         <w:tblLook w:firstColumn="1" w:firstRow="1" w:lastColumn="0" w:lastRow="0" w:noHBand="0" w:noVBand="1" w:val="04A0"/>
       </w:tblPr>
       <w:tblGrid>
@@ -14977,61 +16059,31 @@
       <w:tr>
         <w:tc>
           <w:tcPr>
-            <w:tcW w:type="dxa" w:w="3168"/>
-            <w:shd w:val="clear" w:fill="D9D9D9"/>
-          </w:tcPr>
-          <w:p>
-            <w:pPr>
-              <w:jc w:val="center"/>
-            </w:pPr>
-            <w:r/>
-            <w:r>
-              <w:rPr>
-                <w:b/>
-                <w:color w:val="000000"/>
-                <w:sz w:val="20"/>
-              </w:rPr>
-              <w:t>ҮР ДҮН</w:t>
-            </w:r>
-          </w:p>
-        </w:tc>
-        <w:tc>
-          <w:tcPr>
-            <w:tcW w:type="dxa" w:w="3168"/>
-            <w:shd w:val="clear" w:fill="D9D9D9"/>
-          </w:tcPr>
-          <w:p>
-            <w:pPr>
-              <w:jc w:val="center"/>
-            </w:pPr>
-            <w:r/>
-            <w:r>
-              <w:rPr>
-                <w:b/>
-                <w:color w:val="000000"/>
-                <w:sz w:val="20"/>
-              </w:rPr>
-              <w:t>ДАВУУ ТАЛ</w:t>
-            </w:r>
-          </w:p>
-        </w:tc>
-        <w:tc>
-          <w:tcPr>
-            <w:tcW w:type="dxa" w:w="3168"/>
-            <w:shd w:val="clear" w:fill="D9D9D9"/>
-          </w:tcPr>
-          <w:p>
-            <w:pPr>
-              <w:jc w:val="center"/>
-            </w:pPr>
-            <w:r/>
-            <w:r>
-              <w:rPr>
-                <w:b/>
-                <w:color w:val="000000"/>
-                <w:sz w:val="20"/>
-              </w:rPr>
-              <w:t>НЭМЭГДЭХ БОЛОМЖ</w:t>
+            <w:tcW w:type="dxa" w:w="3120"/>
+          </w:tcPr>
+          <w:p>
+            <w:r>
+              <w:t>Цэс</w:t>
+            </w:r>
+          </w:p>
+        </w:tc>
+        <w:tc>
+          <w:tcPr>
+            <w:tcW w:type="dxa" w:w="3120"/>
+          </w:tcPr>
+          <w:p>
+            <w:r>
+              <w:t>Зам</w:t>
+            </w:r>
+          </w:p>
+        </w:tc>
+        <w:tc>
+          <w:tcPr>
+            <w:tcW w:type="dxa" w:w="3120"/>
+          </w:tcPr>
+          <w:p>
+            <w:r>
+              <w:t>Харагдах роль</w:t>
             </w:r>
           </w:p>
         </w:tc>
@@ -15039,47 +16091,782 @@
       <w:tr>
         <w:tc>
           <w:tcPr>
-            <w:tcW w:type="dxa" w:w="3168"/>
-          </w:tcPr>
-          <w:p>
-            <w:r>
-              <w:t>6 долоо хоногт бүрэн ажиллагаатай систем — 194 commit, 56 migration</w:t>
-            </w:r>
-          </w:p>
-        </w:tc>
-        <w:tc>
-          <w:tcPr>
-            <w:tcW w:type="dxa" w:w="3168"/>
-          </w:tcPr>
-          <w:p>
-            <w:r/>
-            <w:r>
-              <w:rPr>
-                <w:color w:val="1A1A1A"/>
-                <w:sz w:val="18"/>
-              </w:rPr>
-              <w:t>Жижиг, ойр commit; front/back зэрэгцээ хөгжсөн</w:t>
-            </w:r>
-          </w:p>
-        </w:tc>
-        <w:tc>
-          <w:tcPr>
-            <w:tcW w:type="dxa" w:w="3168"/>
-          </w:tcPr>
-          <w:p>
-            <w:r/>
-            <w:r>
-              <w:rPr>
-                <w:color w:val="1A1A1A"/>
-                <w:sz w:val="18"/>
-              </w:rPr>
-              <w:t>Release tag, changelog; PR-д автомат шалгалт</w:t>
+            <w:tcW w:type="dxa" w:w="3120"/>
+          </w:tcPr>
+          <w:p>
+            <w:r>
+              <w:t>Хяналтын самбар</w:t>
+            </w:r>
+          </w:p>
+        </w:tc>
+        <w:tc>
+          <w:tcPr>
+            <w:tcW w:type="dxa" w:w="3120"/>
+          </w:tcPr>
+          <w:p>
+            <w:r>
+              <w:t>/</w:t>
+            </w:r>
+          </w:p>
+        </w:tc>
+        <w:tc>
+          <w:tcPr>
+            <w:tcW w:type="dxa" w:w="3120"/>
+          </w:tcPr>
+          <w:p>
+            <w:r>
+              <w:t>Бүх 6 роль (гадаад 3 ролид хураангуй хувилбар)</w:t>
+            </w:r>
+          </w:p>
+        </w:tc>
+      </w:tr>
+      <w:tr>
+        <w:tc>
+          <w:tcPr>
+            <w:tcW w:type="dxa" w:w="3120"/>
+          </w:tcPr>
+          <w:p>
+            <w:r>
+              <w:t>Газар чөлөөлөлт</w:t>
+            </w:r>
+          </w:p>
+        </w:tc>
+        <w:tc>
+          <w:tcPr>
+            <w:tcW w:type="dxa" w:w="3120"/>
+          </w:tcPr>
+          <w:p>
+            <w:r>
+              <w:t>/acquisition</w:t>
+            </w:r>
+          </w:p>
+        </w:tc>
+        <w:tc>
+          <w:tcPr>
+            <w:tcW w:type="dxa" w:w="3120"/>
+          </w:tcPr>
+          <w:p>
+            <w:r>
+              <w:t>Админ, Ахлах, Мэргэжилтэн (бүрэн) · МИКА, Санхүү (зөвхөн энэ + самбар)</w:t>
+            </w:r>
+          </w:p>
+        </w:tc>
+      </w:tr>
+      <w:tr>
+        <w:tc>
+          <w:tcPr>
+            <w:tcW w:type="dxa" w:w="3120"/>
+          </w:tcPr>
+          <w:p>
+            <w:r>
+              <w:t>Тайлан</w:t>
+            </w:r>
+          </w:p>
+        </w:tc>
+        <w:tc>
+          <w:tcPr>
+            <w:tcW w:type="dxa" w:w="3120"/>
+          </w:tcPr>
+          <w:p>
+            <w:r>
+              <w:t>/report</w:t>
+            </w:r>
+          </w:p>
+        </w:tc>
+        <w:tc>
+          <w:tcPr>
+            <w:tcW w:type="dxa" w:w="3120"/>
+          </w:tcPr>
+          <w:p>
+            <w:r>
+              <w:t>Админ, Ахлах, Мэргэжилтэн</w:t>
+            </w:r>
+          </w:p>
+        </w:tc>
+      </w:tr>
+      <w:tr>
+        <w:tc>
+          <w:tcPr>
+            <w:tcW w:type="dxa" w:w="3120"/>
+          </w:tcPr>
+          <w:p>
+            <w:r>
+              <w:t>Газрын зураг</w:t>
+            </w:r>
+          </w:p>
+        </w:tc>
+        <w:tc>
+          <w:tcPr>
+            <w:tcW w:type="dxa" w:w="3120"/>
+          </w:tcPr>
+          <w:p>
+            <w:r>
+              <w:t>/map</w:t>
+            </w:r>
+          </w:p>
+        </w:tc>
+        <w:tc>
+          <w:tcPr>
+            <w:tcW w:type="dxa" w:w="3120"/>
+          </w:tcPr>
+          <w:p>
+            <w:r>
+              <w:t>Админ, Ахлах, Мэргэжилтэн</w:t>
+            </w:r>
+          </w:p>
+        </w:tc>
+      </w:tr>
+      <w:tr>
+        <w:tc>
+          <w:tcPr>
+            <w:tcW w:type="dxa" w:w="3120"/>
+          </w:tcPr>
+          <w:p>
+            <w:r>
+              <w:t>Нэгж талбарын түүх</w:t>
+            </w:r>
+          </w:p>
+        </w:tc>
+        <w:tc>
+          <w:tcPr>
+            <w:tcW w:type="dxa" w:w="3120"/>
+          </w:tcPr>
+          <w:p>
+            <w:r>
+              <w:t>/parcel</w:t>
+            </w:r>
+          </w:p>
+        </w:tc>
+        <w:tc>
+          <w:tcPr>
+            <w:tcW w:type="dxa" w:w="3120"/>
+          </w:tcPr>
+          <w:p>
+            <w:r>
+              <w:t>Админ, Ахлах, Мэргэжилтэн</w:t>
+            </w:r>
+          </w:p>
+        </w:tc>
+      </w:tr>
+      <w:tr>
+        <w:tc>
+          <w:tcPr>
+            <w:tcW w:type="dxa" w:w="3120"/>
+          </w:tcPr>
+          <w:p>
+            <w:r>
+              <w:t>Нөхөх олговорын түүх</w:t>
+            </w:r>
+          </w:p>
+        </w:tc>
+        <w:tc>
+          <w:tcPr>
+            <w:tcW w:type="dxa" w:w="3120"/>
+          </w:tcPr>
+          <w:p>
+            <w:r>
+              <w:t>/compensation</w:t>
+            </w:r>
+          </w:p>
+        </w:tc>
+        <w:tc>
+          <w:tcPr>
+            <w:tcW w:type="dxa" w:w="3120"/>
+          </w:tcPr>
+          <w:p>
+            <w:r>
+              <w:t>Админ, Ахлах, Мэргэжилтэн</w:t>
+            </w:r>
+          </w:p>
+        </w:tc>
+      </w:tr>
+      <w:tr>
+        <w:tc>
+          <w:tcPr>
+            <w:tcW w:type="dxa" w:w="3120"/>
+          </w:tcPr>
+          <w:p>
+            <w:r>
+              <w:t>Миний чөлөөлөлтүүд</w:t>
+            </w:r>
+          </w:p>
+        </w:tc>
+        <w:tc>
+          <w:tcPr>
+            <w:tcW w:type="dxa" w:w="3120"/>
+          </w:tcPr>
+          <w:p>
+            <w:r>
+              <w:t>/my_acquisitions</w:t>
+            </w:r>
+          </w:p>
+        </w:tc>
+        <w:tc>
+          <w:tcPr>
+            <w:tcW w:type="dxa" w:w="3120"/>
+          </w:tcPr>
+          <w:p>
+            <w:r>
+              <w:t>Зөвхөн Мэргэжлийн байгууллага</w:t>
+            </w:r>
+          </w:p>
+        </w:tc>
+      </w:tr>
+      <w:tr>
+        <w:tc>
+          <w:tcPr>
+            <w:tcW w:type="dxa" w:w="3120"/>
+          </w:tcPr>
+          <w:p>
+            <w:r>
+              <w:t>— Хэрэглэгчид (Удирдлага)</w:t>
+            </w:r>
+          </w:p>
+        </w:tc>
+        <w:tc>
+          <w:tcPr>
+            <w:tcW w:type="dxa" w:w="3120"/>
+          </w:tcPr>
+          <w:p>
+            <w:r>
+              <w:t>/users</w:t>
+            </w:r>
+          </w:p>
+        </w:tc>
+        <w:tc>
+          <w:tcPr>
+            <w:tcW w:type="dxa" w:w="3120"/>
+          </w:tcPr>
+          <w:p>
+            <w:r>
+              <w:t>Дотоод роль — users:read зөвшөөрлөөр эцсийн шалгагдана</w:t>
+            </w:r>
+          </w:p>
+        </w:tc>
+      </w:tr>
+      <w:tr>
+        <w:tc>
+          <w:tcPr>
+            <w:tcW w:type="dxa" w:w="3120"/>
+          </w:tcPr>
+          <w:p>
+            <w:r>
+              <w:t>— Эрх &amp; Роль (Удирдлага)</w:t>
+            </w:r>
+          </w:p>
+        </w:tc>
+        <w:tc>
+          <w:tcPr>
+            <w:tcW w:type="dxa" w:w="3120"/>
+          </w:tcPr>
+          <w:p>
+            <w:r>
+              <w:t>/roles</w:t>
+            </w:r>
+          </w:p>
+        </w:tc>
+        <w:tc>
+          <w:tcPr>
+            <w:tcW w:type="dxa" w:w="3120"/>
+          </w:tcPr>
+          <w:p>
+            <w:r>
+              <w:t>Дотоод роль</w:t>
+            </w:r>
+          </w:p>
+        </w:tc>
+      </w:tr>
+      <w:tr>
+        <w:tc>
+          <w:tcPr>
+            <w:tcW w:type="dxa" w:w="3120"/>
+          </w:tcPr>
+          <w:p>
+            <w:r>
+              <w:t>— Аудит лог (Удирдлага)</w:t>
+            </w:r>
+          </w:p>
+        </w:tc>
+        <w:tc>
+          <w:tcPr>
+            <w:tcW w:type="dxa" w:w="3120"/>
+          </w:tcPr>
+          <w:p>
+            <w:r>
+              <w:t>/audit_logs</w:t>
+            </w:r>
+          </w:p>
+        </w:tc>
+        <w:tc>
+          <w:tcPr>
+            <w:tcW w:type="dxa" w:w="3120"/>
+          </w:tcPr>
+          <w:p>
+            <w:r>
+              <w:t>audit:read зөвшөөрөлтэй (одоогоор зөвхөн Админ)</w:t>
+            </w:r>
+          </w:p>
+        </w:tc>
+      </w:tr>
+      <w:tr>
+        <w:tc>
+          <w:tcPr>
+            <w:tcW w:type="dxa" w:w="3120"/>
+          </w:tcPr>
+          <w:p>
+            <w:r>
+              <w:t>Тохиргоо (8 модуль)</w:t>
+            </w:r>
+          </w:p>
+        </w:tc>
+        <w:tc>
+          <w:tcPr>
+            <w:tcW w:type="dxa" w:w="3120"/>
+          </w:tcPr>
+          <w:p>
+            <w:r>
+              <w:t>/acquisition_category г.м.</w:t>
+            </w:r>
+          </w:p>
+        </w:tc>
+        <w:tc>
+          <w:tcPr>
+            <w:tcW w:type="dxa" w:w="3120"/>
+          </w:tcPr>
+          <w:p>
+            <w:r>
+              <w:t>admin:read зөвшөөрөлтэй (одоогоор зөвхөн Админ)</w:t>
             </w:r>
           </w:p>
         </w:tc>
       </w:tr>
     </w:tbl>
     <w:p>
+      <w:pPr/>
+      <w:r>
+        <w:rPr>
+          <w:b w:val="0"/>
+          <w:i/>
+        </w:rPr>
+        <w:t>Тайлбар: Мэргэжлийн байгууллага, МИКА, Санхүү 3 гадаад ролийг код дотор isExternal гэсэн нэг флагаар нэгтгэн авч үздэг ба тэдгээрийн цэс дотоод ролиудтай харьцуулахад эрс хураангуй байдаг. Фронт талын харагдац нь зөвхөн таашаамж — бодит хандалтын хориг backend талын зөвшөөрөл/дугаарын шалгалтаар (9.14.5) хийгддэг.</w:t>
+      </w:r>
+    </w:p>
+    <w:p>
+      <w:pPr/>
+      <w:r>
+        <w:rPr>
+          <w:b/>
+          <w:i w:val="0"/>
+        </w:rPr>
+        <w:t>7.14.2 Газар чөлөөлөлтийн ажиллах дараалал</w:t>
+      </w:r>
+    </w:p>
+    <w:p>
+      <w:pPr/>
+      <w:r>
+        <w:rPr>
+          <w:b w:val="0"/>
+          <w:i w:val="0"/>
+        </w:rPr>
+        <w:t>Шинэ  →  Хээрийн судалгаа  →  Баталгаажсан   (аль ч шатнаас Цуцлагдсан руу шилжих боломжтой)</w:t>
+      </w:r>
+    </w:p>
+    <w:p>
+      <w:pPr/>
+      <w:r>
+        <w:rPr>
+          <w:b w:val="0"/>
+          <w:i w:val="0"/>
+        </w:rPr>
+        <w:t>«Баталгаажсан» руу шилжих 2 заавал нөхцөл (AdvanceStatus функцээр шалгагддаг): (1) НЗД-ын захирамжийн дугаар болон огноо заавал бөглөгдсөн байх ёстой; (2) чөлөөлөлт дэх БҮХ нэгж талбар эцсийн гурван төлөвийн (Нөлөөлөгдсөн гарсан / Татгалзсан / Чөлөөлсөн) аль нэгэнд байх ёстой. Аль нэг нөхцөл хангагдаагүй бол тохирсон алдаа буцаж, төлөв шилжихгүй.</w:t>
+      </w:r>
+    </w:p>
+    <w:p>
+      <w:pPr/>
+      <w:r>
+        <w:rPr>
+          <w:b/>
+          <w:i w:val="0"/>
+        </w:rPr>
+        <w:t>7.14.3 Нэгж талбарын ажиллах дараалал</w:t>
+      </w:r>
+    </w:p>
+    <w:p>
+      <w:pPr/>
+      <w:r>
+        <w:rPr>
+          <w:b w:val="0"/>
+          <w:i w:val="0"/>
+        </w:rPr>
+        <w:t>Хүлээгдэж буй → Зөвшилцөх шатандаа → Үнэлгээ хийх → Нөлөөлөгдсөн гарсан / Татгалзсан / Чөлөөлсөн</w:t>
+      </w:r>
+    </w:p>
+    <w:p>
+      <w:pPr/>
+      <w:r>
+        <w:rPr>
+          <w:b w:val="0"/>
+          <w:i w:val="0"/>
+        </w:rPr>
+        <w:t>«Чөлөөлсөн» төлөвт шилжих 2 заавал нөхцөл (UpdateParcelStatus функцээр SQL түвшинд шалгагддаг): (1) сонгосон үнэлгээний урсгалын олговор approved төлөвтэй байх; (2) үнэлгээний тайлан баримт бичиг хавсаргагдсан байх. Нэгж талбарын шилжилтийн дүрэм бүхэлдээ parcel_workflow тохиргооны хүснэгтээр удирддаг.</w:t>
+      </w:r>
+    </w:p>
+    <w:p>
+      <w:pPr/>
+      <w:r>
+        <w:rPr>
+          <w:b/>
+          <w:i w:val="0"/>
+        </w:rPr>
+        <w:t>7.14.4 Үнэлгээ илгээх дэд урсгал</w:t>
+      </w:r>
+    </w:p>
+    <w:p>
+      <w:pPr/>
+      <w:r>
+        <w:rPr>
+          <w:b w:val="0"/>
+          <w:i w:val="0"/>
+        </w:rPr>
+        <w:t>Ноорог → (Илгээх) → Илгээсэн → (Батлах/Буцаах) → Баталгаажсан / Буцаагдсан</w:t>
+      </w:r>
+    </w:p>
+    <w:p>
+      <w:pPr/>
+      <w:r>
+        <w:rPr>
+          <w:b w:val="0"/>
+          <w:i w:val="0"/>
+        </w:rPr>
+        <w:t>«Илгээх» зөвхөн Ноорог/Буцаагдсан төлөвөөс; «Батлах»/«Буцаах» зөвхөн Илгээсэн төлөвөөс хийгдэнэ. Илгээхийн өмнөх нөхцөл: «Үл хөдлөх» төрлийн хөрөнгө бүрт зураг (PDF) хавсаргасан байх ёстой. Батлагдсан урсгал автоматаар тухайн талбарын үндсэн урсгал болж бусад 2 урсгал «Идэвхгүй» болдог.</w:t>
+      </w:r>
+    </w:p>
+    <w:p>
+      <w:pPr/>
+      <w:r>
+        <w:rPr>
+          <w:b/>
+          <w:i w:val="0"/>
+        </w:rPr>
+        <w:t>7.14.5 Бусад объект түвшний хамгаалалт ба шаардлагын дүрэм</w:t>
+      </w:r>
+    </w:p>
+    <w:tbl>
+      <w:tblPr>
+        <w:tblStyle w:val="TableGrid"/>
+        <w:tblW w:type="auto" w:w="0"/>
+        <w:tblLook w:firstColumn="1" w:firstRow="1" w:lastColumn="0" w:lastRow="0" w:noHBand="0" w:noVBand="1" w:val="04A0"/>
+      </w:tblPr>
+      <w:tblGrid>
+        <w:gridCol w:w="4680"/>
+        <w:gridCol w:w="4680"/>
+      </w:tblGrid>
+      <w:tr>
+        <w:tc>
+          <w:tcPr>
+            <w:tcW w:type="dxa" w:w="4680"/>
+          </w:tcPr>
+          <w:p>
+            <w:r>
+              <w:t>Дүрэм</w:t>
+            </w:r>
+          </w:p>
+        </w:tc>
+        <w:tc>
+          <w:tcPr>
+            <w:tcW w:type="dxa" w:w="4680"/>
+          </w:tcPr>
+          <w:p>
+            <w:r>
+              <w:t>Тайлбар</w:t>
+            </w:r>
+          </w:p>
+        </w:tc>
+      </w:tr>
+      <w:tr>
+        <w:tc>
+          <w:tcPr>
+            <w:tcW w:type="dxa" w:w="4680"/>
+          </w:tcPr>
+          <w:p>
+            <w:r>
+              <w:t>Оноолт шалгах</w:t>
+            </w:r>
+          </w:p>
+        </w:tc>
+        <w:tc>
+          <w:tcPr>
+            <w:tcW w:type="dxa" w:w="4680"/>
+          </w:tcPr>
+          <w:p>
+            <w:r>
+              <w:t>Ахлах мэргэжилтэн эсвэл оноогдсон мэргэжилтэн л засах эрхтэй; Санхүү/МИКА зөвхөн уншина</w:t>
+            </w:r>
+          </w:p>
+        </w:tc>
+      </w:tr>
+      <w:tr>
+        <w:tc>
+          <w:tcPr>
+            <w:tcW w:type="dxa" w:w="4680"/>
+          </w:tcPr>
+          <w:p>
+            <w:r>
+              <w:t>Түгжээ (Баталгаажсан)</w:t>
+            </w:r>
+          </w:p>
+        </w:tc>
+        <w:tc>
+          <w:tcPr>
+            <w:tcW w:type="dxa" w:w="4680"/>
+          </w:tcPr>
+          <w:p>
+            <w:r>
+              <w:t>«Баталгаажсан» чөлөөлөлтөд бичих хүсэлт 423 (Locked) алдаатай татгалзагдана; /prof порталд GET ч түгждэг</w:t>
+            </w:r>
+          </w:p>
+        </w:tc>
+      </w:tr>
+      <w:tr>
+        <w:tc>
+          <w:tcPr>
+            <w:tcW w:type="dxa" w:w="4680"/>
+          </w:tcPr>
+          <w:p>
+            <w:r>
+              <w:t>Байгууллагын гишүүнчлэл</w:t>
+            </w:r>
+          </w:p>
+        </w:tc>
+        <w:tc>
+          <w:tcPr>
+            <w:tcW w:type="dxa" w:w="4680"/>
+          </w:tcPr>
+          <w:p>
+            <w:r>
+              <w:t>Мэргэжлийн байгууллага зөвхөн өөрт оноогдсон объект руу л /prof порталаар хандана</w:t>
+            </w:r>
+          </w:p>
+        </w:tc>
+      </w:tr>
+      <w:tr>
+        <w:tc>
+          <w:tcPr>
+            <w:tcW w:type="dxa" w:w="4680"/>
+          </w:tcPr>
+          <w:p>
+            <w:r>
+              <w:t>Файл хавсаргах</w:t>
+            </w:r>
+          </w:p>
+        </w:tc>
+        <w:tc>
+          <w:tcPr>
+            <w:tcW w:type="dxa" w:w="4680"/>
+          </w:tcPr>
+          <w:p>
+            <w:r>
+              <w:t>Тус бүр дээд тал нь 50MB; агуулгыг magic-byte-аар шалгадаг — зөвхөн PDF, «Хурлын тэмдэглэл»-д DOCX тусгайлан зөвшөөрдөг</w:t>
+            </w:r>
+          </w:p>
+        </w:tc>
+      </w:tr>
+      <w:tr>
+        <w:tc>
+          <w:tcPr>
+            <w:tcW w:type="dxa" w:w="4680"/>
+          </w:tcPr>
+          <w:p>
+            <w:r>
+              <w:t>Excel давхардлын хамгаалалт</w:t>
+            </w:r>
+          </w:p>
+        </w:tc>
+        <w:tc>
+          <w:tcPr>
+            <w:tcW w:type="dxa" w:w="4680"/>
+          </w:tcPr>
+          <w:p>
+            <w:r>
+              <w:t>SHA-256 хэш хөтөч дотор тооцогдоно (файл өөрөө серверт очдоггүй); давхардвал «Солих уу?» баталгаажуулах цонх гардаг</w:t>
+            </w:r>
+          </w:p>
+        </w:tc>
+      </w:tr>
+      <w:tr>
+        <w:tc>
+          <w:tcPr>
+            <w:tcW w:type="dxa" w:w="4680"/>
+          </w:tcPr>
+          <w:p>
+            <w:r>
+              <w:t>Rate limit</w:t>
+            </w:r>
+          </w:p>
+        </w:tc>
+        <w:tc>
+          <w:tcPr>
+            <w:tcW w:type="dxa" w:w="4680"/>
+          </w:tcPr>
+          <w:p>
+            <w:r>
+              <w:t>/auth зам минутад 30 хүсэлт (IP тус бүрээр); клиентийн лог зам минутад 120 хүсэлт</w:t>
+            </w:r>
+          </w:p>
+        </w:tc>
+      </w:tr>
+    </w:tbl>
+    <w:p>
+      <w:pPr>
+        <w:pStyle w:val="Heading2"/>
+      </w:pPr>
+      <w:bookmarkStart w:id="9131" w:name="_toc130c"/>
+      <w:r>
+        <w:t>9.15 Хяналт, лог ба Grafana</w:t>
+      </w:r>
+      <w:bookmarkEnd w:id="9131"/>
+    </w:p>
+    <w:p>
+      <w:pPr/>
+      <w:r>
+        <w:rPr>
+          <w:b w:val="0"/>
+          <w:i w:val="0"/>
+        </w:rPr>
+        <w:t>Систем 2026.07-с эхлэн Frontend, Backend хоёулаа нэг нэгдсэн лог/хяналтын урсгалд холбогдсон. Доор энэ урсгал яг хэрхэн ажилладгийг эх сурвалжаас нь дэлгэрэнгүй тайлбарлав.</w:t>
+      </w:r>
+    </w:p>
+    <w:p>
+      <w:pPr/>
+      <w:r>
+        <w:rPr>
+          <w:b w:val="0"/>
+          <w:i w:val="0"/>
+        </w:rPr>
+        <w:t>1. Үүсэх — Frontend-ийн алдаа (error.tsx, global-error.tsx) болон бусад лог /api/client-log route-оор дамжиж Next.js серверийн stdout руу JSON мөр болж бичигдэнэ; Backend-ийн slog бүтэцлэгдсэн JSON лог мөн адил stdout руу.</w:t>
+      </w:r>
+    </w:p>
+    <w:p>
+      <w:pPr/>
+      <w:r>
+        <w:rPr>
+          <w:b w:val="0"/>
+          <w:i w:val="0"/>
+        </w:rPr>
+        <w:t>2. Хуримтлуулах — Frontend, Backend, PostgreSQL 3 контейнерийн stdout Docker-ийн json-file драйверт (10MB × 3 файл rotation) хадгалагдана.</w:t>
+      </w:r>
+    </w:p>
+    <w:p>
+      <w:pPr/>
+      <w:r>
+        <w:rPr>
+          <w:b w:val="0"/>
+          <w:i w:val="0"/>
+        </w:rPr>
+        <w:t>3. Цуглуулах — Promtail Docker socket-оор бүх контейнерийг автоматаар илрүүлж, container_name/service/project шошготойгоор Loki руу дамжуулна.</w:t>
+      </w:r>
+    </w:p>
+    <w:p>
+      <w:pPr/>
+      <w:r>
+        <w:rPr>
+          <w:b w:val="0"/>
+          <w:i w:val="0"/>
+        </w:rPr>
+        <w:t>4. Хадгалах — Loki (порт 3100) файлын системд хадгалж, 30 хоногийн (720 цаг) хугацаагаар хадгална, хугацаа дууссаныг автоматаар устгадаг.</w:t>
+      </w:r>
+    </w:p>
+    <w:p>
+      <w:pPr/>
+      <w:r>
+        <w:rPr>
+          <w:b w:val="0"/>
+          <w:i w:val="0"/>
+        </w:rPr>
+        <w:t>5. Харах — Grafana (порт 3001 → 3000 дотор) Loki datasource-той урьдчилан холбогдсон, «Logs Drilldown» өргөтгөлтэй.</w:t>
+      </w:r>
+    </w:p>
+    <w:p>
+      <w:pPr/>
+      <w:r>
+        <w:rPr>
+          <w:b w:val="0"/>
+          <w:i w:val="0"/>
+        </w:rPr>
+        <w:t>Автоматаар асаах механизм: Backend API процесс ажиллаж эхлэхэд gov_loki, gov_promtail, gov_grafana 3 контейнер ажиллаж байгаа эсэхийг шалгаж, байхгүй бол өөрөө docker compose up -d ажиллуулна (Docker байхгүй бол зөвхөн анхааруулга бичиж, үндсэн API-г унагаахгүй).</w:t>
+      </w:r>
+    </w:p>
+    <w:p>
+      <w:pPr/>
+      <w:r>
+        <w:rPr>
+          <w:b w:val="0"/>
+          <w:i w:val="0"/>
+        </w:rPr>
+        <w:t>Аюулгүй байдал: Grafana анонимаар нэвтрэхийг хориглосон; нууц (нууц үг, token) утгууд лог руу бичигдэхээс өмнө хөтөч болон серверийн 2 талд аль алинд нь хасагдана (redaction).</w:t>
+      </w:r>
+    </w:p>
+    <w:p>
+      <w:pPr>
+        <w:jc w:val="center"/>
+      </w:pPr>
+      <w:r>
+        <w:drawing>
+          <wp:inline xmlns:a="http://schemas.openxmlformats.org/drawingml/2006/main" xmlns:pic="http://schemas.openxmlformats.org/drawingml/2006/picture">
+            <wp:extent cx="5029200" cy="3233057"/>
+            <wp:docPr id="14" name="Picture 14"/>
+            <wp:cNvGraphicFramePr>
+              <a:graphicFrameLocks noChangeAspect="1"/>
+            </wp:cNvGraphicFramePr>
+            <a:graphic>
+              <a:graphicData uri="http://schemas.openxmlformats.org/drawingml/2006/picture">
+                <pic:pic>
+                  <pic:nvPicPr>
+                    <pic:cNvPr id="0" name="docx-14.png"/>
+                    <pic:cNvPicPr/>
+                  </pic:nvPicPr>
+                  <pic:blipFill>
+                    <a:blip r:embed="rId23"/>
+                    <a:stretch>
+                      <a:fillRect/>
+                    </a:stretch>
+                  </pic:blipFill>
+                  <pic:spPr>
+                    <a:xfrm>
+                      <a:off x="0" y="0"/>
+                      <a:ext cx="5029200" cy="3233057"/>
+                    </a:xfrm>
+                    <a:prstGeom prst="rect"/>
+                  </pic:spPr>
+                </pic:pic>
+              </a:graphicData>
+            </a:graphic>
+          </wp:inline>
+        </w:drawing>
+      </w:r>
+    </w:p>
+    <w:p>
+      <w:pPr>
+        <w:jc w:val="center"/>
+      </w:pPr>
+      <w:r>
+        <w:rPr>
+          <w:i/>
+        </w:rPr>
+        <w:t>Зураг 14. Grafana — нэвтэрсэн байдал, хяналтын самбарын нүүр хуудас</w:t>
+      </w:r>
+    </w:p>
+    <w:p>
+      <w:pPr/>
+      <w:r>
+        <w:rPr>
+          <w:b w:val="0"/>
+          <w:i/>
+        </w:rPr>
+        <w:t>Энэ бүтэц нь төлөвлөгөөнд тусгайлан заагаагүй байсан ч хөгжүүлэлтийн явцад алдааг хурдан илрүүлэх, мөрдөх шаардлагаас үүдэн нэмэгдсэн — тайлангийн 10.5-д «Төлөвлөгөөнөөс гадуур хийгдсэн» ажлын нэг хэсэг болгон тооцов.</w:t>
+      </w:r>
+    </w:p>
+    <w:p>
       <w:pPr>
         <w:spacing w:after="40"/>
       </w:pPr>
@@ -15090,7 +16877,7 @@
         <w:pStyle w:val="Heading1"/>
       </w:pPr>
       <w:r>
-        <w:t>11. Төлөвлөгөөний биелэлт</w:t>
+        <w:t>10. Төлөвлөгөөний биелэлт</w:t>
       </w:r>
       <w:bookmarkEnd w:id="134"/>
     </w:p>
@@ -15301,14 +17088,8 @@
             <w:tcW w:type="dxa" w:w="5184"/>
           </w:tcPr>
           <w:p>
-            <w:r/>
-            <w:r>
-              <w:rPr>
-                <w:b/>
-                <w:color w:val="000000"/>
-                <w:sz w:val="19"/>
-              </w:rPr>
-              <w:t>Хийгдсэн — ГУС интеграци хүлээгдэж буй</w:t>
+            <w:r>
+              <w:t>ГУС интеграци хүлээгдэж буй — мок-оор бэлэн урсгалтай</w:t>
             </w:r>
           </w:p>
         </w:tc>
@@ -15317,16 +17098,8 @@
             <w:tcW w:type="dxa" w:w="1728"/>
           </w:tcPr>
           <w:p>
-            <w:pPr>
-              <w:jc w:val="center"/>
-            </w:pPr>
-            <w:r/>
-            <w:r>
-              <w:rPr>
-                <w:color w:val="1A1A1A"/>
-                <w:sz w:val="19"/>
-              </w:rPr>
-              <w:t>27</w:t>
+            <w:r>
+              <w:t>21</w:t>
             </w:r>
           </w:p>
         </w:tc>
@@ -15335,16 +17108,8 @@
             <w:tcW w:type="dxa" w:w="1728"/>
           </w:tcPr>
           <w:p>
-            <w:pPr>
-              <w:jc w:val="center"/>
-            </w:pPr>
-            <w:r/>
-            <w:r>
-              <w:rPr>
-                <w:color w:val="1A1A1A"/>
-                <w:sz w:val="19"/>
-              </w:rPr>
-              <w:t>54%</w:t>
+            <w:r>
+              <w:t>42%</w:t>
             </w:r>
           </w:p>
         </w:tc>
@@ -15356,14 +17121,8 @@
             <w:shd w:val="clear" w:fill="F5F5F5"/>
           </w:tcPr>
           <w:p>
-            <w:r/>
-            <w:r>
-              <w:rPr>
-                <w:b/>
-                <w:color w:val="000000"/>
-                <w:sz w:val="19"/>
-              </w:rPr>
-              <w:t>ГУС-аас хамааралтай хүлээгдэж (дараа хийгдэх боломжтой)</w:t>
+            <w:r>
+              <w:t>ГУС-аас хамааралтай хүлээгдэж — холболт хийгдээгүй</w:t>
             </w:r>
           </w:p>
         </w:tc>
@@ -15373,16 +17132,8 @@
             <w:shd w:val="clear" w:fill="F5F5F5"/>
           </w:tcPr>
           <w:p>
-            <w:pPr>
-              <w:jc w:val="center"/>
-            </w:pPr>
-            <w:r/>
-            <w:r>
-              <w:rPr>
-                <w:color w:val="1A1A1A"/>
-                <w:sz w:val="19"/>
-              </w:rPr>
-              <w:t>4</w:t>
+            <w:r>
+              <w:t>10</w:t>
             </w:r>
           </w:p>
         </w:tc>
@@ -15392,16 +17143,8 @@
             <w:shd w:val="clear" w:fill="F5F5F5"/>
           </w:tcPr>
           <w:p>
-            <w:pPr>
-              <w:jc w:val="center"/>
-            </w:pPr>
-            <w:r/>
-            <w:r>
-              <w:rPr>
-                <w:color w:val="1A1A1A"/>
-                <w:sz w:val="19"/>
-              </w:rPr>
-              <w:t>8%</w:t>
+            <w:r>
+              <w:t>20%</w:t>
             </w:r>
           </w:p>
         </w:tc>
@@ -15514,16 +17257,281 @@
           <w:color w:val="000000"/>
           <w:sz w:val="22"/>
         </w:rPr>
-        <w:t>Системийн талаас хэрэгжсэн: 43/50 ажил (86%).</w:t>
+        <w:t>Жинтэй гүйцэтгэлийн төлөвлөгөө: 32.8/50 ажил (66%). Мок-оор бэлэн 21 ажлыг гүйцэтгэлийн тооцоонд 80% гэж үзэв — техникийн урсгал бүрэн ажилладаг ч ГУС-ийн бодит өгөгдлөөр баталгаажаагүй тул 100% биш. Үлдсэн 10 ажилд ГУС-тай холбогдох ямар ч код (мок ч, бодит ч) одоогоор бичигдээгүй тул 0% гэж тооцов.</w:t>
       </w:r>
     </w:p>
+    <w:tbl>
+      <w:tblPr>
+        <w:tblStyle w:val="TableGrid"/>
+        <w:tblW w:type="auto" w:w="0"/>
+        <w:tblLook w:firstColumn="1" w:firstRow="1" w:lastColumn="0" w:lastRow="0" w:noHBand="0" w:noVBand="1" w:val="04A0"/>
+      </w:tblPr>
+      <w:tblGrid>
+        <w:gridCol w:w="2340"/>
+        <w:gridCol w:w="2340"/>
+        <w:gridCol w:w="2340"/>
+        <w:gridCol w:w="2340"/>
+      </w:tblGrid>
+      <w:tr>
+        <w:tc>
+          <w:tcPr>
+            <w:tcW w:type="dxa" w:w="2340"/>
+          </w:tcPr>
+          <w:p>
+            <w:r>
+              <w:t>Ангилал</w:t>
+            </w:r>
+          </w:p>
+        </w:tc>
+        <w:tc>
+          <w:tcPr>
+            <w:tcW w:type="dxa" w:w="2340"/>
+          </w:tcPr>
+          <w:p>
+            <w:r>
+              <w:t>Тоо</w:t>
+            </w:r>
+          </w:p>
+        </w:tc>
+        <w:tc>
+          <w:tcPr>
+            <w:tcW w:type="dxa" w:w="2340"/>
+          </w:tcPr>
+          <w:p>
+            <w:r>
+              <w:t>Гүйцэтгэлийн %</w:t>
+            </w:r>
+          </w:p>
+        </w:tc>
+        <w:tc>
+          <w:tcPr>
+            <w:tcW w:type="dxa" w:w="2340"/>
+          </w:tcPr>
+          <w:p>
+            <w:r>
+              <w:t>Жинтэй дүн</w:t>
+            </w:r>
+          </w:p>
+        </w:tc>
+      </w:tr>
+      <w:tr>
+        <w:tc>
+          <w:tcPr>
+            <w:tcW w:type="dxa" w:w="2340"/>
+          </w:tcPr>
+          <w:p>
+            <w:r>
+              <w:t>Бүрэн хийгдсэн</w:t>
+            </w:r>
+          </w:p>
+        </w:tc>
+        <w:tc>
+          <w:tcPr>
+            <w:tcW w:type="dxa" w:w="2340"/>
+          </w:tcPr>
+          <w:p>
+            <w:r>
+              <w:t>16</w:t>
+            </w:r>
+          </w:p>
+        </w:tc>
+        <w:tc>
+          <w:tcPr>
+            <w:tcW w:type="dxa" w:w="2340"/>
+          </w:tcPr>
+          <w:p>
+            <w:r>
+              <w:t>100%</w:t>
+            </w:r>
+          </w:p>
+        </w:tc>
+        <w:tc>
+          <w:tcPr>
+            <w:tcW w:type="dxa" w:w="2340"/>
+          </w:tcPr>
+          <w:p>
+            <w:r>
+              <w:t>16.0</w:t>
+            </w:r>
+          </w:p>
+        </w:tc>
+      </w:tr>
+      <w:tr>
+        <w:tc>
+          <w:tcPr>
+            <w:tcW w:type="dxa" w:w="2340"/>
+          </w:tcPr>
+          <w:p>
+            <w:r>
+              <w:t>ГУС интеграци хүлээгдэж буй — мок-оор бэлэн урсгалтай</w:t>
+            </w:r>
+          </w:p>
+        </w:tc>
+        <w:tc>
+          <w:tcPr>
+            <w:tcW w:type="dxa" w:w="2340"/>
+          </w:tcPr>
+          <w:p>
+            <w:r>
+              <w:t>21</w:t>
+            </w:r>
+          </w:p>
+        </w:tc>
+        <w:tc>
+          <w:tcPr>
+            <w:tcW w:type="dxa" w:w="2340"/>
+          </w:tcPr>
+          <w:p>
+            <w:r>
+              <w:t>80%</w:t>
+            </w:r>
+          </w:p>
+        </w:tc>
+        <w:tc>
+          <w:tcPr>
+            <w:tcW w:type="dxa" w:w="2340"/>
+          </w:tcPr>
+          <w:p>
+            <w:r>
+              <w:t>16.8</w:t>
+            </w:r>
+          </w:p>
+        </w:tc>
+      </w:tr>
+      <w:tr>
+        <w:tc>
+          <w:tcPr>
+            <w:tcW w:type="dxa" w:w="2340"/>
+          </w:tcPr>
+          <w:p>
+            <w:r>
+              <w:t>ГУС-аас хамааралтай хүлээгдэж — холболт хийгдээгүй</w:t>
+            </w:r>
+          </w:p>
+        </w:tc>
+        <w:tc>
+          <w:tcPr>
+            <w:tcW w:type="dxa" w:w="2340"/>
+          </w:tcPr>
+          <w:p>
+            <w:r>
+              <w:t>10</w:t>
+            </w:r>
+          </w:p>
+        </w:tc>
+        <w:tc>
+          <w:tcPr>
+            <w:tcW w:type="dxa" w:w="2340"/>
+          </w:tcPr>
+          <w:p>
+            <w:r>
+              <w:t>0%</w:t>
+            </w:r>
+          </w:p>
+        </w:tc>
+        <w:tc>
+          <w:tcPr>
+            <w:tcW w:type="dxa" w:w="2340"/>
+          </w:tcPr>
+          <w:p>
+            <w:r>
+              <w:t>0.0</w:t>
+            </w:r>
+          </w:p>
+        </w:tc>
+      </w:tr>
+      <w:tr>
+        <w:tc>
+          <w:tcPr>
+            <w:tcW w:type="dxa" w:w="2340"/>
+          </w:tcPr>
+          <w:p>
+            <w:r>
+              <w:t>Бусад хүлээгдэж байгаа</w:t>
+            </w:r>
+          </w:p>
+        </w:tc>
+        <w:tc>
+          <w:tcPr>
+            <w:tcW w:type="dxa" w:w="2340"/>
+          </w:tcPr>
+          <w:p>
+            <w:r>
+              <w:t>3</w:t>
+            </w:r>
+          </w:p>
+        </w:tc>
+        <w:tc>
+          <w:tcPr>
+            <w:tcW w:type="dxa" w:w="2340"/>
+          </w:tcPr>
+          <w:p>
+            <w:r>
+              <w:t>0%</w:t>
+            </w:r>
+          </w:p>
+        </w:tc>
+        <w:tc>
+          <w:tcPr>
+            <w:tcW w:type="dxa" w:w="2340"/>
+          </w:tcPr>
+          <w:p>
+            <w:r>
+              <w:t>0.0</w:t>
+            </w:r>
+          </w:p>
+        </w:tc>
+      </w:tr>
+      <w:tr>
+        <w:tc>
+          <w:tcPr>
+            <w:tcW w:type="dxa" w:w="2340"/>
+          </w:tcPr>
+          <w:p>
+            <w:r>
+              <w:t>Нийт</w:t>
+            </w:r>
+          </w:p>
+        </w:tc>
+        <w:tc>
+          <w:tcPr>
+            <w:tcW w:type="dxa" w:w="2340"/>
+          </w:tcPr>
+          <w:p>
+            <w:r>
+              <w:t>50</w:t>
+            </w:r>
+          </w:p>
+        </w:tc>
+        <w:tc>
+          <w:tcPr>
+            <w:tcW w:type="dxa" w:w="2340"/>
+          </w:tcPr>
+          <w:p>
+            <w:r>
+              <w:t>—</w:t>
+            </w:r>
+          </w:p>
+        </w:tc>
+        <w:tc>
+          <w:tcPr>
+            <w:tcW w:type="dxa" w:w="2340"/>
+          </w:tcPr>
+          <w:p>
+            <w:r>
+              <w:t>32.8</w:t>
+            </w:r>
+          </w:p>
+        </w:tc>
+      </w:tr>
+    </w:tbl>
     <w:p>
       <w:bookmarkStart w:id="135" w:name="_toc135"/>
       <w:pPr>
         <w:pStyle w:val="Heading2"/>
       </w:pPr>
       <w:r>
-        <w:t>11.1 Бүрэн хийгдсэн ажлууд (16)</w:t>
+        <w:t>10.1 Бүрэн хийгдсэн ажлууд (16)</w:t>
       </w:r>
       <w:bookmarkEnd w:id="135"/>
     </w:p>
@@ -15702,7 +17710,7 @@
         <w:pStyle w:val="Heading2"/>
       </w:pPr>
       <w:r>
-        <w:t>11.2 Тусгай бүлэг — ГУС-ийн холболтоор хийгдэх ажлууд (27)</w:t>
+        <w:t>10.2 ГУС интеграци хүлээгдэж буй — мок-оор бэлэн урсгалтай ажлууд (21)</w:t>
       </w:r>
       <w:bookmarkEnd w:id="136"/>
     </w:p>
@@ -15719,7 +17727,269 @@
           <w:color w:val="000000"/>
           <w:sz w:val="24"/>
         </w:rPr>
-        <w:t>Эдгээр ажлын системийн тал нь хийгдсэн бөгөөд ГУС-ээс мэдээлэл татах/солилцох холболт нээгдэхийг хүлээж байна. Ажил тус бүрд холбох мэдээллийг тодорхойлов:</w:t>
+        <w:t>Эдгээр ажлын техникийн урсгал (бүртгэл, тохиргоо, тооцоолол) бодит ГУС холболтгүйгээр backend-д суулгасан (seeded) өгөгдөл эсвэл дотоод бүртгэлээр бүрэн ажиллаж байгааг баталгаажуулсан — ГУС нээгдэхэд зөвхөн өгөгдлийн эх сурвалжийг сольход хангалттай. Гүйцэтгэлийн тооцоонд 80% гэж үзэв (үлдэх 20% нь ГУС-ийн бодит холболтоор баталгаажина):</w:t>
+      </w:r>
+    </w:p>
+    <w:tbl>
+      <w:tblPr>
+        <w:tblStyle w:val="TableGrid"/>
+        <w:tblW w:type="auto" w:w="0"/>
+        <w:tblLook w:firstColumn="1" w:firstRow="1" w:lastColumn="0" w:lastRow="0" w:noHBand="0" w:noVBand="1" w:val="04A0"/>
+      </w:tblPr>
+      <w:tblGrid>
+        <w:gridCol w:w="3120"/>
+        <w:gridCol w:w="3120"/>
+        <w:gridCol w:w="3120"/>
+      </w:tblGrid>
+      <w:tr>
+        <w:tc>
+          <w:tcPr>
+            <w:tcW w:type="dxa" w:w="3120"/>
+          </w:tcPr>
+          <w:p>
+            <w:r>
+              <w:t>Бүлэг</w:t>
+            </w:r>
+          </w:p>
+        </w:tc>
+        <w:tc>
+          <w:tcPr>
+            <w:tcW w:type="dxa" w:w="3120"/>
+          </w:tcPr>
+          <w:p>
+            <w:r>
+              <w:t>Тоо</w:t>
+            </w:r>
+          </w:p>
+        </w:tc>
+        <w:tc>
+          <w:tcPr>
+            <w:tcW w:type="dxa" w:w="3120"/>
+          </w:tcPr>
+          <w:p>
+            <w:r>
+              <w:t>Ажлууд (дугаар)</w:t>
+            </w:r>
+          </w:p>
+        </w:tc>
+      </w:tr>
+      <w:tr>
+        <w:tc>
+          <w:tcPr>
+            <w:tcW w:type="dxa" w:w="3120"/>
+          </w:tcPr>
+          <w:p>
+            <w:r>
+              <w:t>Системийн удирдлага, үндсэн бүртгэл</w:t>
+            </w:r>
+          </w:p>
+        </w:tc>
+        <w:tc>
+          <w:tcPr>
+            <w:tcW w:type="dxa" w:w="3120"/>
+          </w:tcPr>
+          <w:p>
+            <w:r>
+              <w:t>7</w:t>
+            </w:r>
+          </w:p>
+        </w:tc>
+        <w:tc>
+          <w:tcPr>
+            <w:tcW w:type="dxa" w:w="3120"/>
+          </w:tcPr>
+          <w:p>
+            <w:r>
+              <w:t>Хэрэглэгчийн бүртгэл (2.2.1), эрхийн бүртгэл (2.2.2), эрхийн тохиргоо (2.2.3), ажилтны бүртгэл (2.3.1), ажилтны лавлах (2.3.2), хуулийн этгээдийн бүртгэл (2.3.3), үнэлгээний байгууллагын бүртгэл (2.3.4)</w:t>
+            </w:r>
+          </w:p>
+        </w:tc>
+      </w:tr>
+      <w:tr>
+        <w:tc>
+          <w:tcPr>
+            <w:tcW w:type="dxa" w:w="3120"/>
+          </w:tcPr>
+          <w:p>
+            <w:r>
+              <w:t>Жилийн төлөвлөгөөний давхаргаас татах</w:t>
+            </w:r>
+          </w:p>
+        </w:tc>
+        <w:tc>
+          <w:tcPr>
+            <w:tcW w:type="dxa" w:w="3120"/>
+          </w:tcPr>
+          <w:p>
+            <w:r>
+              <w:t>3</w:t>
+            </w:r>
+          </w:p>
+        </w:tc>
+        <w:tc>
+          <w:tcPr>
+            <w:tcW w:type="dxa" w:w="3120"/>
+          </w:tcPr>
+          <w:p>
+            <w:r>
+              <w:t>Гэр хороолол (2.2.1.1), авто зам/шугам сүлжээ (2.2.1.2), нийгмийн дэд бүтэц (2.2.1.3)</w:t>
+            </w:r>
+          </w:p>
+        </w:tc>
+      </w:tr>
+      <w:tr>
+        <w:tc>
+          <w:tcPr>
+            <w:tcW w:type="dxa" w:w="3120"/>
+          </w:tcPr>
+          <w:p>
+            <w:r>
+              <w:t>ГУС-ийн бүрэлдэхүүн системүүдийн холболт</w:t>
+            </w:r>
+          </w:p>
+        </w:tc>
+        <w:tc>
+          <w:tcPr>
+            <w:tcW w:type="dxa" w:w="3120"/>
+          </w:tcPr>
+          <w:p>
+            <w:r>
+              <w:t>5</w:t>
+            </w:r>
+          </w:p>
+        </w:tc>
+        <w:tc>
+          <w:tcPr>
+            <w:tcW w:type="dxa" w:w="3120"/>
+          </w:tcPr>
+          <w:p>
+            <w:r>
+              <w:t>ГЗБ/хот төлөвлөлт (2.3.1), кадастр (2.3.2), үнэлгээ (2.3.3), хот байгуулалтын кадастр (2.3.4), мониторинг (2.3.5)</w:t>
+            </w:r>
+          </w:p>
+        </w:tc>
+      </w:tr>
+      <w:tr>
+        <w:tc>
+          <w:tcPr>
+            <w:tcW w:type="dxa" w:w="3120"/>
+          </w:tcPr>
+          <w:p>
+            <w:r>
+              <w:t>Кадастрын давхцал, зөрчлийн давхарга</w:t>
+            </w:r>
+          </w:p>
+        </w:tc>
+        <w:tc>
+          <w:tcPr>
+            <w:tcW w:type="dxa" w:w="3120"/>
+          </w:tcPr>
+          <w:p>
+            <w:r>
+              <w:t>3</w:t>
+            </w:r>
+          </w:p>
+        </w:tc>
+        <w:tc>
+          <w:tcPr>
+            <w:tcW w:type="dxa" w:w="3120"/>
+          </w:tcPr>
+          <w:p>
+            <w:r>
+              <w:t>Зөрчлийн давхарга үүсгэх (2.4.1.1), холбох (2.4.1.2), давхцал шалгах (2.9.1)</w:t>
+            </w:r>
+          </w:p>
+        </w:tc>
+      </w:tr>
+      <w:tr>
+        <w:tc>
+          <w:tcPr>
+            <w:tcW w:type="dxa" w:w="3120"/>
+          </w:tcPr>
+          <w:p>
+            <w:r>
+              <w:t>Эрх, захирамжийн урсгал</w:t>
+            </w:r>
+          </w:p>
+        </w:tc>
+        <w:tc>
+          <w:tcPr>
+            <w:tcW w:type="dxa" w:w="3120"/>
+          </w:tcPr>
+          <w:p>
+            <w:r>
+              <w:t>2</w:t>
+            </w:r>
+          </w:p>
+        </w:tc>
+        <w:tc>
+          <w:tcPr>
+            <w:tcW w:type="dxa" w:w="3120"/>
+          </w:tcPr>
+          <w:p>
+            <w:r>
+              <w:t>Чиг үүргээр эрх тохируулах (2.4.3.1), захирамжийн төсөл (2.4.4.3)</w:t>
+            </w:r>
+          </w:p>
+        </w:tc>
+      </w:tr>
+      <w:tr>
+        <w:tc>
+          <w:tcPr>
+            <w:tcW w:type="dxa" w:w="3120"/>
+          </w:tcPr>
+          <w:p>
+            <w:r>
+              <w:t>Давхаргыг динамикаар үүсгэх, тохируулах</w:t>
+            </w:r>
+          </w:p>
+        </w:tc>
+        <w:tc>
+          <w:tcPr>
+            <w:tcW w:type="dxa" w:w="3120"/>
+          </w:tcPr>
+          <w:p>
+            <w:r>
+              <w:t>1</w:t>
+            </w:r>
+          </w:p>
+        </w:tc>
+        <w:tc>
+          <w:tcPr>
+            <w:tcW w:type="dxa" w:w="3120"/>
+          </w:tcPr>
+          <w:p>
+            <w:r>
+              <w:t>ГУС каталогоос давхарга нэмэх (2.8.6)</w:t>
+            </w:r>
+          </w:p>
+        </w:tc>
+      </w:tr>
+    </w:tbl>
+    <w:p>
+      <w:bookmarkStart w:id="137" w:name="_toc137"/>
+      <w:pPr>
+        <w:pStyle w:val="Heading2"/>
+      </w:pPr>
+      <w:r>
+        <w:t>10.3 ГУС-аас бүрэн хамааралтай хүлээгдэж байгаа ажлууд (10)</w:t>
+      </w:r>
+      <w:bookmarkEnd w:id="137"/>
+    </w:p>
+    <w:p>
+      <w:pPr>
+        <w:spacing w:after="120"/>
+        <w:ind w:firstLine="706"/>
+        <w:jc w:val="both"/>
+      </w:pPr>
+      <w:r>
+        <w:rPr>
+          <w:b w:val="0"/>
+          <w:i w:val="0"/>
+          <w:color w:val="000000"/>
+          <w:sz w:val="24"/>
+        </w:rPr>
+        <w:t>Эдгээр ажилд ГУС-тай холбогдох ямар ч код (мок ч, бодит ч) одоогоор бичигдээгүй — техникийн хөгжүүлэлт ГУС-ийн API нээгдсэний дараа л эхлэх боломжтой:</w:t>
       </w:r>
     </w:p>
     <w:tbl>
@@ -15802,16 +18072,8 @@
             <w:tcW w:type="dxa" w:w="1656"/>
           </w:tcPr>
           <w:p>
-            <w:r/>
-            <w:r>
-              <w:rPr>
-                <w:b/>
-                <w:color w:val="000000"/>
-                <w:sz w:val="15"/>
-              </w:rPr>
-              <w:t>А. Удирдлага,</w:t>
-              <w:br/>
-              <w:t>үндсэн бүртгэл</w:t>
+            <w:r>
+              <w:t>Дундын мэдээллийн сан</w:t>
             </w:r>
           </w:p>
         </w:tc>
@@ -15820,13 +18082,8 @@
             <w:tcW w:type="dxa" w:w="3384"/>
           </w:tcPr>
           <w:p>
-            <w:r/>
-            <w:r>
-              <w:rPr>
-                <w:color w:val="1A1A1A"/>
-                <w:sz w:val="15"/>
-              </w:rPr>
-              <w:t>Хэрэглэгчийн бүртгэл, жагсаалт (2.2.1)</w:t>
+            <w:r>
+              <w:t>УБЕГ (2.8.1)</w:t>
             </w:r>
           </w:p>
         </w:tc>
@@ -15835,13 +18092,8 @@
             <w:tcW w:type="dxa" w:w="4464"/>
           </w:tcPr>
           <w:p>
-            <w:r/>
-            <w:r>
-              <w:rPr>
-                <w:color w:val="1A1A1A"/>
-                <w:sz w:val="15"/>
-              </w:rPr>
-              <w:t>ГУС-ийн хэрэглэгчийн нэгдсэн бүртгэлээс нэр, албан тушаал, байгууллага, холбоо барих мэдээллийг татах</w:t>
+            <w:r>
+              <w:t>Регистрээр үл хөдлөхийн гэрчилгээ, өмчлөл, барьцааны лавлагаа</w:t>
             </w:r>
           </w:p>
         </w:tc>
@@ -15854,13 +18106,6 @@
           </w:tcPr>
           <w:p>
             <w:r/>
-            <w:r>
-              <w:rPr>
-                <w:b/>
-                <w:color w:val="000000"/>
-                <w:sz w:val="15"/>
-              </w:rPr>
-            </w:r>
           </w:p>
         </w:tc>
         <w:tc>
@@ -15869,13 +18114,8 @@
             <w:shd w:val="clear" w:fill="F5F5F5"/>
           </w:tcPr>
           <w:p>
-            <w:r/>
-            <w:r>
-              <w:rPr>
-                <w:color w:val="1A1A1A"/>
-                <w:sz w:val="15"/>
-              </w:rPr>
-              <w:t>Хэрэглэгчийн эрхийн бүртгэл (2.2.2)</w:t>
+            <w:r>
+              <w:t>Татварын ерөнхий газар (2.8.2)</w:t>
             </w:r>
           </w:p>
         </w:tc>
@@ -15885,13 +18125,8 @@
             <w:shd w:val="clear" w:fill="F5F5F5"/>
           </w:tcPr>
           <w:p>
-            <w:r/>
-            <w:r>
-              <w:rPr>
-                <w:color w:val="1A1A1A"/>
-                <w:sz w:val="15"/>
-              </w:rPr>
-              <w:t>Эрхийн түвшин, ролийн мэдээллийг татаж системийн эрхтэй уялдуулах</w:t>
+            <w:r>
+              <w:t>Татварын өр, төлөлтийн лавлагаа — олговор олгохын өмнөх шалгалт</w:t>
             </w:r>
           </w:p>
         </w:tc>
@@ -15903,13 +18138,6 @@
           </w:tcPr>
           <w:p>
             <w:r/>
-            <w:r>
-              <w:rPr>
-                <w:b/>
-                <w:color w:val="000000"/>
-                <w:sz w:val="15"/>
-              </w:rPr>
-            </w:r>
           </w:p>
         </w:tc>
         <w:tc>
@@ -15917,13 +18145,8 @@
             <w:tcW w:type="dxa" w:w="3384"/>
           </w:tcPr>
           <w:p>
-            <w:r/>
-            <w:r>
-              <w:rPr>
-                <w:color w:val="1A1A1A"/>
-                <w:sz w:val="15"/>
-              </w:rPr>
-              <w:t>Эрхийн тохиргоо (2.2.3)</w:t>
+            <w:r>
+              <w:t>ШШГЕГ (2.8.3)</w:t>
             </w:r>
           </w:p>
         </w:tc>
@@ -15932,13 +18155,8 @@
             <w:tcW w:type="dxa" w:w="4464"/>
           </w:tcPr>
           <w:p>
-            <w:r/>
-            <w:r>
-              <w:rPr>
-                <w:color w:val="1A1A1A"/>
-                <w:sz w:val="15"/>
-              </w:rPr>
-              <w:t>Чиг үүргийн ангиллыг системийн 6 роль, зөвшөөрөлтэй харгалзуулах</w:t>
+            <w:r>
+              <w:t>Шүүхийн маргаан, эрх түдгэлзүүлэлтийн лавлагаа</w:t>
             </w:r>
           </w:p>
         </w:tc>
@@ -15951,13 +18169,6 @@
           </w:tcPr>
           <w:p>
             <w:r/>
-            <w:r>
-              <w:rPr>
-                <w:b/>
-                <w:color w:val="000000"/>
-                <w:sz w:val="15"/>
-              </w:rPr>
-            </w:r>
           </w:p>
         </w:tc>
         <w:tc>
@@ -15966,13 +18177,8 @@
             <w:shd w:val="clear" w:fill="F5F5F5"/>
           </w:tcPr>
           <w:p>
-            <w:r/>
-            <w:r>
-              <w:rPr>
-                <w:color w:val="1A1A1A"/>
-                <w:sz w:val="15"/>
-              </w:rPr>
-              <w:t>Ажилтны бүртгэл (2.3.1)</w:t>
+            <w:r>
+              <w:t>Үнийн мэдээний сан (2.8.4)</w:t>
             </w:r>
           </w:p>
         </w:tc>
@@ -15982,13 +18188,8 @@
             <w:shd w:val="clear" w:fill="F5F5F5"/>
           </w:tcPr>
           <w:p>
-            <w:r/>
-            <w:r>
-              <w:rPr>
-                <w:color w:val="1A1A1A"/>
-                <w:sz w:val="15"/>
-              </w:rPr>
-              <w:t>Албан хаагчийн мэдээлэл — хариуцагч оноох жагсаалтын эх сурвалж</w:t>
+            <w:r>
+              <w:t>Батлагдсан олговруудаас үнийн сан бүрдүүлж ГУС-т лавлагаа болгон өгөх</w:t>
             </w:r>
           </w:p>
         </w:tc>
@@ -16000,13 +18201,6 @@
           </w:tcPr>
           <w:p>
             <w:r/>
-            <w:r>
-              <w:rPr>
-                <w:b/>
-                <w:color w:val="000000"/>
-                <w:sz w:val="15"/>
-              </w:rPr>
-            </w:r>
           </w:p>
         </w:tc>
         <w:tc>
@@ -16014,13 +18208,8 @@
             <w:tcW w:type="dxa" w:w="3384"/>
           </w:tcPr>
           <w:p>
-            <w:r/>
-            <w:r>
-              <w:rPr>
-                <w:color w:val="1A1A1A"/>
-                <w:sz w:val="15"/>
-              </w:rPr>
-              <w:t>Ажилтны лавлахууд (2.3.2)</w:t>
+            <w:r>
+              <w:t>E-Mongolia (2.8.5)</w:t>
             </w:r>
           </w:p>
         </w:tc>
@@ -16029,13 +18218,8 @@
             <w:tcW w:type="dxa" w:w="4464"/>
           </w:tcPr>
           <w:p>
-            <w:r/>
-            <w:r>
-              <w:rPr>
-                <w:color w:val="1A1A1A"/>
-                <w:sz w:val="15"/>
-              </w:rPr>
-              <w:t>Албан тушаал, нэгж/хэлтсийн лавлахыг синхрончлох</w:t>
+            <w:r>
+              <w:t>Иргэнд мэдэгдэл хүргүүлж, НЭЗ судалгааны хариуг хүлээн авах</w:t>
             </w:r>
           </w:p>
         </w:tc>
@@ -16047,13 +18231,8 @@
             <w:shd w:val="clear" w:fill="F5F5F5"/>
           </w:tcPr>
           <w:p>
-            <w:r/>
-            <w:r>
-              <w:rPr>
-                <w:b/>
-                <w:color w:val="000000"/>
-                <w:sz w:val="15"/>
-              </w:rPr>
+            <w:r>
+              <w:t>Бусад</w:t>
             </w:r>
           </w:p>
         </w:tc>
@@ -16063,13 +18242,8 @@
             <w:shd w:val="clear" w:fill="F5F5F5"/>
           </w:tcPr>
           <w:p>
-            <w:r/>
-            <w:r>
-              <w:rPr>
-                <w:color w:val="1A1A1A"/>
-                <w:sz w:val="15"/>
-              </w:rPr>
-              <w:t>Хуулийн этгээдийн бүртгэл (2.3.3)</w:t>
+            <w:r>
+              <w:t>Бусад системд өгөгдөл өгөх (2.9.2)</w:t>
             </w:r>
           </w:p>
         </w:tc>
@@ -16079,13 +18253,8 @@
             <w:shd w:val="clear" w:fill="F5F5F5"/>
           </w:tcPr>
           <w:p>
-            <w:r/>
-            <w:r>
-              <w:rPr>
-                <w:color w:val="1A1A1A"/>
-                <w:sz w:val="15"/>
-              </w:rPr>
-              <w:t>Регистр, нэр, хаяг — эзэмшигч, төлөөлөгчийг баталгаажуулах</w:t>
+            <w:r>
+              <w:t>Чөлөөлөлт, талбар, олговрын мэдээллийг REST/WFS-ээр гаргах</w:t>
             </w:r>
           </w:p>
         </w:tc>
@@ -16096,13 +18265,8 @@
             <w:tcW w:type="dxa" w:w="1656"/>
           </w:tcPr>
           <w:p>
-            <w:r/>
-            <w:r>
-              <w:rPr>
-                <w:b/>
-                <w:color w:val="000000"/>
-                <w:sz w:val="15"/>
-              </w:rPr>
+            <w:r>
+              <w:t>E-Mongolia шаардсан нэмэлт</w:t>
             </w:r>
           </w:p>
         </w:tc>
@@ -16111,13 +18275,8 @@
             <w:tcW w:type="dxa" w:w="3384"/>
           </w:tcPr>
           <w:p>
-            <w:r/>
-            <w:r>
-              <w:rPr>
-                <w:color w:val="1A1A1A"/>
-                <w:sz w:val="15"/>
-              </w:rPr>
-              <w:t>Үнэлгээний байгууллага (2.3.4)</w:t>
+            <w:r>
+              <w:t>НЭЗ судалгааг цахимаар авах (2.4.2.1)</w:t>
             </w:r>
           </w:p>
         </w:tc>
@@ -16126,13 +18285,8 @@
             <w:tcW w:type="dxa" w:w="4464"/>
           </w:tcPr>
           <w:p>
-            <w:r/>
-            <w:r>
-              <w:rPr>
-                <w:color w:val="1A1A1A"/>
-                <w:sz w:val="15"/>
-              </w:rPr>
-              <w:t>Тусгай зөвшөөрөлтэй байгууллагын жагсаалт, лицензийн хугацаа</w:t>
+            <w:r>
+              <w:t>E-Mongolia-гоор судалгааны маягт илгээж, хариу хүлээн авах суваг шаардана</w:t>
             </w:r>
           </w:p>
         </w:tc>
@@ -16145,16 +18299,6 @@
           </w:tcPr>
           <w:p>
             <w:r/>
-            <w:r>
-              <w:rPr>
-                <w:b/>
-                <w:color w:val="000000"/>
-                <w:sz w:val="15"/>
-              </w:rPr>
-              <w:t>Б. Төлөвлөгөөний</w:t>
-              <w:br/>
-              <w:t>давхарга</w:t>
-            </w:r>
           </w:p>
         </w:tc>
         <w:tc>
@@ -16163,13 +18307,8 @@
             <w:shd w:val="clear" w:fill="F5F5F5"/>
           </w:tcPr>
           <w:p>
-            <w:r/>
-            <w:r>
-              <w:rPr>
-                <w:color w:val="1A1A1A"/>
-                <w:sz w:val="15"/>
-              </w:rPr>
-              <w:t>Гэр хорооллын чөлөөлөлт (2.2.1.1)</w:t>
+            <w:r>
+              <w:t>Мэдэгдэх хуудас цахимаар хүргүүлэх (2.4.2.2)</w:t>
             </w:r>
           </w:p>
         </w:tc>
@@ -16179,13 +18318,8 @@
             <w:shd w:val="clear" w:fill="F5F5F5"/>
           </w:tcPr>
           <w:p>
-            <w:r/>
-            <w:r>
-              <w:rPr>
-                <w:color w:val="1A1A1A"/>
-                <w:sz w:val="15"/>
-              </w:rPr>
-              <w:t>Зөвшилцсөн давхаргаас ангиллын хил, талбай татаж чөлөөлөлт автоматаар үүсгэх</w:t>
+            <w:r>
+              <w:t>Мөн E-Mongolia суваг шаардана</w:t>
             </w:r>
           </w:p>
         </w:tc>
@@ -16197,13 +18331,6 @@
           </w:tcPr>
           <w:p>
             <w:r/>
-            <w:r>
-              <w:rPr>
-                <w:b/>
-                <w:color w:val="000000"/>
-                <w:sz w:val="15"/>
-              </w:rPr>
-            </w:r>
           </w:p>
         </w:tc>
         <w:tc>
@@ -16211,13 +18338,8 @@
             <w:tcW w:type="dxa" w:w="3384"/>
           </w:tcPr>
           <w:p>
-            <w:r/>
-            <w:r>
-              <w:rPr>
-                <w:color w:val="1A1A1A"/>
-                <w:sz w:val="15"/>
-              </w:rPr>
-              <w:t>Авто зам, шугам сүлжээ (2.2.1.2)</w:t>
+            <w:r>
+              <w:t>Албан бичиг хүргүүлэх (2.4.2.3)</w:t>
             </w:r>
           </w:p>
         </w:tc>
@@ -16226,13 +18348,8 @@
             <w:tcW w:type="dxa" w:w="4464"/>
           </w:tcPr>
           <w:p>
-            <w:r/>
-            <w:r>
-              <w:rPr>
-                <w:color w:val="1A1A1A"/>
-                <w:sz w:val="15"/>
-              </w:rPr>
-              <w:t>Мөн давхаргаас зам, трассын ангиллын хилийг татах</w:t>
+            <w:r>
+              <w:t>Мөн E-Mongolia суваг шаардана</w:t>
             </w:r>
           </w:p>
         </w:tc>
@@ -16245,13 +18362,6 @@
           </w:tcPr>
           <w:p>
             <w:r/>
-            <w:r>
-              <w:rPr>
-                <w:b/>
-                <w:color w:val="000000"/>
-                <w:sz w:val="15"/>
-              </w:rPr>
-            </w:r>
           </w:p>
         </w:tc>
         <w:tc>
@@ -16260,13 +18370,8 @@
             <w:shd w:val="clear" w:fill="F5F5F5"/>
           </w:tcPr>
           <w:p>
-            <w:r/>
-            <w:r>
-              <w:rPr>
-                <w:color w:val="1A1A1A"/>
-                <w:sz w:val="15"/>
-              </w:rPr>
-              <w:t>Нийгмийн дэд бүтэц (2.2.1.3)</w:t>
+            <w:r>
+              <w:t>2010–2025 оны түүхэн өгөгдөл нөхөж оруулах (2.7.1)</w:t>
             </w:r>
           </w:p>
         </w:tc>
@@ -16276,1012 +18381,20 @@
             <w:shd w:val="clear" w:fill="F5F5F5"/>
           </w:tcPr>
           <w:p>
-            <w:r/>
-            <w:r>
-              <w:rPr>
-                <w:color w:val="1A1A1A"/>
-                <w:sz w:val="15"/>
-              </w:rPr>
-              <w:t>Сургууль, эмнэлэг зэрэг ангиллын хилийг татах</w:t>
-            </w:r>
-          </w:p>
-        </w:tc>
-      </w:tr>
-      <w:tr>
-        <w:tc>
-          <w:tcPr>
-            <w:tcW w:type="dxa" w:w="1656"/>
-          </w:tcPr>
-          <w:p>
-            <w:r/>
-            <w:r>
-              <w:rPr>
-                <w:b/>
-                <w:color w:val="000000"/>
-                <w:sz w:val="15"/>
-              </w:rPr>
-              <w:t>В. ГУС-ийн</w:t>
-              <w:br/>
-              <w:t>системүүд</w:t>
-            </w:r>
-          </w:p>
-        </w:tc>
-        <w:tc>
-          <w:tcPr>
-            <w:tcW w:type="dxa" w:w="3384"/>
-          </w:tcPr>
-          <w:p>
-            <w:r/>
-            <w:r>
-              <w:rPr>
-                <w:color w:val="1A1A1A"/>
-                <w:sz w:val="15"/>
-              </w:rPr>
-              <w:t>ГЗБ, хот төлөвлөлтийн цахим (2.3.1)</w:t>
-            </w:r>
-          </w:p>
-        </w:tc>
-        <w:tc>
-          <w:tcPr>
-            <w:tcW w:type="dxa" w:w="4464"/>
-          </w:tcPr>
-          <w:p>
-            <w:r/>
-            <w:r>
-              <w:rPr>
-                <w:color w:val="1A1A1A"/>
-                <w:sz w:val="15"/>
-              </w:rPr>
-              <w:t>Бүсчлэл, хориглолт-хязгаарлалт — талбарын өөрчлөлтийг ЕТ-тэй хянах</w:t>
-            </w:r>
-          </w:p>
-        </w:tc>
-      </w:tr>
-      <w:tr>
-        <w:tc>
-          <w:tcPr>
-            <w:tcW w:type="dxa" w:w="1656"/>
-            <w:shd w:val="clear" w:fill="F5F5F5"/>
-          </w:tcPr>
-          <w:p>
-            <w:r/>
-            <w:r>
-              <w:rPr>
-                <w:b/>
-                <w:color w:val="000000"/>
-                <w:sz w:val="15"/>
-              </w:rPr>
-            </w:r>
-          </w:p>
-        </w:tc>
-        <w:tc>
-          <w:tcPr>
-            <w:tcW w:type="dxa" w:w="3384"/>
-            <w:shd w:val="clear" w:fill="F5F5F5"/>
-          </w:tcPr>
-          <w:p>
-            <w:r/>
-            <w:r>
-              <w:rPr>
-                <w:color w:val="1A1A1A"/>
-                <w:sz w:val="15"/>
-              </w:rPr>
-              <w:t>Газрын кадастр (2.3.2)</w:t>
-            </w:r>
-          </w:p>
-        </w:tc>
-        <w:tc>
-          <w:tcPr>
-            <w:tcW w:type="dxa" w:w="4464"/>
-            <w:shd w:val="clear" w:fill="F5F5F5"/>
-          </w:tcPr>
-          <w:p>
-            <w:r/>
-            <w:r>
-              <w:rPr>
-                <w:color w:val="1A1A1A"/>
-                <w:sz w:val="15"/>
-              </w:rPr>
-              <w:t>Хил, эзэмшигч, эрхийн төрөл, гэрчилгээ — «Мэдээлэл дуудах» синхрончлолын эх сурвалж</w:t>
-            </w:r>
-          </w:p>
-        </w:tc>
-      </w:tr>
-      <w:tr>
-        <w:tc>
-          <w:tcPr>
-            <w:tcW w:type="dxa" w:w="1656"/>
-          </w:tcPr>
-          <w:p>
-            <w:r/>
-            <w:r>
-              <w:rPr>
-                <w:b/>
-                <w:color w:val="000000"/>
-                <w:sz w:val="15"/>
-              </w:rPr>
-            </w:r>
-          </w:p>
-        </w:tc>
-        <w:tc>
-          <w:tcPr>
-            <w:tcW w:type="dxa" w:w="3384"/>
-          </w:tcPr>
-          <w:p>
-            <w:r/>
-            <w:r>
-              <w:rPr>
-                <w:color w:val="1A1A1A"/>
-                <w:sz w:val="15"/>
-              </w:rPr>
-              <w:t>Газрын үнэлгээ (2.3.3)</w:t>
-            </w:r>
-          </w:p>
-        </w:tc>
-        <w:tc>
-          <w:tcPr>
-            <w:tcW w:type="dxa" w:w="4464"/>
-          </w:tcPr>
-          <w:p>
-            <w:r/>
-            <w:r>
-              <w:rPr>
-                <w:color w:val="1A1A1A"/>
-                <w:sz w:val="15"/>
-              </w:rPr>
-              <w:t>Үнэлгээний бүс, суурь үнэ, дуудлагын итгэлцүүр — олговрын тооцооллын суурь</w:t>
-            </w:r>
-          </w:p>
-        </w:tc>
-      </w:tr>
-      <w:tr>
-        <w:tc>
-          <w:tcPr>
-            <w:tcW w:type="dxa" w:w="1656"/>
-            <w:shd w:val="clear" w:fill="F5F5F5"/>
-          </w:tcPr>
-          <w:p>
-            <w:r/>
-            <w:r>
-              <w:rPr>
-                <w:b/>
-                <w:color w:val="000000"/>
-                <w:sz w:val="15"/>
-              </w:rPr>
-            </w:r>
-          </w:p>
-        </w:tc>
-        <w:tc>
-          <w:tcPr>
-            <w:tcW w:type="dxa" w:w="3384"/>
-            <w:shd w:val="clear" w:fill="F5F5F5"/>
-          </w:tcPr>
-          <w:p>
-            <w:r/>
-            <w:r>
-              <w:rPr>
-                <w:color w:val="1A1A1A"/>
-                <w:sz w:val="15"/>
-              </w:rPr>
-              <w:t>Хот байгуулалтын кадастр (2.3.4)</w:t>
-            </w:r>
-          </w:p>
-        </w:tc>
-        <w:tc>
-          <w:tcPr>
-            <w:tcW w:type="dxa" w:w="4464"/>
-            <w:shd w:val="clear" w:fill="F5F5F5"/>
-          </w:tcPr>
-          <w:p>
-            <w:r/>
-            <w:r>
-              <w:rPr>
-                <w:color w:val="1A1A1A"/>
-                <w:sz w:val="15"/>
-              </w:rPr>
-              <w:t>Барилга байгууламжийн бүртгэл, хил, зориулалт</w:t>
-            </w:r>
-          </w:p>
-        </w:tc>
-      </w:tr>
-      <w:tr>
-        <w:tc>
-          <w:tcPr>
-            <w:tcW w:type="dxa" w:w="1656"/>
-          </w:tcPr>
-          <w:p>
-            <w:r/>
-            <w:r>
-              <w:rPr>
-                <w:b/>
-                <w:color w:val="000000"/>
-                <w:sz w:val="15"/>
-              </w:rPr>
-            </w:r>
-          </w:p>
-        </w:tc>
-        <w:tc>
-          <w:tcPr>
-            <w:tcW w:type="dxa" w:w="3384"/>
-          </w:tcPr>
-          <w:p>
-            <w:r/>
-            <w:r>
-              <w:rPr>
-                <w:color w:val="1A1A1A"/>
-                <w:sz w:val="15"/>
-              </w:rPr>
-              <w:t>Газрын мониторинг (2.3.5)</w:t>
-            </w:r>
-          </w:p>
-        </w:tc>
-        <w:tc>
-          <w:tcPr>
-            <w:tcW w:type="dxa" w:w="4464"/>
-          </w:tcPr>
-          <w:p>
-            <w:r/>
-            <w:r>
-              <w:rPr>
-                <w:color w:val="1A1A1A"/>
-                <w:sz w:val="15"/>
-              </w:rPr>
-              <w:t>Газрын төлөв байдал, ашиглалтын хяналтын дүн</w:t>
-            </w:r>
-          </w:p>
-        </w:tc>
-      </w:tr>
-      <w:tr>
-        <w:tc>
-          <w:tcPr>
-            <w:tcW w:type="dxa" w:w="1656"/>
-            <w:shd w:val="clear" w:fill="F5F5F5"/>
-          </w:tcPr>
-          <w:p>
-            <w:r/>
-            <w:r>
-              <w:rPr>
-                <w:b/>
-                <w:color w:val="000000"/>
-                <w:sz w:val="15"/>
-              </w:rPr>
-              <w:t>Г. Кадастрын</w:t>
-              <w:br/>
-              <w:t>давхцал</w:t>
-            </w:r>
-          </w:p>
-        </w:tc>
-        <w:tc>
-          <w:tcPr>
-            <w:tcW w:type="dxa" w:w="3384"/>
-            <w:shd w:val="clear" w:fill="F5F5F5"/>
-          </w:tcPr>
-          <w:p>
-            <w:r/>
-            <w:r>
-              <w:rPr>
-                <w:color w:val="1A1A1A"/>
-                <w:sz w:val="15"/>
-              </w:rPr>
-              <w:t>Зөрчлийн давхарга үүсгэх (2.4.1.1)</w:t>
-            </w:r>
-          </w:p>
-        </w:tc>
-        <w:tc>
-          <w:tcPr>
-            <w:tcW w:type="dxa" w:w="4464"/>
-            <w:shd w:val="clear" w:fill="F5F5F5"/>
-          </w:tcPr>
-          <w:p>
-            <w:r/>
-            <w:r>
-              <w:rPr>
-                <w:color w:val="1A1A1A"/>
-                <w:sz w:val="15"/>
-              </w:rPr>
-              <w:t>Кадастрын зургийг чөлөөлөлтийн хилтэй харьцуулж зөрчилтэй талбарыг зурагт харуулах</w:t>
-            </w:r>
-          </w:p>
-        </w:tc>
-      </w:tr>
-      <w:tr>
-        <w:tc>
-          <w:tcPr>
-            <w:tcW w:type="dxa" w:w="1656"/>
-          </w:tcPr>
-          <w:p>
-            <w:r/>
-            <w:r>
-              <w:rPr>
-                <w:b/>
-                <w:color w:val="000000"/>
-                <w:sz w:val="15"/>
-              </w:rPr>
-            </w:r>
-          </w:p>
-        </w:tc>
-        <w:tc>
-          <w:tcPr>
-            <w:tcW w:type="dxa" w:w="3384"/>
-          </w:tcPr>
-          <w:p>
-            <w:r/>
-            <w:r>
-              <w:rPr>
-                <w:color w:val="1A1A1A"/>
-                <w:sz w:val="15"/>
-              </w:rPr>
-              <w:t>Зөрчлийг системд холбох (2.4.1.2)</w:t>
-            </w:r>
-          </w:p>
-        </w:tc>
-        <w:tc>
-          <w:tcPr>
-            <w:tcW w:type="dxa" w:w="4464"/>
-          </w:tcPr>
-          <w:p>
-            <w:r/>
-            <w:r>
-              <w:rPr>
-                <w:color w:val="1A1A1A"/>
-                <w:sz w:val="15"/>
-              </w:rPr>
-              <w:t>Зөрчил бүрийг нэгж талбарын дэлгэрэнгүйтэй холбох</w:t>
-            </w:r>
-          </w:p>
-        </w:tc>
-      </w:tr>
-      <w:tr>
-        <w:tc>
-          <w:tcPr>
-            <w:tcW w:type="dxa" w:w="1656"/>
-            <w:shd w:val="clear" w:fill="F5F5F5"/>
-          </w:tcPr>
-          <w:p>
-            <w:r/>
-            <w:r>
-              <w:rPr>
-                <w:b/>
-                <w:color w:val="000000"/>
-                <w:sz w:val="15"/>
-              </w:rPr>
-            </w:r>
-          </w:p>
-        </w:tc>
-        <w:tc>
-          <w:tcPr>
-            <w:tcW w:type="dxa" w:w="3384"/>
-            <w:shd w:val="clear" w:fill="F5F5F5"/>
-          </w:tcPr>
-          <w:p>
-            <w:r/>
-            <w:r>
-              <w:rPr>
-                <w:color w:val="1A1A1A"/>
-                <w:sz w:val="15"/>
-              </w:rPr>
-              <w:t>Давхцал шалгах (2.9.1)</w:t>
-            </w:r>
-          </w:p>
-        </w:tc>
-        <w:tc>
-          <w:tcPr>
-            <w:tcW w:type="dxa" w:w="4464"/>
-            <w:shd w:val="clear" w:fill="F5F5F5"/>
-          </w:tcPr>
-          <w:p>
-            <w:r/>
-            <w:r>
-              <w:rPr>
-                <w:color w:val="1A1A1A"/>
-                <w:sz w:val="15"/>
-              </w:rPr>
-              <w:t>Кадастрын API-аас хил татаж системийн PostGIS тооцоололтой тулгах</w:t>
-            </w:r>
-          </w:p>
-        </w:tc>
-      </w:tr>
-      <w:tr>
-        <w:tc>
-          <w:tcPr>
-            <w:tcW w:type="dxa" w:w="1656"/>
-          </w:tcPr>
-          <w:p>
-            <w:r/>
-            <w:r>
-              <w:rPr>
-                <w:b/>
-                <w:color w:val="000000"/>
-                <w:sz w:val="15"/>
-              </w:rPr>
-              <w:t>Д. Эрх,</w:t>
-              <w:br/>
-              <w:t>захирамж</w:t>
-            </w:r>
-          </w:p>
-        </w:tc>
-        <w:tc>
-          <w:tcPr>
-            <w:tcW w:type="dxa" w:w="3384"/>
-          </w:tcPr>
-          <w:p>
-            <w:r/>
-            <w:r>
-              <w:rPr>
-                <w:color w:val="1A1A1A"/>
-                <w:sz w:val="15"/>
-              </w:rPr>
-              <w:t>Чиг үүргээр эрх тохируулах (2.4.3.1)</w:t>
-            </w:r>
-          </w:p>
-        </w:tc>
-        <w:tc>
-          <w:tcPr>
-            <w:tcW w:type="dxa" w:w="4464"/>
-          </w:tcPr>
-          <w:p>
-            <w:r/>
-            <w:r>
-              <w:rPr>
-                <w:color w:val="1A1A1A"/>
-                <w:sz w:val="15"/>
-              </w:rPr>
-              <w:t>ГУС-ийн чиг үүргээс системийн роль/зөвшөөрөлд автоматаар буулгах</w:t>
-            </w:r>
-          </w:p>
-        </w:tc>
-      </w:tr>
-      <w:tr>
-        <w:tc>
-          <w:tcPr>
-            <w:tcW w:type="dxa" w:w="1656"/>
-            <w:shd w:val="clear" w:fill="F5F5F5"/>
-          </w:tcPr>
-          <w:p>
-            <w:r/>
-            <w:r>
-              <w:rPr>
-                <w:b/>
-                <w:color w:val="000000"/>
-                <w:sz w:val="15"/>
-              </w:rPr>
-            </w:r>
-          </w:p>
-        </w:tc>
-        <w:tc>
-          <w:tcPr>
-            <w:tcW w:type="dxa" w:w="3384"/>
-            <w:shd w:val="clear" w:fill="F5F5F5"/>
-          </w:tcPr>
-          <w:p>
-            <w:r/>
-            <w:r>
-              <w:rPr>
-                <w:color w:val="1A1A1A"/>
-                <w:sz w:val="15"/>
-              </w:rPr>
-              <w:t>Захирамжийн төсөл (2.4.4.3)</w:t>
-            </w:r>
-          </w:p>
-        </w:tc>
-        <w:tc>
-          <w:tcPr>
-            <w:tcW w:type="dxa" w:w="4464"/>
-            <w:shd w:val="clear" w:fill="F5F5F5"/>
-          </w:tcPr>
-          <w:p>
-            <w:r/>
-            <w:r>
-              <w:rPr>
-                <w:color w:val="1A1A1A"/>
-                <w:sz w:val="15"/>
-              </w:rPr>
-              <w:t>Талбар, эзэмшигч, олговрын дүнг загварт бөглөж захирамжийн бүртгэлтэй уях</w:t>
-            </w:r>
-          </w:p>
-        </w:tc>
-      </w:tr>
-      <w:tr>
-        <w:tc>
-          <w:tcPr>
-            <w:tcW w:type="dxa" w:w="1656"/>
-          </w:tcPr>
-          <w:p>
-            <w:r/>
-            <w:r>
-              <w:rPr>
-                <w:b/>
-                <w:color w:val="000000"/>
-                <w:sz w:val="15"/>
-              </w:rPr>
-              <w:t>Е. Дундын</w:t>
-              <w:br/>
-              <w:t>мэдээллийн сан</w:t>
-            </w:r>
-          </w:p>
-        </w:tc>
-        <w:tc>
-          <w:tcPr>
-            <w:tcW w:type="dxa" w:w="3384"/>
-          </w:tcPr>
-          <w:p>
-            <w:r/>
-            <w:r>
-              <w:rPr>
-                <w:color w:val="1A1A1A"/>
-                <w:sz w:val="15"/>
-              </w:rPr>
-              <w:t>УБЕГ (2.8.1)</w:t>
-            </w:r>
-          </w:p>
-        </w:tc>
-        <w:tc>
-          <w:tcPr>
-            <w:tcW w:type="dxa" w:w="4464"/>
-          </w:tcPr>
-          <w:p>
-            <w:r/>
-            <w:r>
-              <w:rPr>
-                <w:color w:val="1A1A1A"/>
-                <w:sz w:val="15"/>
-              </w:rPr>
-              <w:t>Регистрээр үл хөдлөхийн гэрчилгээ, өмчлөл, барьцааны лавлагаа</w:t>
-            </w:r>
-          </w:p>
-        </w:tc>
-      </w:tr>
-      <w:tr>
-        <w:tc>
-          <w:tcPr>
-            <w:tcW w:type="dxa" w:w="1656"/>
-            <w:shd w:val="clear" w:fill="F5F5F5"/>
-          </w:tcPr>
-          <w:p>
-            <w:r/>
-            <w:r>
-              <w:rPr>
-                <w:b/>
-                <w:color w:val="000000"/>
-                <w:sz w:val="15"/>
-              </w:rPr>
-            </w:r>
-          </w:p>
-        </w:tc>
-        <w:tc>
-          <w:tcPr>
-            <w:tcW w:type="dxa" w:w="3384"/>
-            <w:shd w:val="clear" w:fill="F5F5F5"/>
-          </w:tcPr>
-          <w:p>
-            <w:r/>
-            <w:r>
-              <w:rPr>
-                <w:color w:val="1A1A1A"/>
-                <w:sz w:val="15"/>
-              </w:rPr>
-              <w:t>Татварын ерөнхий газар (2.8.2)</w:t>
-            </w:r>
-          </w:p>
-        </w:tc>
-        <w:tc>
-          <w:tcPr>
-            <w:tcW w:type="dxa" w:w="4464"/>
-            <w:shd w:val="clear" w:fill="F5F5F5"/>
-          </w:tcPr>
-          <w:p>
-            <w:r/>
-            <w:r>
-              <w:rPr>
-                <w:color w:val="1A1A1A"/>
-                <w:sz w:val="15"/>
-              </w:rPr>
-              <w:t>Татварын өр, төлөлтийн лавлагаа — олговор олгохын өмнөх шалгалт</w:t>
-            </w:r>
-          </w:p>
-        </w:tc>
-      </w:tr>
-      <w:tr>
-        <w:tc>
-          <w:tcPr>
-            <w:tcW w:type="dxa" w:w="1656"/>
-          </w:tcPr>
-          <w:p>
-            <w:r/>
-            <w:r>
-              <w:rPr>
-                <w:b/>
-                <w:color w:val="000000"/>
-                <w:sz w:val="15"/>
-              </w:rPr>
-            </w:r>
-          </w:p>
-        </w:tc>
-        <w:tc>
-          <w:tcPr>
-            <w:tcW w:type="dxa" w:w="3384"/>
-          </w:tcPr>
-          <w:p>
-            <w:r/>
-            <w:r>
-              <w:rPr>
-                <w:color w:val="1A1A1A"/>
-                <w:sz w:val="15"/>
-              </w:rPr>
-              <w:t>ШШГЕГ (2.8.3)</w:t>
-            </w:r>
-          </w:p>
-        </w:tc>
-        <w:tc>
-          <w:tcPr>
-            <w:tcW w:type="dxa" w:w="4464"/>
-          </w:tcPr>
-          <w:p>
-            <w:r/>
-            <w:r>
-              <w:rPr>
-                <w:color w:val="1A1A1A"/>
-                <w:sz w:val="15"/>
-              </w:rPr>
-              <w:t>Шүүхийн маргаан, эрх түдгэлзүүлэлтийн лавлагаа</w:t>
-            </w:r>
-          </w:p>
-        </w:tc>
-      </w:tr>
-      <w:tr>
-        <w:tc>
-          <w:tcPr>
-            <w:tcW w:type="dxa" w:w="1656"/>
-            <w:shd w:val="clear" w:fill="F5F5F5"/>
-          </w:tcPr>
-          <w:p>
-            <w:r/>
-            <w:r>
-              <w:rPr>
-                <w:b/>
-                <w:color w:val="000000"/>
-                <w:sz w:val="15"/>
-              </w:rPr>
-            </w:r>
-          </w:p>
-        </w:tc>
-        <w:tc>
-          <w:tcPr>
-            <w:tcW w:type="dxa" w:w="3384"/>
-            <w:shd w:val="clear" w:fill="F5F5F5"/>
-          </w:tcPr>
-          <w:p>
-            <w:r/>
-            <w:r>
-              <w:rPr>
-                <w:color w:val="1A1A1A"/>
-                <w:sz w:val="15"/>
-              </w:rPr>
-              <w:t>Үнийн мэдээний сан (2.8.4)</w:t>
-            </w:r>
-          </w:p>
-        </w:tc>
-        <w:tc>
-          <w:tcPr>
-            <w:tcW w:type="dxa" w:w="4464"/>
-            <w:shd w:val="clear" w:fill="F5F5F5"/>
-          </w:tcPr>
-          <w:p>
-            <w:r/>
-            <w:r>
-              <w:rPr>
-                <w:color w:val="1A1A1A"/>
-                <w:sz w:val="15"/>
-              </w:rPr>
-              <w:t>Батлагдсан олговруудаас үнийн сан бүрдүүлж ГУС-т лавлагаа болгон өгөх</w:t>
-            </w:r>
-          </w:p>
-        </w:tc>
-      </w:tr>
-      <w:tr>
-        <w:tc>
-          <w:tcPr>
-            <w:tcW w:type="dxa" w:w="1656"/>
-          </w:tcPr>
-          <w:p>
-            <w:r/>
-            <w:r>
-              <w:rPr>
-                <w:b/>
-                <w:color w:val="000000"/>
-                <w:sz w:val="15"/>
-              </w:rPr>
-            </w:r>
-          </w:p>
-        </w:tc>
-        <w:tc>
-          <w:tcPr>
-            <w:tcW w:type="dxa" w:w="3384"/>
-          </w:tcPr>
-          <w:p>
-            <w:r/>
-            <w:r>
-              <w:rPr>
-                <w:color w:val="1A1A1A"/>
-                <w:sz w:val="15"/>
-              </w:rPr>
-              <w:t>E-Mongolia (2.8.5)</w:t>
-            </w:r>
-          </w:p>
-        </w:tc>
-        <w:tc>
-          <w:tcPr>
-            <w:tcW w:type="dxa" w:w="4464"/>
-          </w:tcPr>
-          <w:p>
-            <w:r/>
-            <w:r>
-              <w:rPr>
-                <w:color w:val="1A1A1A"/>
-                <w:sz w:val="15"/>
-              </w:rPr>
-              <w:t>Иргэнд мэдэгдэл хүргүүлж, НЭЗ судалгааны хариуг хүлээн авах</w:t>
-            </w:r>
-          </w:p>
-        </w:tc>
-      </w:tr>
-      <w:tr>
-        <w:tc>
-          <w:tcPr>
-            <w:tcW w:type="dxa" w:w="1656"/>
-            <w:shd w:val="clear" w:fill="F5F5F5"/>
-          </w:tcPr>
-          <w:p>
-            <w:r/>
-            <w:r>
-              <w:rPr>
-                <w:b/>
-                <w:color w:val="000000"/>
-                <w:sz w:val="15"/>
-              </w:rPr>
-            </w:r>
-          </w:p>
-        </w:tc>
-        <w:tc>
-          <w:tcPr>
-            <w:tcW w:type="dxa" w:w="3384"/>
-            <w:shd w:val="clear" w:fill="F5F5F5"/>
-          </w:tcPr>
-          <w:p>
-            <w:r/>
-            <w:r>
-              <w:rPr>
-                <w:color w:val="1A1A1A"/>
-                <w:sz w:val="15"/>
-              </w:rPr>
-              <w:t>Динамик давхарга (2.8.6)</w:t>
-            </w:r>
-          </w:p>
-        </w:tc>
-        <w:tc>
-          <w:tcPr>
-            <w:tcW w:type="dxa" w:w="4464"/>
-            <w:shd w:val="clear" w:fill="F5F5F5"/>
-          </w:tcPr>
-          <w:p>
-            <w:r/>
-            <w:r>
-              <w:rPr>
-                <w:color w:val="1A1A1A"/>
-                <w:sz w:val="15"/>
-              </w:rPr>
-              <w:t>ГУС-ийн каталогоос давхаргыг кодгүйгээр зурагт нэмэх</w:t>
-            </w:r>
-          </w:p>
-        </w:tc>
-      </w:tr>
-      <w:tr>
-        <w:tc>
-          <w:tcPr>
-            <w:tcW w:type="dxa" w:w="1656"/>
-          </w:tcPr>
-          <w:p>
-            <w:r/>
-            <w:r>
-              <w:rPr>
-                <w:b/>
-                <w:color w:val="000000"/>
-                <w:sz w:val="15"/>
-              </w:rPr>
-              <w:t>Ж. Бусад</w:t>
-            </w:r>
-          </w:p>
-        </w:tc>
-        <w:tc>
-          <w:tcPr>
-            <w:tcW w:type="dxa" w:w="3384"/>
-          </w:tcPr>
-          <w:p>
-            <w:r/>
-            <w:r>
-              <w:rPr>
-                <w:color w:val="1A1A1A"/>
-                <w:sz w:val="15"/>
-              </w:rPr>
-              <w:t>Бусад системд өгөгдөл өгөх (2.9.2)</w:t>
-            </w:r>
-          </w:p>
-        </w:tc>
-        <w:tc>
-          <w:tcPr>
-            <w:tcW w:type="dxa" w:w="4464"/>
-          </w:tcPr>
-          <w:p>
-            <w:r/>
-            <w:r>
-              <w:rPr>
-                <w:color w:val="1A1A1A"/>
-                <w:sz w:val="15"/>
-              </w:rPr>
-              <w:t>Чөлөөлөлт, талбар, олговрын мэдээллийг REST/WFS-ээр гаргах</w:t>
+            <w:r>
+              <w:t>ГУС-ийн түүхэн өгөгдлийн эх сурвалж шаардана</w:t>
             </w:r>
           </w:p>
         </w:tc>
       </w:tr>
     </w:tbl>
     <w:p>
-      <w:pPr/>
+      <w:bookmarkStart w:id="138" w:name="_toc138"/>
+      <w:pPr>
+        <w:pStyle w:val="Heading2"/>
+      </w:pPr>
       <w:r>
-        <w:t>Дэвшил — мок (суулгасан) өгөгдлөөр бүрэн туршигдсан 7 ажил. Дээрх 27 ажлын дотроос доорх 7-ын техникийн урсгал бодит ГУС холболтгүйгээр, backend-д суулгасан (seeded) төлөвлөгөө/талбарын өгөгдлөөр эцсээс нь эцэс хүртэл ажиллаж байгааг баталгаажуулав — ГУС нээгдэхэд зөвхөн өгөгдлийн эх сурвалжийг (seed → ГУС API) сольход хангалттай, шинэ хөгжүүлэлт шаардахгүй:</w:t>
-      </w:r>
-    </w:p>
-    <w:p>
-      <w:pPr>
-        <w:pStyle w:val="ListBullet"/>
-      </w:pPr>
-      <w:r>
-        <w:t>Үнэлгээний байгууллагын бүртгэл (2.3.4) — professional_org ролиор суулгасан хэрэглэгчийн жагсаалт байгууллагын бүртгэлийн оронд ашиглагдаж байна (лицензийн хугацааны баталгаажуулалтгүй)</w:t>
-      </w:r>
-    </w:p>
-    <w:p>
-      <w:pPr>
-        <w:pStyle w:val="ListBullet"/>
-      </w:pPr>
-      <w:r>
-        <w:t>Гэр хорооллын чөлөөлөлт (2.2.1.1) — суулгасан нэг төлөвлөгөө (жишээ: «PLAN-2024-001») болон түүний source_parcel-уудаас чөлөөлөлт автоматаар үүсдэг бодит урсгал ажиллаж байна</w:t>
-      </w:r>
-    </w:p>
-    <w:p>
-      <w:pPr>
-        <w:pStyle w:val="ListBullet"/>
-      </w:pPr>
-      <w:r>
-        <w:t>Авто зам, шугам сүлжээ (2.2.1.2) — дээрхтэй ижил механизм, ангилал ялгаагүй</w:t>
-      </w:r>
-    </w:p>
-    <w:p>
-      <w:pPr>
-        <w:pStyle w:val="ListBullet"/>
-      </w:pPr>
-      <w:r>
-        <w:t>Нийгмийн дэд бүтэц (2.2.1.3) — мөн адил механизм</w:t>
-      </w:r>
-    </w:p>
-    <w:p>
-      <w:pPr>
-        <w:pStyle w:val="ListBullet"/>
-      </w:pPr>
-      <w:r>
-        <w:t>Зөрчлийн давхарга үүсгэх (2.4.1.1) — PostGIS-ийн бодит ST_Intersection тооцоолол суулгасан төлөвлөгөөний хилтэй харьцуулж зөрчил илрүүлдэг</w:t>
-      </w:r>
-    </w:p>
-    <w:p>
-      <w:pPr>
-        <w:pStyle w:val="ListBullet"/>
-      </w:pPr>
-      <w:r>
-        <w:t>Зөрчлийг системд холбох (2.4.1.2) — тооцооллын үр дүн нэгж талбарын мэдээлэлтэй холбогдож харагдана</w:t>
-      </w:r>
-    </w:p>
-    <w:p>
-      <w:pPr>
-        <w:pStyle w:val="ListBullet"/>
-      </w:pPr>
-      <w:r>
-        <w:t>Давхцал шалгах (2.9.1) — land.Create/ValidateOverlap функц бодит PostGIS геометрийн давхцлыг суулгасан өгөгдөлтэй тулгаж шалгадаг</w:t>
-      </w:r>
-    </w:p>
-    <w:p>
-      <w:pPr/>
-      <w:r>
-        <w:t>Захирамжийн төсөл бэлтгэх (2.4.4.3) — хэсэгчлэн: талбар, эзэмшигч, батлагдсан олговрын дүнг захирамжийн төслийн Excel загварт автоматаар бөглөх хэсэг бүрэн ажилладаг болсон (7-р бүлэг, «Эх хэвлэл»); зөвхөн ГУС-ийн албан ёсны захирамжийн бүртгэлтэй уялдуулах синхрончлол үлдсэн тул энэ ажлыг «27 ГУС хүлээгдэж буй»-д тооцсоор байна.</w:t>
-      </w:r>
-    </w:p>
-    <w:p>
-      <w:pPr>
-        <w:spacing w:after="40"/>
-      </w:pPr>
-    </w:p>
-    <w:p>
-      <w:bookmarkStart w:id="137" w:name="_toc137"/>
-      <w:pPr>
-        <w:pStyle w:val="Heading2"/>
-      </w:pPr>
-      <w:r>
-        <w:t>11.3 ГУС-ийн хөгжүүлэлтээс хамаарч хийгдэх боломжтой ажлууд (4)</w:t>
-      </w:r>
-      <w:bookmarkEnd w:id="137"/>
-    </w:p>
-    <w:p>
-      <w:pPr>
-        <w:spacing w:after="120"/>
-        <w:ind w:firstLine="706"/>
-        <w:jc w:val="both"/>
-      </w:pPr>
-      <w:r>
-        <w:rPr>
-          <w:b w:val="0"/>
-          <w:i w:val="0"/>
-          <w:color w:val="000000"/>
-          <w:sz w:val="24"/>
-        </w:rPr>
-        <w:t>Эдгээр ажлыг цахимаар хэрэгжүүлэхэд иргэдэд зориулсан цахим хүргэлтийн суваг (E-Mongolia, ГУС-ийн 2.8.5 ажил) шаардлагатай тул ГУС-ийн холболт нээгдсэний дараа хэрэгжих боломжтой:</w:t>
-      </w:r>
-    </w:p>
-    <w:p>
-      <w:pPr>
-        <w:pStyle w:val="ListBullet"/>
-        <w:spacing w:after="60"/>
-      </w:pPr>
-      <w:r>
-        <w:rPr>
-          <w:color w:val="1A1A1A"/>
-          <w:sz w:val="22"/>
-        </w:rPr>
-        <w:t>НЭЗ судалгааг цахимаар авч тоон мэдээлэл үүсгэх (2.4.2.1)</w:t>
-      </w:r>
-    </w:p>
-    <w:p>
-      <w:pPr>
-        <w:pStyle w:val="ListBullet"/>
-        <w:spacing w:after="60"/>
-      </w:pPr>
-      <w:r>
-        <w:rPr>
-          <w:color w:val="1A1A1A"/>
-          <w:sz w:val="22"/>
-        </w:rPr>
-        <w:t>Цахим хэлбэрээр мэдэгдэх хуудас хүргүүлэх (2.4.2.2)</w:t>
-      </w:r>
-    </w:p>
-    <w:p>
-      <w:pPr>
-        <w:pStyle w:val="ListBullet"/>
-        <w:spacing w:after="60"/>
-      </w:pPr>
-      <w:r>
-        <w:rPr>
-          <w:color w:val="1A1A1A"/>
-          <w:sz w:val="22"/>
-        </w:rPr>
-        <w:t>Албан бичиг хүргүүлэх (2.4.2.3)</w:t>
-      </w:r>
-    </w:p>
-    <w:p>
-      <w:pPr>
-        <w:pStyle w:val="ListBullet"/>
-        <w:spacing w:after="60"/>
-      </w:pPr>
-      <w:r>
-        <w:rPr>
-          <w:color w:val="1A1A1A"/>
-          <w:sz w:val="22"/>
-        </w:rPr>
-        <w:t>2010–2025 оны чөлөөлөгдсөн талбарын мэдээллийг нөхөж оруулах (2.7.1)</w:t>
-      </w:r>
-    </w:p>
-    <w:p>
-      <w:bookmarkStart w:id="138" w:name="_toc138"/>
-      <w:pPr>
-        <w:pStyle w:val="Heading2"/>
-      </w:pPr>
-      <w:r>
-        <w:t>11.4 Бусад хүлээгдэж байгаа ажлууд (3)</w:t>
+        <w:t>10.4 Бусад хүлээгдэж байгаа ажлууд (3)</w:t>
       </w:r>
       <w:bookmarkEnd w:id="138"/>
     </w:p>
@@ -17330,7 +18443,7 @@
         <w:pStyle w:val="Heading2"/>
       </w:pPr>
       <w:r>
-        <w:t>11.5 Төлөвлөгөөт ажлын иж бүрдэлд ороогүй боловч хэрэгжсэн ажлууд</w:t>
+        <w:t>10.5 Төлөвлөгөөт ажлын иж бүрдэлд ороогүй боловч хэрэгжсэн ажлууд</w:t>
       </w:r>
       <w:bookmarkEnd w:id="139"/>
     </w:p>
@@ -17374,27 +18487,6 @@
           <w:color w:val="000000"/>
           <w:sz w:val="22"/>
         </w:rPr>
-        <w:t>Мэргэжлийн байгууллагын тусгаарлагдсан портал</w:t>
-      </w:r>
-      <w:r>
-        <w:rPr>
-          <w:color w:val="1A1A1A"/>
-          <w:sz w:val="22"/>
-        </w:rPr>
-        <w:t xml:space="preserve"> — гадны байгууллага зөвхөн өөрт оноогдсон объект дээр ажиллах 43 endpoint орчин</w:t>
-      </w:r>
-    </w:p>
-    <w:p>
-      <w:pPr>
-        <w:pStyle w:val="ListBullet"/>
-        <w:spacing w:after="60"/>
-      </w:pPr>
-      <w:r>
-        <w:rPr>
-          <w:b/>
-          <w:color w:val="000000"/>
-          <w:sz w:val="22"/>
-        </w:rPr>
         <w:t>Бүрэн түүхжүүлэлт</w:t>
       </w:r>
       <w:r>
@@ -17437,27 +18529,6 @@
           <w:color w:val="000000"/>
           <w:sz w:val="22"/>
         </w:rPr>
-        <w:t>Бодит цагийн мэдэгдлийн систем</w:t>
-      </w:r>
-      <w:r>
-        <w:rPr>
-          <w:color w:val="1A1A1A"/>
-          <w:sz w:val="22"/>
-        </w:rPr>
-        <w:t xml:space="preserve"> — төлөв өөрчлөгдөх бүрд холбогдох хэрэглэгчдэд SSE-ээр шууд мэдэгддэг (7.12)</w:t>
-      </w:r>
-    </w:p>
-    <w:p>
-      <w:pPr>
-        <w:pStyle w:val="ListBullet"/>
-        <w:spacing w:after="60"/>
-      </w:pPr>
-      <w:r>
-        <w:rPr>
-          <w:b/>
-          <w:color w:val="000000"/>
-          <w:sz w:val="22"/>
-        </w:rPr>
         <w:t>3D газрын зургийн дүрслэл — Чөлөөлөлтийн «Байршил» таб болон хяналтын самбарын газрын зурагт CesiumJS дээр суурилсан 2D/3D сонголт нэмэгдсэн; одоо байгаа GeoServer давхаргууд (статус, хил, төлөвлөгөө) 3D дэлхийн бөмбөрцөг дээр давхарлагдан харагдана, бодит терраны өндөрлөгтэй</w:t>
       </w:r>
       <w:r>
@@ -17478,7 +18549,7 @@
           <w:color w:val="000000"/>
           <w:sz w:val="22"/>
         </w:rPr>
-        <w:t>Газрын зургийг дэлгэц дүүрэн (fullscreen) харах — систем даяар бүх газрын зураг харагддаг хэсэгт нэгдсэн товч нэмэгдсэн</w:t>
+        <w:t>Логжуулалт — Frontend-д уншигдаагүй алдаа/алдааны хуудас (error.tsx, global-error.tsx), клиентийн лог сервер рүү дамжуулах сувгаар нэмэгдэж; backend slog бүтэцлэгдсэн JSON лог (9.15-д дэлгэрэнгүй)</w:t>
       </w:r>
       <w:r>
         <w:rPr>
@@ -17498,7 +18569,7 @@
           <w:color w:val="000000"/>
           <w:sz w:val="22"/>
         </w:rPr>
-        <w:t>Дашбоардын хайлт, шүүлтүүрийн responsive дизайн — толгой хэсгийн хайлт, шүүлтүүрийн самбар утас, таблет, зөөврийн компьютерийн дэлгэцэд зохицсон</w:t>
+        <w:t>Grafana систем — Loki/Promtail-аар цуглуулсан бүх контейнерийн (frontend, backend, postgres) логийг нэгдсэн самбараар харах (9.15-д дэлгэрэнгүй)</w:t>
       </w:r>
       <w:r>
         <w:rPr>
@@ -17518,7 +18589,7 @@
           <w:color w:val="000000"/>
           <w:sz w:val="22"/>
         </w:rPr>
-        <w:t>Тайлангийн жагсаалтын статистикийн карт + гүйцэтгэлийн засвар — «Тайлан» хуудсанд хяналтын самбартай адил KPI картууд нэмэгдэж, тэдгээрийг тооцох давхар (10 гаруй) API дуудлагыг нэг /report/summary дуудлага болгож зассан</w:t>
+        <w:t>Ажиллах эрхийн зохицуулалтууд — assignment/lock middleware (RequireAssignedOrSenior, RequireAcquisitionNotLocked г.м.) нэмэгдэж, роль тус бүрийн бичих эрхийг объект түвшинд нарийсгасан (9.14.5-д дэлгэрэнгүй)</w:t>
       </w:r>
       <w:r>
         <w:rPr>
@@ -17538,7 +18609,7 @@
           <w:color w:val="000000"/>
           <w:sz w:val="22"/>
         </w:rPr>
-        <w:t>Бүтэцлэгдсэн лог, алдааны хяналт — Frontend-д уншигдаагүй алдаа/алдааны хуудас (error.tsx, global-error.tsx), клиентийн лог сервер рүү дамжуулах суваг нэмэгдэж; backend Loki/Grafana/Promtail стектэй холбогдсон</w:t>
+        <w:t>Гадны байгууллага буюу санхүүгийн албаны баталгаажуулалт, хяналтын хэсэг — professional_org гишүүнчлэлийн шалгалт (RequireProfOrgMember), санхүүгийн мэргэжилтний батлах/буцаах урсгал нарийвчлагдсан</w:t>
       </w:r>
       <w:r>
         <w:rPr>
@@ -17558,7 +18629,7 @@
           <w:color w:val="000000"/>
           <w:sz w:val="22"/>
         </w:rPr>
-        <w:t>Гадаад системд холбогдох бэлтгэл дэд бүтэц — httpclient + client_request аудит (5-р бүлэг) — ГУС холбогдоход шууд ашиглах бэлэн</w:t>
+        <w:t>Төлөвлөгөөнд ороогүй хавсралтуудын хэвлэл болон утгын тохиргоонууд, уялдаа холбоо — Эх хэвлэлийн 11 загвар, тэдгээрийн автомат бөглөлт, холбогдох баримт бичгийн төрлийн тохиргоотой уялдаа</w:t>
       </w:r>
       <w:r>
         <w:rPr>
@@ -17648,7 +18719,7 @@
           </w:tcPr>
           <w:p>
             <w:r>
-              <w:t>50 ажлын 43 нь (86%) системийн талаас хэрэгжсэн; төлөвлөгөөнөөс гадуур 8 томоохон боломж (3D газрын зургийн дүрслэл тэргүүтэй) нэмэлтээр хийгдсэн (аудит лог 2.4.4.6, акт 2.4.4.4, гэрээ хэвлэх 2.4.4.2, зураг төслийн түүх 2.2.2.2-ийн хэрэгжилт дээрээс нэмэлт)</w:t>
+              <w:t>50 ажлын 32.8 жинтэй дүн (66%) — 16 бүрэн + 21 мок-оор бэлэн (80%); төлөвлөгөөнөөс гадуур 9 томоохон боломж (3D газрын зургийн дүрслэл, Grafana/логжуулалт тэргүүтэй) нэмэлтээр хийгдсэн</w:t>
             </w:r>
           </w:p>
         </w:tc>
@@ -17658,7 +18729,7 @@
           </w:tcPr>
           <w:p>
             <w:r>
-              <w:t>Үлдэгдлийн 4 нь ГУС-ийн E-Mongolia холболтоос хамааралтай; бусад 3 нь бие даасан; 27-ийн 7 нь мок өгөгдлөөр аль хэдийн турших боломжтой</w:t>
+              <w:t>21 ажлын техникийн урсгал бодит ГУС холболтгүйгээр мок/дотоод бүртгэлээр аль хэдийн турших боломжтой; бие даасан 3 ажил тусад нь төлөвлөгдөх боломжтой</w:t>
             </w:r>
           </w:p>
         </w:tc>
@@ -17668,7 +18739,7 @@
           </w:tcPr>
           <w:p>
             <w:r>
-              <w:t>ГУС-ийн API нээгдмэгц 27+4 ажил богино хугацаанд хаагдана (7 нь бэлэн урсгалтай тул тэргүүн ээлжинд); бие даасан 3 ажлыг дараагийн шатанд төлөвлөх</w:t>
+              <w:t>ГУС-ийн API нээгдмэгц мок бэлэн 21 ажил тэргүүн ээлжинд, дараа нь үлдэх 10 ажил богино/дунд хугацаанд хаагдана; бие даасан 3 ажлыг дараагийн шатанд төлөвлөх</w:t>
             </w:r>
           </w:p>
         </w:tc>
@@ -17685,7 +18756,7 @@
         <w:pStyle w:val="Heading1"/>
       </w:pPr>
       <w:r>
-        <w:t>12. Нэгдсэн дүгнэлт</w:t>
+        <w:t>11. Нэгдсэн дүгнэлт</w:t>
       </w:r>
       <w:bookmarkEnd w:id="140"/>
     </w:p>
@@ -17695,7 +18766,7 @@
         <w:pStyle w:val="Heading2"/>
       </w:pPr>
       <w:r>
-        <w:t>12.1 Систем хийгдсэнээр гарсан үр дүн</w:t>
+        <w:t>11.1 Систем хийгдсэнээр гарсан үр дүн</w:t>
       </w:r>
       <w:bookmarkEnd w:id="141"/>
     </w:p>
@@ -17770,7 +18841,7 @@
         <w:pStyle w:val="Heading2"/>
       </w:pPr>
       <w:r>
-        <w:t>12.2 Давуу талууд</w:t>
+        <w:t>11.2 Давуу талууд</w:t>
       </w:r>
       <w:bookmarkEnd w:id="142"/>
     </w:p>
